--- a/Документация.docx
+++ b/Документация.docx
@@ -12,14 +12,6 @@
       </w:pPr>
       <w:r>
         <w:rPr>
-          <w:rFonts w:ascii="Segoe UI Emoji" w:hAnsi="Segoe UI Emoji" w:cs="Segoe UI Emoji"/>
-          <w:b/>
-          <w:bCs/>
-        </w:rPr>
-        <w:t xml:space="preserve"># </w:t>
-      </w:r>
-      <w:r>
-        <w:rPr>
           <w:rFonts w:ascii="Calibri" w:hAnsi="Calibri" w:cs="Calibri"/>
           <w:b/>
           <w:bCs/>
@@ -153,34 +145,48 @@
           <w:b/>
           <w:bCs/>
         </w:rPr>
-        <w:t>Квадроконтр</w:t>
+        <w:t>Квадро</w:t>
       </w:r>
       <w:proofErr w:type="spellEnd"/>
       <w:r>
         <w:rPr>
-          <w:rFonts w:ascii="Segoe UI Emoji" w:hAnsi="Segoe UI Emoji" w:cs="Segoe UI Emoji"/>
-          <w:b/>
-          <w:bCs/>
-        </w:rPr>
-        <w:t>» (</w:t>
-      </w:r>
-      <w:proofErr w:type="spellStart"/>
-      <w:r>
-        <w:rPr>
-          <w:rFonts w:ascii="Segoe UI Emoji" w:hAnsi="Segoe UI Emoji" w:cs="Segoe UI Emoji"/>
-          <w:b/>
-          <w:bCs/>
-        </w:rPr>
-        <w:t>QuadroControl</w:t>
-      </w:r>
-      <w:proofErr w:type="spellEnd"/>
-      <w:r>
-        <w:rPr>
-          <w:rFonts w:ascii="Segoe UI Emoji" w:hAnsi="Segoe UI Emoji" w:cs="Segoe UI Emoji"/>
-          <w:b/>
-          <w:bCs/>
-        </w:rPr>
-        <w:t>)</w:t>
+          <w:rFonts w:ascii="Calibri" w:hAnsi="Calibri" w:cs="Calibri"/>
+          <w:b/>
+          <w:bCs/>
+        </w:rPr>
+        <w:t xml:space="preserve"> </w:t>
+      </w:r>
+      <w:r>
+        <w:rPr>
+          <w:rFonts w:ascii="Calibri" w:hAnsi="Calibri" w:cs="Calibri"/>
+          <w:b/>
+          <w:bCs/>
+        </w:rPr>
+        <w:t>К</w:t>
+      </w:r>
+      <w:r>
+        <w:rPr>
+          <w:rFonts w:ascii="Calibri" w:hAnsi="Calibri" w:cs="Calibri"/>
+          <w:b/>
+          <w:bCs/>
+        </w:rPr>
+        <w:t>онтр</w:t>
+      </w:r>
+      <w:r>
+        <w:rPr>
+          <w:rFonts w:ascii="Calibri" w:hAnsi="Calibri" w:cs="Calibri"/>
+          <w:b/>
+          <w:bCs/>
+        </w:rPr>
+        <w:t>ол</w:t>
+      </w:r>
+      <w:r>
+        <w:rPr>
+          <w:rFonts w:ascii="Segoe UI Emoji" w:hAnsi="Segoe UI Emoji" w:cs="Segoe UI Emoji"/>
+          <w:b/>
+          <w:bCs/>
+        </w:rPr>
+        <w:t xml:space="preserve">» </w:t>
       </w:r>
     </w:p>
     <w:p>
@@ -463,9 +469,41 @@
           <w:b/>
           <w:bCs/>
         </w:rPr>
-        <w:t>Квадроконтр</w:t>
+        <w:t>Квадро</w:t>
       </w:r>
       <w:proofErr w:type="spellEnd"/>
+      <w:r>
+        <w:rPr>
+          <w:rFonts w:ascii="Calibri" w:hAnsi="Calibri" w:cs="Calibri"/>
+          <w:b/>
+          <w:bCs/>
+        </w:rPr>
+        <w:t xml:space="preserve"> </w:t>
+      </w:r>
+      <w:r>
+        <w:rPr>
+          <w:rFonts w:ascii="Calibri" w:hAnsi="Calibri" w:cs="Calibri"/>
+          <w:b/>
+          <w:bCs/>
+        </w:rPr>
+        <w:t>К</w:t>
+      </w:r>
+      <w:r>
+        <w:rPr>
+          <w:rFonts w:ascii="Calibri" w:hAnsi="Calibri" w:cs="Calibri"/>
+          <w:b/>
+          <w:bCs/>
+        </w:rPr>
+        <w:t>онтр</w:t>
+      </w:r>
+      <w:r>
+        <w:rPr>
+          <w:rFonts w:ascii="Calibri" w:hAnsi="Calibri" w:cs="Calibri"/>
+          <w:b/>
+          <w:bCs/>
+        </w:rPr>
+        <w:t>ол</w:t>
+      </w:r>
       <w:r>
         <w:rPr>
           <w:rFonts w:ascii="Segoe UI Emoji" w:hAnsi="Segoe UI Emoji" w:cs="Segoe UI Emoji"/>

--- a/Документация.docx
+++ b/Документация.docx
@@ -5,7 +5,7 @@
     <w:p>
       <w:pPr>
         <w:rPr>
-          <w:rFonts w:ascii="Segoe UI Emoji" w:hAnsi="Segoe UI Emoji" w:cs="Segoe UI Emoji"/>
+          <w:rFonts w:ascii="Calibri" w:hAnsi="Calibri" w:cs="Calibri"/>
           <w:b/>
           <w:bCs/>
         </w:rPr>
@@ -16,1061 +16,1794 @@
           <w:b/>
           <w:bCs/>
         </w:rPr>
-        <w:t>Полная</w:t>
-      </w:r>
-      <w:r>
-        <w:rPr>
-          <w:rFonts w:ascii="Segoe UI Emoji" w:hAnsi="Segoe UI Emoji" w:cs="Segoe UI Emoji"/>
+        <w:t>Полное руководство пользователя «</w:t>
+      </w:r>
+      <w:proofErr w:type="spellStart"/>
+      <w:r>
+        <w:rPr>
+          <w:rFonts w:ascii="Calibri" w:hAnsi="Calibri" w:cs="Calibri"/>
           <w:b/>
           <w:bCs/>
         </w:rPr>
-        <w:t xml:space="preserve"> </w:t>
-      </w:r>
+        <w:t>Квадро</w:t>
+      </w:r>
+      <w:proofErr w:type="spellEnd"/>
       <w:r>
         <w:rPr>
           <w:rFonts w:ascii="Calibri" w:hAnsi="Calibri" w:cs="Calibri"/>
           <w:b/>
           <w:bCs/>
         </w:rPr>
-        <w:t>техническая</w:t>
-      </w:r>
-      <w:r>
-        <w:rPr>
-          <w:rFonts w:ascii="Segoe UI Emoji" w:hAnsi="Segoe UI Emoji" w:cs="Segoe UI Emoji"/>
+        <w:t xml:space="preserve"> Контрол»</w:t>
+      </w:r>
+    </w:p>
+    <w:p>
+      <w:pPr>
+        <w:rPr>
+          <w:rFonts w:ascii="Calibri" w:hAnsi="Calibri" w:cs="Calibri"/>
           <w:b/>
           <w:bCs/>
         </w:rPr>
-        <w:t xml:space="preserve"> </w:t>
-      </w:r>
+      </w:pPr>
       <w:r>
         <w:rPr>
           <w:rFonts w:ascii="Calibri" w:hAnsi="Calibri" w:cs="Calibri"/>
           <w:b/>
           <w:bCs/>
         </w:rPr>
-        <w:t>документация</w:t>
-      </w:r>
-      <w:r>
-        <w:rPr>
-          <w:rFonts w:ascii="Segoe UI Emoji" w:hAnsi="Segoe UI Emoji" w:cs="Segoe UI Emoji"/>
+        <w:t>Простыми словами о сложной технике</w:t>
+      </w:r>
+    </w:p>
+    <w:p>
+      <w:pPr>
+        <w:rPr>
+          <w:rFonts w:ascii="Calibri" w:hAnsi="Calibri" w:cs="Calibri"/>
           <w:b/>
           <w:bCs/>
         </w:rPr>
-        <w:t xml:space="preserve"> </w:t>
-      </w:r>
+      </w:pPr>
       <w:r>
         <w:rPr>
           <w:rFonts w:ascii="Calibri" w:hAnsi="Calibri" w:cs="Calibri"/>
           <w:b/>
           <w:bCs/>
         </w:rPr>
-        <w:t>и</w:t>
-      </w:r>
-      <w:r>
-        <w:rPr>
-          <w:rFonts w:ascii="Segoe UI Emoji" w:hAnsi="Segoe UI Emoji" w:cs="Segoe UI Emoji"/>
+        <w:t>Добро пожаловать в мир умного пилотирования! Это руководство поможет вам разобраться, как работает наше приложение, как собрать систему из частей и как безопасно управлять вашим дроном. Мы убрали сложные технические термины там, где это возможно, чтобы вы могли сосредоточиться на полетах, а не на чтении инструкций.</w:t>
+      </w:r>
+    </w:p>
+    <w:p>
+      <w:pPr>
+        <w:rPr>
+          <w:rFonts w:ascii="Calibri" w:hAnsi="Calibri" w:cs="Calibri"/>
           <w:b/>
           <w:bCs/>
         </w:rPr>
-        <w:t xml:space="preserve"> </w:t>
-      </w:r>
+      </w:pPr>
       <w:r>
         <w:rPr>
           <w:rFonts w:ascii="Calibri" w:hAnsi="Calibri" w:cs="Calibri"/>
           <w:b/>
           <w:bCs/>
         </w:rPr>
-        <w:t>руководство</w:t>
-      </w:r>
-      <w:r>
-        <w:rPr>
-          <w:rFonts w:ascii="Segoe UI Emoji" w:hAnsi="Segoe UI Emoji" w:cs="Segoe UI Emoji"/>
+        <w:t>1. Что такое «</w:t>
+      </w:r>
+      <w:proofErr w:type="spellStart"/>
+      <w:r>
+        <w:rPr>
+          <w:rFonts w:ascii="Calibri" w:hAnsi="Calibri" w:cs="Calibri"/>
           <w:b/>
           <w:bCs/>
         </w:rPr>
-        <w:t xml:space="preserve"> </w:t>
-      </w:r>
+        <w:t>Квадро</w:t>
+      </w:r>
+      <w:proofErr w:type="spellEnd"/>
       <w:r>
         <w:rPr>
           <w:rFonts w:ascii="Calibri" w:hAnsi="Calibri" w:cs="Calibri"/>
           <w:b/>
           <w:bCs/>
         </w:rPr>
-        <w:t>пользователя</w:t>
-      </w:r>
-      <w:r>
-        <w:rPr>
-          <w:rFonts w:ascii="Segoe UI Emoji" w:hAnsi="Segoe UI Emoji" w:cs="Segoe UI Emoji"/>
+        <w:t xml:space="preserve"> Контрол» и как это работает?</w:t>
+      </w:r>
+    </w:p>
+    <w:p>
+      <w:pPr>
+        <w:rPr>
+          <w:rFonts w:ascii="Calibri" w:hAnsi="Calibri" w:cs="Calibri"/>
+        </w:rPr>
+      </w:pPr>
+      <w:r>
+        <w:rPr>
+          <w:rFonts w:ascii="Calibri" w:hAnsi="Calibri" w:cs="Calibri"/>
+        </w:rPr>
+        <w:t>Представьте, что у вас есть три главных героя, которые работают вместе как одна команда:</w:t>
+      </w:r>
+    </w:p>
+    <w:p>
+      <w:pPr>
+        <w:numPr>
+          <w:ilvl w:val="0"/>
+          <w:numId w:val="31"/>
+        </w:numPr>
+        <w:rPr>
+          <w:rFonts w:ascii="Calibri" w:hAnsi="Calibri" w:cs="Calibri"/>
+        </w:rPr>
+      </w:pPr>
+      <w:r>
+        <w:rPr>
+          <w:rFonts w:ascii="Calibri" w:hAnsi="Calibri" w:cs="Calibri"/>
+        </w:rPr>
+        <w:t>Ваш смартфон с приложением «</w:t>
+      </w:r>
+      <w:proofErr w:type="spellStart"/>
+      <w:r>
+        <w:rPr>
+          <w:rFonts w:ascii="Calibri" w:hAnsi="Calibri" w:cs="Calibri"/>
+        </w:rPr>
+        <w:t>Квадро</w:t>
+      </w:r>
+      <w:proofErr w:type="spellEnd"/>
+      <w:r>
+        <w:rPr>
+          <w:rFonts w:ascii="Calibri" w:hAnsi="Calibri" w:cs="Calibri"/>
+        </w:rPr>
+        <w:t xml:space="preserve"> Контрол». Это ваш пульт управления и экран мониторинга.</w:t>
+      </w:r>
+    </w:p>
+    <w:p>
+      <w:pPr>
+        <w:numPr>
+          <w:ilvl w:val="0"/>
+          <w:numId w:val="31"/>
+        </w:numPr>
+        <w:rPr>
+          <w:rFonts w:ascii="Calibri" w:hAnsi="Calibri" w:cs="Calibri"/>
+        </w:rPr>
+      </w:pPr>
+      <w:r>
+        <w:rPr>
+          <w:rFonts w:ascii="Calibri" w:hAnsi="Calibri" w:cs="Calibri"/>
+        </w:rPr>
+        <w:t>Микрокомпьютер ESP32. Это маленький чип, который стоит на самом дроне. Он работает как «переводчик» и радиомост.</w:t>
+      </w:r>
+    </w:p>
+    <w:p>
+      <w:pPr>
+        <w:numPr>
+          <w:ilvl w:val="0"/>
+          <w:numId w:val="31"/>
+        </w:numPr>
+        <w:rPr>
+          <w:rFonts w:ascii="Calibri" w:hAnsi="Calibri" w:cs="Calibri"/>
+        </w:rPr>
+      </w:pPr>
+      <w:r>
+        <w:rPr>
+          <w:rFonts w:ascii="Calibri" w:hAnsi="Calibri" w:cs="Calibri"/>
+        </w:rPr>
+        <w:t xml:space="preserve">Полётный контроллер (мозг дрона). Например, </w:t>
+      </w:r>
+      <w:proofErr w:type="spellStart"/>
+      <w:r>
+        <w:rPr>
+          <w:rFonts w:ascii="Calibri" w:hAnsi="Calibri" w:cs="Calibri"/>
+        </w:rPr>
+        <w:t>Pixhawk</w:t>
+      </w:r>
+      <w:proofErr w:type="spellEnd"/>
+      <w:r>
+        <w:rPr>
+          <w:rFonts w:ascii="Calibri" w:hAnsi="Calibri" w:cs="Calibri"/>
+        </w:rPr>
+        <w:t xml:space="preserve"> или </w:t>
+      </w:r>
+      <w:proofErr w:type="spellStart"/>
+      <w:r>
+        <w:rPr>
+          <w:rFonts w:ascii="Calibri" w:hAnsi="Calibri" w:cs="Calibri"/>
+        </w:rPr>
+        <w:t>Cube</w:t>
+      </w:r>
+      <w:proofErr w:type="spellEnd"/>
+      <w:r>
+        <w:rPr>
+          <w:rFonts w:ascii="Calibri" w:hAnsi="Calibri" w:cs="Calibri"/>
+        </w:rPr>
+        <w:t>. Он непосредственно управляет моторами и держит дрон в воздухе.</w:t>
+      </w:r>
+    </w:p>
+    <w:p>
+      <w:pPr>
+        <w:rPr>
+          <w:rFonts w:ascii="Calibri" w:hAnsi="Calibri" w:cs="Calibri"/>
+        </w:rPr>
+      </w:pPr>
+      <w:r>
+        <w:rPr>
+          <w:rFonts w:ascii="Calibri" w:hAnsi="Calibri" w:cs="Calibri"/>
+        </w:rPr>
+        <w:t xml:space="preserve">Как они общаются? Вы нажимаете кнопку на экране телефона → сигнал летит по </w:t>
+      </w:r>
+      <w:proofErr w:type="spellStart"/>
+      <w:r>
+        <w:rPr>
+          <w:rFonts w:ascii="Calibri" w:hAnsi="Calibri" w:cs="Calibri"/>
+        </w:rPr>
+        <w:t>Wi</w:t>
+      </w:r>
+      <w:proofErr w:type="spellEnd"/>
+      <w:r>
+        <w:rPr>
+          <w:rFonts w:ascii="Calibri" w:hAnsi="Calibri" w:cs="Calibri"/>
+        </w:rPr>
+        <w:t xml:space="preserve">-Fi на чип ESP32 → чип переводит команду на язык, понятный мозгу дрона (протокол </w:t>
+      </w:r>
+      <w:proofErr w:type="spellStart"/>
+      <w:r>
+        <w:rPr>
+          <w:rFonts w:ascii="Calibri" w:hAnsi="Calibri" w:cs="Calibri"/>
+        </w:rPr>
+        <w:t>MAVLink</w:t>
+      </w:r>
+      <w:proofErr w:type="spellEnd"/>
+      <w:r>
+        <w:rPr>
+          <w:rFonts w:ascii="Calibri" w:hAnsi="Calibri" w:cs="Calibri"/>
+        </w:rPr>
+        <w:t>) → дрон выполняет действие. Всё происходит почти мгновенно. В обратную сторону дрон постоянно шлет данные: где он находится, какая у него высота, сколько заряда в батарее и как он наклонен. Приложение рисует эти данные на экране в реальном времени.</w:t>
+      </w:r>
+    </w:p>
+    <w:p>
+      <w:pPr>
+        <w:rPr>
+          <w:rFonts w:ascii="Calibri" w:hAnsi="Calibri" w:cs="Calibri"/>
+        </w:rPr>
+      </w:pPr>
+      <w:r>
+        <w:rPr>
+          <w:rFonts w:ascii="Calibri" w:hAnsi="Calibri" w:cs="Calibri"/>
+        </w:rPr>
+        <w:t xml:space="preserve">Почему это круто? Приложение написано на современной технологии </w:t>
+      </w:r>
+      <w:proofErr w:type="spellStart"/>
+      <w:r>
+        <w:rPr>
+          <w:rFonts w:ascii="Calibri" w:hAnsi="Calibri" w:cs="Calibri"/>
+        </w:rPr>
+        <w:t>Flutter</w:t>
+      </w:r>
+      <w:proofErr w:type="spellEnd"/>
+      <w:r>
+        <w:rPr>
+          <w:rFonts w:ascii="Calibri" w:hAnsi="Calibri" w:cs="Calibri"/>
+        </w:rPr>
+        <w:t>. Это значит, что оно работает очень быстро, картинки не тормозят, а анимации плавные. Оно умеет подстраиваться под ваш вкус: можно менять цвета кнопок и фона, выбирая из 8 готовых красивых тем (от «Кибер-синего» до «Огненного дракона»).</w:t>
+      </w:r>
+    </w:p>
+    <w:p>
+      <w:pPr>
+        <w:rPr>
+          <w:rFonts w:ascii="Calibri" w:hAnsi="Calibri" w:cs="Calibri"/>
           <w:b/>
           <w:bCs/>
         </w:rPr>
-        <w:t xml:space="preserve"> </w:t>
-      </w:r>
+      </w:pPr>
       <w:r>
         <w:rPr>
           <w:rFonts w:ascii="Calibri" w:hAnsi="Calibri" w:cs="Calibri"/>
           <w:b/>
           <w:bCs/>
         </w:rPr>
-        <w:t>программного</w:t>
-      </w:r>
-      <w:r>
-        <w:rPr>
-          <w:rFonts w:ascii="Segoe UI Emoji" w:hAnsi="Segoe UI Emoji" w:cs="Segoe UI Emoji"/>
+        <w:t>2. Сборка системы: Шаг за шагом</w:t>
+      </w:r>
+    </w:p>
+    <w:p>
+      <w:pPr>
+        <w:rPr>
+          <w:rFonts w:ascii="Calibri" w:hAnsi="Calibri" w:cs="Calibri"/>
+        </w:rPr>
+      </w:pPr>
+      <w:r>
+        <w:rPr>
+          <w:rFonts w:ascii="Calibri" w:hAnsi="Calibri" w:cs="Calibri"/>
+        </w:rPr>
+        <w:t>Прежде чем взлететь, нужно правильно собрать «железо». От этого зависит безопасность.</w:t>
+      </w:r>
+    </w:p>
+    <w:p>
+      <w:pPr>
+        <w:rPr>
+          <w:rFonts w:ascii="Calibri" w:hAnsi="Calibri" w:cs="Calibri"/>
           <w:b/>
           <w:bCs/>
         </w:rPr>
-        <w:t xml:space="preserve"> </w:t>
-      </w:r>
+      </w:pPr>
       <w:r>
         <w:rPr>
           <w:rFonts w:ascii="Calibri" w:hAnsi="Calibri" w:cs="Calibri"/>
           <w:b/>
           <w:bCs/>
         </w:rPr>
-        <w:t>комплекса</w:t>
-      </w:r>
-      <w:r>
-        <w:rPr>
-          <w:rFonts w:ascii="Segoe UI Emoji" w:hAnsi="Segoe UI Emoji" w:cs="Segoe UI Emoji"/>
+        <w:t>Шаг 1: Прошивка «моста» (ESP32)</w:t>
+      </w:r>
+    </w:p>
+    <w:p>
+      <w:pPr>
+        <w:rPr>
+          <w:rFonts w:ascii="Calibri" w:hAnsi="Calibri" w:cs="Calibri"/>
+        </w:rPr>
+      </w:pPr>
+      <w:r>
+        <w:rPr>
+          <w:rFonts w:ascii="Calibri" w:hAnsi="Calibri" w:cs="Calibri"/>
+        </w:rPr>
+        <w:t>Чип ESP32 нужно научить работать с вашим дроном.</w:t>
+      </w:r>
+    </w:p>
+    <w:p>
+      <w:pPr>
+        <w:numPr>
+          <w:ilvl w:val="0"/>
+          <w:numId w:val="32"/>
+        </w:numPr>
+        <w:rPr>
+          <w:rFonts w:ascii="Calibri" w:hAnsi="Calibri" w:cs="Calibri"/>
+        </w:rPr>
+      </w:pPr>
+      <w:r>
+        <w:rPr>
+          <w:rFonts w:ascii="Calibri" w:hAnsi="Calibri" w:cs="Calibri"/>
+        </w:rPr>
+        <w:t xml:space="preserve">Скачайте программу </w:t>
+      </w:r>
+      <w:proofErr w:type="spellStart"/>
+      <w:r>
+        <w:rPr>
+          <w:rFonts w:ascii="Calibri" w:hAnsi="Calibri" w:cs="Calibri"/>
+        </w:rPr>
+        <w:t>Arduino</w:t>
+      </w:r>
+      <w:proofErr w:type="spellEnd"/>
+      <w:r>
+        <w:rPr>
+          <w:rFonts w:ascii="Calibri" w:hAnsi="Calibri" w:cs="Calibri"/>
+        </w:rPr>
+        <w:t xml:space="preserve"> IDE на компьютер.</w:t>
+      </w:r>
+    </w:p>
+    <w:p>
+      <w:pPr>
+        <w:numPr>
+          <w:ilvl w:val="0"/>
+          <w:numId w:val="32"/>
+        </w:numPr>
+        <w:rPr>
+          <w:rFonts w:ascii="Calibri" w:hAnsi="Calibri" w:cs="Calibri"/>
+        </w:rPr>
+      </w:pPr>
+      <w:r>
+        <w:rPr>
+          <w:rFonts w:ascii="Calibri" w:hAnsi="Calibri" w:cs="Calibri"/>
+        </w:rPr>
+        <w:t>Установите поддержку плат ESP32 (это делается один раз через настройки программы).</w:t>
+      </w:r>
+    </w:p>
+    <w:p>
+      <w:pPr>
+        <w:numPr>
+          <w:ilvl w:val="0"/>
+          <w:numId w:val="32"/>
+        </w:numPr>
+        <w:rPr>
+          <w:rFonts w:ascii="Calibri" w:hAnsi="Calibri" w:cs="Calibri"/>
+        </w:rPr>
+      </w:pPr>
+      <w:r>
+        <w:rPr>
+          <w:rFonts w:ascii="Calibri" w:hAnsi="Calibri" w:cs="Calibri"/>
+        </w:rPr>
+        <w:t>Подключите чип ESP32 к компьютеру через USB-кабель.</w:t>
+      </w:r>
+    </w:p>
+    <w:p>
+      <w:pPr>
+        <w:numPr>
+          <w:ilvl w:val="0"/>
+          <w:numId w:val="32"/>
+        </w:numPr>
+        <w:rPr>
+          <w:rFonts w:ascii="Calibri" w:hAnsi="Calibri" w:cs="Calibri"/>
+        </w:rPr>
+      </w:pPr>
+      <w:r>
+        <w:rPr>
+          <w:rFonts w:ascii="Calibri" w:hAnsi="Calibri" w:cs="Calibri"/>
+        </w:rPr>
+        <w:t xml:space="preserve">Загрузите в него наш специальный код (скетч </w:t>
+      </w:r>
+      <w:proofErr w:type="spellStart"/>
+      <w:r>
+        <w:rPr>
+          <w:rFonts w:ascii="Calibri" w:hAnsi="Calibri" w:cs="Calibri"/>
+        </w:rPr>
+        <w:t>Quadcopter.ino</w:t>
+      </w:r>
+      <w:proofErr w:type="spellEnd"/>
+      <w:r>
+        <w:rPr>
+          <w:rFonts w:ascii="Calibri" w:hAnsi="Calibri" w:cs="Calibri"/>
+        </w:rPr>
+        <w:t>).</w:t>
+      </w:r>
+    </w:p>
+    <w:p>
+      <w:pPr>
+        <w:numPr>
+          <w:ilvl w:val="0"/>
+          <w:numId w:val="32"/>
+        </w:numPr>
+        <w:rPr>
+          <w:rFonts w:ascii="Calibri" w:hAnsi="Calibri" w:cs="Calibri"/>
+        </w:rPr>
+      </w:pPr>
+      <w:r>
+        <w:rPr>
+          <w:rFonts w:ascii="Calibri" w:hAnsi="Calibri" w:cs="Calibri"/>
+        </w:rPr>
+        <w:lastRenderedPageBreak/>
+        <w:t xml:space="preserve">В настройках загрузки выберите правильную плату (обычно ESP32 </w:t>
+      </w:r>
+      <w:proofErr w:type="spellStart"/>
+      <w:r>
+        <w:rPr>
+          <w:rFonts w:ascii="Calibri" w:hAnsi="Calibri" w:cs="Calibri"/>
+        </w:rPr>
+        <w:t>Dev</w:t>
+      </w:r>
+      <w:proofErr w:type="spellEnd"/>
+      <w:r>
+        <w:rPr>
+          <w:rFonts w:ascii="Calibri" w:hAnsi="Calibri" w:cs="Calibri"/>
+        </w:rPr>
+        <w:t xml:space="preserve"> </w:t>
+      </w:r>
+      <w:proofErr w:type="spellStart"/>
+      <w:r>
+        <w:rPr>
+          <w:rFonts w:ascii="Calibri" w:hAnsi="Calibri" w:cs="Calibri"/>
+        </w:rPr>
+        <w:t>Module</w:t>
+      </w:r>
+      <w:proofErr w:type="spellEnd"/>
+      <w:r>
+        <w:rPr>
+          <w:rFonts w:ascii="Calibri" w:hAnsi="Calibri" w:cs="Calibri"/>
+        </w:rPr>
+        <w:t>) и скорость передачи данных.</w:t>
+      </w:r>
+    </w:p>
+    <w:p>
+      <w:pPr>
+        <w:numPr>
+          <w:ilvl w:val="0"/>
+          <w:numId w:val="32"/>
+        </w:numPr>
+        <w:rPr>
+          <w:rFonts w:ascii="Calibri" w:hAnsi="Calibri" w:cs="Calibri"/>
+        </w:rPr>
+      </w:pPr>
+      <w:r>
+        <w:rPr>
+          <w:rFonts w:ascii="Calibri" w:hAnsi="Calibri" w:cs="Calibri"/>
+        </w:rPr>
+        <w:t>Нажмите кнопку «Загрузить». Готово! Теперь чип умеет общаться с дроном.</w:t>
+      </w:r>
+    </w:p>
+    <w:p>
+      <w:pPr>
+        <w:rPr>
+          <w:rFonts w:ascii="Calibri" w:hAnsi="Calibri" w:cs="Calibri"/>
           <w:b/>
           <w:bCs/>
         </w:rPr>
-        <w:t xml:space="preserve"> «</w:t>
-      </w:r>
-      <w:proofErr w:type="spellStart"/>
+      </w:pPr>
       <w:r>
         <w:rPr>
           <w:rFonts w:ascii="Calibri" w:hAnsi="Calibri" w:cs="Calibri"/>
           <w:b/>
           <w:bCs/>
         </w:rPr>
-        <w:t>Квадро</w:t>
-      </w:r>
-      <w:proofErr w:type="spellEnd"/>
-      <w:r>
+        <w:t>Шаг 2: Физическое подключение</w:t>
+      </w:r>
+    </w:p>
+    <w:p>
+      <w:pPr>
+        <w:rPr>
+          <w:rFonts w:ascii="Calibri" w:hAnsi="Calibri" w:cs="Calibri"/>
+        </w:rPr>
+      </w:pPr>
+      <w:r>
+        <w:rPr>
+          <w:rFonts w:ascii="Calibri" w:hAnsi="Calibri" w:cs="Calibri"/>
+        </w:rPr>
+        <w:t>Теперь нужно соединить чип ESP32 с мозгом дрона проводами. Здесь важна точность:</w:t>
+      </w:r>
+    </w:p>
+    <w:p>
+      <w:pPr>
+        <w:numPr>
+          <w:ilvl w:val="0"/>
+          <w:numId w:val="33"/>
+        </w:numPr>
+        <w:rPr>
+          <w:rFonts w:ascii="Calibri" w:hAnsi="Calibri" w:cs="Calibri"/>
+        </w:rPr>
+      </w:pPr>
+      <w:r>
+        <w:rPr>
+          <w:rFonts w:ascii="Calibri" w:hAnsi="Calibri" w:cs="Calibri"/>
+        </w:rPr>
+        <w:t>RX чипа соединяем с TX дрона (прием с передачей).</w:t>
+      </w:r>
+    </w:p>
+    <w:p>
+      <w:pPr>
+        <w:numPr>
+          <w:ilvl w:val="0"/>
+          <w:numId w:val="33"/>
+        </w:numPr>
+        <w:rPr>
+          <w:rFonts w:ascii="Calibri" w:hAnsi="Calibri" w:cs="Calibri"/>
+        </w:rPr>
+      </w:pPr>
+      <w:r>
+        <w:rPr>
+          <w:rFonts w:ascii="Calibri" w:hAnsi="Calibri" w:cs="Calibri"/>
+        </w:rPr>
+        <w:t>TX чипа соединяем с RX дрона (передача с приемом).</w:t>
+      </w:r>
+    </w:p>
+    <w:p>
+      <w:pPr>
+        <w:numPr>
+          <w:ilvl w:val="0"/>
+          <w:numId w:val="33"/>
+        </w:numPr>
+        <w:rPr>
+          <w:rFonts w:ascii="Calibri" w:hAnsi="Calibri" w:cs="Calibri"/>
+        </w:rPr>
+      </w:pPr>
+      <w:r>
+        <w:rPr>
+          <w:rFonts w:ascii="Calibri" w:hAnsi="Calibri" w:cs="Calibri"/>
+        </w:rPr>
+        <w:t>Земля (GND) обязательно соединяется с Землей (GND). Без этого связь не заработает, и могут быть помехи.</w:t>
+      </w:r>
+    </w:p>
+    <w:p>
+      <w:pPr>
+        <w:numPr>
+          <w:ilvl w:val="0"/>
+          <w:numId w:val="33"/>
+        </w:numPr>
+        <w:rPr>
+          <w:rFonts w:ascii="Calibri" w:hAnsi="Calibri" w:cs="Calibri"/>
+        </w:rPr>
+      </w:pPr>
+      <w:r>
+        <w:rPr>
+          <w:rFonts w:ascii="Calibri" w:hAnsi="Calibri" w:cs="Calibri"/>
+        </w:rPr>
+        <w:t>Питание</w:t>
+      </w:r>
+      <w:proofErr w:type="gramStart"/>
+      <w:r>
+        <w:rPr>
+          <w:rFonts w:ascii="Calibri" w:hAnsi="Calibri" w:cs="Calibri"/>
+        </w:rPr>
+        <w:t>: Лучше</w:t>
+      </w:r>
+      <w:proofErr w:type="gramEnd"/>
+      <w:r>
+        <w:rPr>
+          <w:rFonts w:ascii="Calibri" w:hAnsi="Calibri" w:cs="Calibri"/>
+        </w:rPr>
+        <w:t xml:space="preserve"> всего запитать чип от 5 Вольт, чтобы он не выключался в самый ответственный момент.</w:t>
+      </w:r>
+    </w:p>
+    <w:p>
+      <w:pPr>
         <w:rPr>
           <w:rFonts w:ascii="Calibri" w:hAnsi="Calibri" w:cs="Calibri"/>
           <w:b/>
           <w:bCs/>
         </w:rPr>
-        <w:t xml:space="preserve"> </w:t>
-      </w:r>
+      </w:pPr>
       <w:r>
         <w:rPr>
           <w:rFonts w:ascii="Calibri" w:hAnsi="Calibri" w:cs="Calibri"/>
           <w:b/>
           <w:bCs/>
         </w:rPr>
-        <w:t>К</w:t>
-      </w:r>
-      <w:r>
+        <w:t>Шаг 3: Настройка мозга дрона</w:t>
+      </w:r>
+    </w:p>
+    <w:p>
+      <w:pPr>
+        <w:rPr>
+          <w:rFonts w:ascii="Calibri" w:hAnsi="Calibri" w:cs="Calibri"/>
+        </w:rPr>
+      </w:pPr>
+      <w:r>
+        <w:rPr>
+          <w:rFonts w:ascii="Calibri" w:hAnsi="Calibri" w:cs="Calibri"/>
+        </w:rPr>
+        <w:t xml:space="preserve">Подключите дрон к компьютеру и откройте программу </w:t>
+      </w:r>
+      <w:proofErr w:type="spellStart"/>
+      <w:r>
+        <w:rPr>
+          <w:rFonts w:ascii="Calibri" w:hAnsi="Calibri" w:cs="Calibri"/>
+        </w:rPr>
+        <w:t>Mission</w:t>
+      </w:r>
+      <w:proofErr w:type="spellEnd"/>
+      <w:r>
+        <w:rPr>
+          <w:rFonts w:ascii="Calibri" w:hAnsi="Calibri" w:cs="Calibri"/>
+        </w:rPr>
+        <w:t xml:space="preserve"> </w:t>
+      </w:r>
+      <w:proofErr w:type="spellStart"/>
+      <w:r>
+        <w:rPr>
+          <w:rFonts w:ascii="Calibri" w:hAnsi="Calibri" w:cs="Calibri"/>
+        </w:rPr>
+        <w:t>Planner</w:t>
+      </w:r>
+      <w:proofErr w:type="spellEnd"/>
+      <w:r>
+        <w:rPr>
+          <w:rFonts w:ascii="Calibri" w:hAnsi="Calibri" w:cs="Calibri"/>
+        </w:rPr>
+        <w:t>.</w:t>
+      </w:r>
+    </w:p>
+    <w:p>
+      <w:pPr>
+        <w:numPr>
+          <w:ilvl w:val="0"/>
+          <w:numId w:val="34"/>
+        </w:numPr>
+        <w:rPr>
+          <w:rFonts w:ascii="Calibri" w:hAnsi="Calibri" w:cs="Calibri"/>
+        </w:rPr>
+      </w:pPr>
+      <w:r>
+        <w:rPr>
+          <w:rFonts w:ascii="Calibri" w:hAnsi="Calibri" w:cs="Calibri"/>
+        </w:rPr>
+        <w:t>Найдите настройки последовательных портов (UART).</w:t>
+      </w:r>
+    </w:p>
+    <w:p>
+      <w:pPr>
+        <w:numPr>
+          <w:ilvl w:val="0"/>
+          <w:numId w:val="34"/>
+        </w:numPr>
+        <w:rPr>
+          <w:rFonts w:ascii="Calibri" w:hAnsi="Calibri" w:cs="Calibri"/>
+        </w:rPr>
+      </w:pPr>
+      <w:r>
+        <w:rPr>
+          <w:rFonts w:ascii="Calibri" w:hAnsi="Calibri" w:cs="Calibri"/>
+        </w:rPr>
+        <w:t xml:space="preserve">Включите протокол </w:t>
+      </w:r>
+      <w:proofErr w:type="spellStart"/>
+      <w:r>
+        <w:rPr>
+          <w:rFonts w:ascii="Calibri" w:hAnsi="Calibri" w:cs="Calibri"/>
+        </w:rPr>
+        <w:t>MAVLink</w:t>
+      </w:r>
+      <w:proofErr w:type="spellEnd"/>
+      <w:r>
+        <w:rPr>
+          <w:rFonts w:ascii="Calibri" w:hAnsi="Calibri" w:cs="Calibri"/>
+        </w:rPr>
+        <w:t xml:space="preserve"> 2 (это язык общения).</w:t>
+      </w:r>
+    </w:p>
+    <w:p>
+      <w:pPr>
+        <w:numPr>
+          <w:ilvl w:val="0"/>
+          <w:numId w:val="34"/>
+        </w:numPr>
+        <w:rPr>
+          <w:rFonts w:ascii="Calibri" w:hAnsi="Calibri" w:cs="Calibri"/>
+        </w:rPr>
+      </w:pPr>
+      <w:r>
+        <w:rPr>
+          <w:rFonts w:ascii="Calibri" w:hAnsi="Calibri" w:cs="Calibri"/>
+        </w:rPr>
+        <w:t>Установите скорость 921600. Это очень высокая скорость, нужна для того, чтобы телеметрия летала без задержек.</w:t>
+      </w:r>
+    </w:p>
+    <w:p>
+      <w:pPr>
+        <w:numPr>
+          <w:ilvl w:val="0"/>
+          <w:numId w:val="34"/>
+        </w:numPr>
+        <w:rPr>
+          <w:rFonts w:ascii="Calibri" w:hAnsi="Calibri" w:cs="Calibri"/>
+        </w:rPr>
+      </w:pPr>
+      <w:r>
+        <w:rPr>
+          <w:rFonts w:ascii="Calibri" w:hAnsi="Calibri" w:cs="Calibri"/>
+        </w:rPr>
+        <w:t>Сохраните настройки и перезагрузите дрон.</w:t>
+      </w:r>
+    </w:p>
+    <w:p>
+      <w:pPr>
         <w:rPr>
           <w:rFonts w:ascii="Calibri" w:hAnsi="Calibri" w:cs="Calibri"/>
           <w:b/>
           <w:bCs/>
         </w:rPr>
-        <w:t>онтр</w:t>
-      </w:r>
+      </w:pPr>
       <w:r>
         <w:rPr>
           <w:rFonts w:ascii="Calibri" w:hAnsi="Calibri" w:cs="Calibri"/>
           <w:b/>
           <w:bCs/>
         </w:rPr>
-        <w:t>ол</w:t>
-      </w:r>
-      <w:r>
-        <w:rPr>
-          <w:rFonts w:ascii="Segoe UI Emoji" w:hAnsi="Segoe UI Emoji" w:cs="Segoe UI Emoji"/>
+        <w:t>3. Первый запуск и знакомство с приложением</w:t>
+      </w:r>
+    </w:p>
+    <w:p>
+      <w:pPr>
+        <w:rPr>
+          <w:rFonts w:ascii="Calibri" w:hAnsi="Calibri" w:cs="Calibri"/>
+        </w:rPr>
+      </w:pPr>
+      <w:r>
+        <w:rPr>
+          <w:rFonts w:ascii="Calibri" w:hAnsi="Calibri" w:cs="Calibri"/>
+        </w:rPr>
+        <w:t xml:space="preserve">Когда вы включите питание дрона, чип ESP32 создаст свою </w:t>
+      </w:r>
+      <w:proofErr w:type="spellStart"/>
+      <w:r>
+        <w:rPr>
+          <w:rFonts w:ascii="Calibri" w:hAnsi="Calibri" w:cs="Calibri"/>
+        </w:rPr>
+        <w:t>Wi</w:t>
+      </w:r>
+      <w:proofErr w:type="spellEnd"/>
+      <w:r>
+        <w:rPr>
+          <w:rFonts w:ascii="Calibri" w:hAnsi="Calibri" w:cs="Calibri"/>
+        </w:rPr>
+        <w:t xml:space="preserve">-Fi сеть (например, </w:t>
+      </w:r>
+      <w:proofErr w:type="spellStart"/>
+      <w:r>
+        <w:rPr>
+          <w:rFonts w:ascii="Calibri" w:hAnsi="Calibri" w:cs="Calibri"/>
+        </w:rPr>
+        <w:t>Quadcopter_AP</w:t>
+      </w:r>
+      <w:proofErr w:type="spellEnd"/>
+      <w:r>
+        <w:rPr>
+          <w:rFonts w:ascii="Calibri" w:hAnsi="Calibri" w:cs="Calibri"/>
+        </w:rPr>
+        <w:t>).</w:t>
+      </w:r>
+    </w:p>
+    <w:p>
+      <w:pPr>
+        <w:numPr>
+          <w:ilvl w:val="0"/>
+          <w:numId w:val="35"/>
+        </w:numPr>
+        <w:rPr>
+          <w:rFonts w:ascii="Calibri" w:hAnsi="Calibri" w:cs="Calibri"/>
+        </w:rPr>
+      </w:pPr>
+      <w:r>
+        <w:rPr>
+          <w:rFonts w:ascii="Calibri" w:hAnsi="Calibri" w:cs="Calibri"/>
+        </w:rPr>
+        <w:t xml:space="preserve">Возьмите телефон, найдите эту сеть в списке </w:t>
+      </w:r>
+      <w:proofErr w:type="spellStart"/>
+      <w:r>
+        <w:rPr>
+          <w:rFonts w:ascii="Calibri" w:hAnsi="Calibri" w:cs="Calibri"/>
+        </w:rPr>
+        <w:t>Wi</w:t>
+      </w:r>
+      <w:proofErr w:type="spellEnd"/>
+      <w:r>
+        <w:rPr>
+          <w:rFonts w:ascii="Calibri" w:hAnsi="Calibri" w:cs="Calibri"/>
+        </w:rPr>
+        <w:t>-Fi и подключитесь. Пароль указан в инструкции (обычно 12345678).</w:t>
+      </w:r>
+    </w:p>
+    <w:p>
+      <w:pPr>
+        <w:numPr>
+          <w:ilvl w:val="0"/>
+          <w:numId w:val="35"/>
+        </w:numPr>
+        <w:rPr>
+          <w:rFonts w:ascii="Calibri" w:hAnsi="Calibri" w:cs="Calibri"/>
+        </w:rPr>
+      </w:pPr>
+      <w:r>
+        <w:rPr>
+          <w:rFonts w:ascii="Calibri" w:hAnsi="Calibri" w:cs="Calibri"/>
+        </w:rPr>
+        <w:t>Запустите приложение «</w:t>
+      </w:r>
+      <w:proofErr w:type="spellStart"/>
+      <w:r>
+        <w:rPr>
+          <w:rFonts w:ascii="Calibri" w:hAnsi="Calibri" w:cs="Calibri"/>
+        </w:rPr>
+        <w:t>Квадро</w:t>
+      </w:r>
+      <w:proofErr w:type="spellEnd"/>
+      <w:r>
+        <w:rPr>
+          <w:rFonts w:ascii="Calibri" w:hAnsi="Calibri" w:cs="Calibri"/>
+        </w:rPr>
+        <w:t xml:space="preserve"> Контрол».</w:t>
+      </w:r>
+    </w:p>
+    <w:p>
+      <w:pPr>
+        <w:numPr>
+          <w:ilvl w:val="0"/>
+          <w:numId w:val="35"/>
+        </w:numPr>
+        <w:rPr>
+          <w:rFonts w:ascii="Calibri" w:hAnsi="Calibri" w:cs="Calibri"/>
+        </w:rPr>
+      </w:pPr>
+      <w:proofErr w:type="spellStart"/>
+      <w:r>
+        <w:rPr>
+          <w:rFonts w:ascii="Calibri" w:hAnsi="Calibri" w:cs="Calibri"/>
+        </w:rPr>
+        <w:t>Онбординг</w:t>
+      </w:r>
+      <w:proofErr w:type="spellEnd"/>
+      <w:proofErr w:type="gramStart"/>
+      <w:r>
+        <w:rPr>
+          <w:rFonts w:ascii="Calibri" w:hAnsi="Calibri" w:cs="Calibri"/>
+        </w:rPr>
+        <w:t>: При</w:t>
+      </w:r>
+      <w:proofErr w:type="gramEnd"/>
+      <w:r>
+        <w:rPr>
+          <w:rFonts w:ascii="Calibri" w:hAnsi="Calibri" w:cs="Calibri"/>
+        </w:rPr>
+        <w:t xml:space="preserve"> первом входе приложение проведет вас за руку. Оно покажет лицензию (ее нужно принять), расскажет, как всё устроено, и даст полезные ссылки. Без принятия лицензии полеты будут заблокированы — это правило безопасности.</w:t>
+      </w:r>
+    </w:p>
+    <w:p>
+      <w:pPr>
+        <w:rPr>
+          <w:rFonts w:ascii="Calibri" w:hAnsi="Calibri" w:cs="Calibri"/>
           <w:b/>
           <w:bCs/>
         </w:rPr>
-        <w:t xml:space="preserve">» </w:t>
+      </w:pPr>
+      <w:r>
+        <w:rPr>
+          <w:rFonts w:ascii="Calibri" w:hAnsi="Calibri" w:cs="Calibri"/>
+          <w:b/>
+          <w:bCs/>
+        </w:rPr>
+        <w:t>4. Главный экран: Ваша приборная панель</w:t>
       </w:r>
     </w:p>
     <w:p>
       <w:pPr>
-        <w:spacing w:line="360" w:lineRule="auto"/>
-        <w:rPr>
-          <w:rFonts w:ascii="Times New Roman" w:hAnsi="Times New Roman" w:cs="Times New Roman"/>
-        </w:rPr>
-      </w:pPr>
+        <w:rPr>
+          <w:rFonts w:ascii="Calibri" w:hAnsi="Calibri" w:cs="Calibri"/>
+        </w:rPr>
+      </w:pPr>
+      <w:r>
+        <w:rPr>
+          <w:rFonts w:ascii="Calibri" w:hAnsi="Calibri" w:cs="Calibri"/>
+        </w:rPr>
+        <w:t>Это основное окно, которое вы будете видеть во время полета. Здесь нет ничего лишнего, только самое важное:</w:t>
+      </w:r>
     </w:p>
     <w:p>
       <w:pPr>
-        <w:spacing w:line="360" w:lineRule="auto"/>
-        <w:rPr>
-          <w:rFonts w:ascii="Times New Roman" w:hAnsi="Times New Roman" w:cs="Times New Roman"/>
-        </w:rPr>
-      </w:pPr>
-      <w:r>
-        <w:rPr>
-          <w:rFonts w:ascii="Times New Roman" w:hAnsi="Times New Roman" w:cs="Times New Roman"/>
-        </w:rPr>
-        <w:t>Настоящий документ представляет собой исчерпывающее описание архитектуры, функциональных возможностей, процедур установки, настройки и эксплуатации мобильного приложения «</w:t>
-      </w:r>
-      <w:proofErr w:type="spellStart"/>
-      <w:r>
-        <w:rPr>
-          <w:rFonts w:ascii="Times New Roman" w:hAnsi="Times New Roman" w:cs="Times New Roman"/>
-        </w:rPr>
-        <w:t>Квадро</w:t>
-      </w:r>
-      <w:proofErr w:type="spellEnd"/>
-      <w:r>
-        <w:rPr>
-          <w:rFonts w:ascii="Times New Roman" w:hAnsi="Times New Roman" w:cs="Times New Roman"/>
-        </w:rPr>
-        <w:t xml:space="preserve"> Контрол</w:t>
-      </w:r>
-      <w:r>
-        <w:rPr>
-          <w:rFonts w:ascii="Times New Roman" w:hAnsi="Times New Roman" w:cs="Times New Roman"/>
-        </w:rPr>
-        <w:t xml:space="preserve">», предназначенного для управления беспилотными летательными аппаратами </w:t>
-      </w:r>
-      <w:proofErr w:type="spellStart"/>
-      <w:r>
-        <w:rPr>
-          <w:rFonts w:ascii="Times New Roman" w:hAnsi="Times New Roman" w:cs="Times New Roman"/>
-        </w:rPr>
-        <w:t>квадрокоптерного</w:t>
-      </w:r>
-      <w:proofErr w:type="spellEnd"/>
-      <w:r>
-        <w:rPr>
-          <w:rFonts w:ascii="Times New Roman" w:hAnsi="Times New Roman" w:cs="Times New Roman"/>
-        </w:rPr>
-        <w:t xml:space="preserve"> типа посредством микроконтроллера ESP32 и полётного контроллера совместимого со стандартом </w:t>
-      </w:r>
-      <w:proofErr w:type="spellStart"/>
-      <w:r>
-        <w:rPr>
-          <w:rFonts w:ascii="Times New Roman" w:hAnsi="Times New Roman" w:cs="Times New Roman"/>
-        </w:rPr>
-        <w:t>MAVLink</w:t>
-      </w:r>
-      <w:proofErr w:type="spellEnd"/>
-      <w:r>
-        <w:rPr>
-          <w:rFonts w:ascii="Times New Roman" w:hAnsi="Times New Roman" w:cs="Times New Roman"/>
-        </w:rPr>
-        <w:t xml:space="preserve">. Документация охватывает весь жизненный цикл взаимодействия пользователя с системой: от первоначальной установки прошивки на бортовое оборудование и первичной конфигурации до повседневной эксплуатации, тонкой настройки параметров полёта, калибровки датчиков, визуализации телеметрии в трёхмерном пространстве, а также кастомизации пользовательского интерфейса через систему динамических тем оформления. Приложение разработано с использованием кроссплатформенного фреймворка </w:t>
-      </w:r>
-      <w:proofErr w:type="spellStart"/>
-      <w:r>
-        <w:rPr>
-          <w:rFonts w:ascii="Times New Roman" w:hAnsi="Times New Roman" w:cs="Times New Roman"/>
-        </w:rPr>
-        <w:t>Flutter</w:t>
-      </w:r>
-      <w:proofErr w:type="spellEnd"/>
-      <w:r>
-        <w:rPr>
-          <w:rFonts w:ascii="Times New Roman" w:hAnsi="Times New Roman" w:cs="Times New Roman"/>
-        </w:rPr>
-        <w:t xml:space="preserve"> на языке программирования </w:t>
-      </w:r>
-      <w:proofErr w:type="spellStart"/>
-      <w:r>
-        <w:rPr>
-          <w:rFonts w:ascii="Times New Roman" w:hAnsi="Times New Roman" w:cs="Times New Roman"/>
-        </w:rPr>
-        <w:t>Dart</w:t>
-      </w:r>
-      <w:proofErr w:type="spellEnd"/>
-      <w:r>
-        <w:rPr>
-          <w:rFonts w:ascii="Times New Roman" w:hAnsi="Times New Roman" w:cs="Times New Roman"/>
-        </w:rPr>
-        <w:t xml:space="preserve">, что обеспечивает высокую производительность, плавность анимаций и нативный внешний вид на устройствах под управлением операционной системы </w:t>
-      </w:r>
-      <w:proofErr w:type="spellStart"/>
-      <w:r>
-        <w:rPr>
-          <w:rFonts w:ascii="Times New Roman" w:hAnsi="Times New Roman" w:cs="Times New Roman"/>
-        </w:rPr>
-        <w:t>Android</w:t>
-      </w:r>
-      <w:proofErr w:type="spellEnd"/>
-      <w:r>
-        <w:rPr>
-          <w:rFonts w:ascii="Times New Roman" w:hAnsi="Times New Roman" w:cs="Times New Roman"/>
-        </w:rPr>
-        <w:t>, при этом архитектура программного кода построена по модульному принципу с чётким разделением ответственности между слоем представления данных (UI), бизнес-логикой (Services) и моделью данных (</w:t>
-      </w:r>
-      <w:proofErr w:type="spellStart"/>
-      <w:r>
-        <w:rPr>
-          <w:rFonts w:ascii="Times New Roman" w:hAnsi="Times New Roman" w:cs="Times New Roman"/>
-        </w:rPr>
-        <w:t>Models</w:t>
-      </w:r>
-      <w:proofErr w:type="spellEnd"/>
-      <w:r>
-        <w:rPr>
-          <w:rFonts w:ascii="Times New Roman" w:hAnsi="Times New Roman" w:cs="Times New Roman"/>
-        </w:rPr>
-        <w:t>), что облегчает поддержку, масштабирование и внедрение новых функций в будущих версиях продукта.</w:t>
+        <w:numPr>
+          <w:ilvl w:val="0"/>
+          <w:numId w:val="36"/>
+        </w:numPr>
+        <w:rPr>
+          <w:rFonts w:ascii="Calibri" w:hAnsi="Calibri" w:cs="Calibri"/>
+        </w:rPr>
+      </w:pPr>
+      <w:r>
+        <w:rPr>
+          <w:rFonts w:ascii="Calibri" w:hAnsi="Calibri" w:cs="Calibri"/>
+        </w:rPr>
+        <w:lastRenderedPageBreak/>
+        <w:t>3D-модель дрона: В центре экрана крутится виртуальный дрон. Он повторяет движения реального аппарата один в один. Если дрон накренился влево — модель тоже наклонится.</w:t>
       </w:r>
     </w:p>
     <w:p>
       <w:pPr>
-        <w:spacing w:line="360" w:lineRule="auto"/>
-        <w:rPr>
-          <w:rFonts w:ascii="Times New Roman" w:hAnsi="Times New Roman" w:cs="Times New Roman"/>
-        </w:rPr>
-      </w:pPr>
+        <w:numPr>
+          <w:ilvl w:val="1"/>
+          <w:numId w:val="36"/>
+        </w:numPr>
+        <w:rPr>
+          <w:rFonts w:ascii="Calibri" w:hAnsi="Calibri" w:cs="Calibri"/>
+        </w:rPr>
+      </w:pPr>
+      <w:r>
+        <w:rPr>
+          <w:rFonts w:ascii="Calibri" w:hAnsi="Calibri" w:cs="Calibri"/>
+          <w:i/>
+          <w:iCs/>
+        </w:rPr>
+        <w:t>Фишка</w:t>
+      </w:r>
+      <w:proofErr w:type="gramStart"/>
+      <w:r>
+        <w:rPr>
+          <w:rFonts w:ascii="Calibri" w:hAnsi="Calibri" w:cs="Calibri"/>
+        </w:rPr>
+        <w:t>: Если</w:t>
+      </w:r>
+      <w:proofErr w:type="gramEnd"/>
+      <w:r>
+        <w:rPr>
+          <w:rFonts w:ascii="Calibri" w:hAnsi="Calibri" w:cs="Calibri"/>
+        </w:rPr>
+        <w:t xml:space="preserve"> датчики установлены криво, модель может врать. Но у нас есть «Умная калибровка». Вы просто ставите дрон ровно, потом наклоняете его в разные стороны по подсказкам приложения, и оно само запоминает поправки. После этого модель будет показывать положение идеально точно.</w:t>
+      </w:r>
     </w:p>
     <w:p>
       <w:pPr>
-        <w:spacing w:line="360" w:lineRule="auto"/>
-        <w:rPr>
-          <w:rFonts w:ascii="Times New Roman" w:hAnsi="Times New Roman" w:cs="Times New Roman"/>
-        </w:rPr>
-      </w:pPr>
-      <w:r>
-        <w:rPr>
-          <w:rFonts w:ascii="Times New Roman" w:hAnsi="Times New Roman" w:cs="Times New Roman"/>
-        </w:rPr>
-        <w:t xml:space="preserve">Система функционирует в связке трех основных компонентов: мобильного устройства пользователя, бортового микрокомпьютера на базе чипа ESP32 и непосредственно полётного контроллера (FC) такого как </w:t>
-      </w:r>
-      <w:proofErr w:type="spellStart"/>
-      <w:r>
-        <w:rPr>
-          <w:rFonts w:ascii="Times New Roman" w:hAnsi="Times New Roman" w:cs="Times New Roman"/>
-        </w:rPr>
-        <w:t>Pixhawk</w:t>
-      </w:r>
-      <w:proofErr w:type="spellEnd"/>
-      <w:r>
-        <w:rPr>
-          <w:rFonts w:ascii="Times New Roman" w:hAnsi="Times New Roman" w:cs="Times New Roman"/>
-        </w:rPr>
-        <w:t xml:space="preserve"> или </w:t>
-      </w:r>
-      <w:proofErr w:type="spellStart"/>
-      <w:r>
-        <w:rPr>
-          <w:rFonts w:ascii="Times New Roman" w:hAnsi="Times New Roman" w:cs="Times New Roman"/>
-        </w:rPr>
-        <w:t>Cube</w:t>
-      </w:r>
-      <w:proofErr w:type="spellEnd"/>
-      <w:r>
-        <w:rPr>
-          <w:rFonts w:ascii="Times New Roman" w:hAnsi="Times New Roman" w:cs="Times New Roman"/>
-        </w:rPr>
-        <w:t xml:space="preserve">, где ESP32 выступает в роли шлюза, транслирующего команды управления из WiFi сети в протокол </w:t>
-      </w:r>
-      <w:proofErr w:type="spellStart"/>
-      <w:r>
-        <w:rPr>
-          <w:rFonts w:ascii="Times New Roman" w:hAnsi="Times New Roman" w:cs="Times New Roman"/>
-        </w:rPr>
-        <w:t>MAVLink</w:t>
-      </w:r>
-      <w:proofErr w:type="spellEnd"/>
-      <w:r>
-        <w:rPr>
-          <w:rFonts w:ascii="Times New Roman" w:hAnsi="Times New Roman" w:cs="Times New Roman"/>
-        </w:rPr>
-        <w:t xml:space="preserve"> через UART интерфейс и передающего телеметрические данные обратно в приложение для отображения в реальном времени с минимальной задержкой обеспечивая двусторонний обмен информацией необходимый для стабильного пилотирования и мониторинга состояния борта включая напряжение аккумуляторной батареи текущие координаты GPS высоту над уровнем моря скорость перемещения углы ориентации в пространстве крен тангаж и рыскание статус </w:t>
-      </w:r>
-      <w:proofErr w:type="spellStart"/>
-      <w:r>
-        <w:rPr>
-          <w:rFonts w:ascii="Times New Roman" w:hAnsi="Times New Roman" w:cs="Times New Roman"/>
-        </w:rPr>
-        <w:t>арминга</w:t>
-      </w:r>
-      <w:proofErr w:type="spellEnd"/>
-      <w:r>
-        <w:rPr>
-          <w:rFonts w:ascii="Times New Roman" w:hAnsi="Times New Roman" w:cs="Times New Roman"/>
-        </w:rPr>
-        <w:t xml:space="preserve"> количество видимых спутников навигационной системы и уровень сигнала радиоканала причем все эти данные агрегируются в единую модель </w:t>
-      </w:r>
-      <w:proofErr w:type="spellStart"/>
-      <w:r>
-        <w:rPr>
-          <w:rFonts w:ascii="Times New Roman" w:hAnsi="Times New Roman" w:cs="Times New Roman"/>
-        </w:rPr>
-        <w:t>DroneStatus</w:t>
-      </w:r>
-      <w:proofErr w:type="spellEnd"/>
-      <w:r>
-        <w:rPr>
-          <w:rFonts w:ascii="Times New Roman" w:hAnsi="Times New Roman" w:cs="Times New Roman"/>
-        </w:rPr>
-        <w:t xml:space="preserve"> которая проходит предварительную обработку и валидацию перед </w:t>
-      </w:r>
-      <w:r>
-        <w:rPr>
-          <w:rFonts w:ascii="Times New Roman" w:hAnsi="Times New Roman" w:cs="Times New Roman"/>
-        </w:rPr>
-        <w:lastRenderedPageBreak/>
-        <w:t>отображением пользователю через различные виджеты главного экрана такие как искусственный горизонт трехмерная модель дрона синхронизированная с реальными показаниями гироскопа и акселерометра а также цифровые индикаторы и графические графики позволяющие оператору мгновенно оценивать ситуацию и принимать решения для предотвращения аварийных ситуаций например при критическом разряде батареи или потере спутникового сигнала система визуально предупреждает оператора изменением цвета соответствующих индикаторов на предупреждающий оранжевый или критический красный что является частью встроенной системы безопасности предотвращающей неконтролируемый полет.</w:t>
+        <w:numPr>
+          <w:ilvl w:val="0"/>
+          <w:numId w:val="36"/>
+        </w:numPr>
+        <w:rPr>
+          <w:rFonts w:ascii="Calibri" w:hAnsi="Calibri" w:cs="Calibri"/>
+        </w:rPr>
+      </w:pPr>
+      <w:r>
+        <w:rPr>
+          <w:rFonts w:ascii="Calibri" w:hAnsi="Calibri" w:cs="Calibri"/>
+        </w:rPr>
+        <w:t>Цифры и графики</w:t>
+      </w:r>
+      <w:proofErr w:type="gramStart"/>
+      <w:r>
+        <w:rPr>
+          <w:rFonts w:ascii="Calibri" w:hAnsi="Calibri" w:cs="Calibri"/>
+        </w:rPr>
+        <w:t>: Сбоку</w:t>
+      </w:r>
+      <w:proofErr w:type="gramEnd"/>
+      <w:r>
+        <w:rPr>
+          <w:rFonts w:ascii="Calibri" w:hAnsi="Calibri" w:cs="Calibri"/>
+        </w:rPr>
+        <w:t xml:space="preserve"> или снизу бегут данные:</w:t>
       </w:r>
     </w:p>
     <w:p>
       <w:pPr>
-        <w:spacing w:line="360" w:lineRule="auto"/>
-        <w:rPr>
-          <w:rFonts w:ascii="Times New Roman" w:hAnsi="Times New Roman" w:cs="Times New Roman"/>
-        </w:rPr>
-      </w:pPr>
+        <w:numPr>
+          <w:ilvl w:val="1"/>
+          <w:numId w:val="36"/>
+        </w:numPr>
+        <w:rPr>
+          <w:rFonts w:ascii="Calibri" w:hAnsi="Calibri" w:cs="Calibri"/>
+        </w:rPr>
+      </w:pPr>
+      <w:r>
+        <w:rPr>
+          <w:rFonts w:ascii="Calibri" w:hAnsi="Calibri" w:cs="Calibri"/>
+        </w:rPr>
+        <w:t>Высота и скорость.</w:t>
+      </w:r>
     </w:p>
     <w:p>
       <w:pPr>
-        <w:spacing w:line="360" w:lineRule="auto"/>
-        <w:rPr>
-          <w:rFonts w:ascii="Times New Roman" w:hAnsi="Times New Roman" w:cs="Times New Roman"/>
-        </w:rPr>
-      </w:pPr>
-      <w:r>
-        <w:rPr>
-          <w:rFonts w:ascii="Times New Roman" w:hAnsi="Times New Roman" w:cs="Times New Roman"/>
-        </w:rPr>
-        <w:t xml:space="preserve">Процесс первоначальной настройки оборудования требует внимательного следования инструкции так как от качества монтажа и конфигурации зависит безопасность полетов начиная с прошивки микроконтроллера ESP32 через среду разработки </w:t>
-      </w:r>
-      <w:proofErr w:type="spellStart"/>
-      <w:r>
-        <w:rPr>
-          <w:rFonts w:ascii="Times New Roman" w:hAnsi="Times New Roman" w:cs="Times New Roman"/>
-        </w:rPr>
-        <w:t>Arduino</w:t>
-      </w:r>
-      <w:proofErr w:type="spellEnd"/>
-      <w:r>
-        <w:rPr>
-          <w:rFonts w:ascii="Times New Roman" w:hAnsi="Times New Roman" w:cs="Times New Roman"/>
-        </w:rPr>
-        <w:t xml:space="preserve"> IDE куда необходимо добавить официальные репозитории плат </w:t>
-      </w:r>
-      <w:proofErr w:type="spellStart"/>
-      <w:r>
-        <w:rPr>
-          <w:rFonts w:ascii="Times New Roman" w:hAnsi="Times New Roman" w:cs="Times New Roman"/>
-        </w:rPr>
-        <w:t>Espressif</w:t>
-      </w:r>
-      <w:proofErr w:type="spellEnd"/>
-      <w:r>
-        <w:rPr>
-          <w:rFonts w:ascii="Times New Roman" w:hAnsi="Times New Roman" w:cs="Times New Roman"/>
-        </w:rPr>
-        <w:t xml:space="preserve"> установить необходимые библиотеки поддержки протокола </w:t>
-      </w:r>
-      <w:proofErr w:type="spellStart"/>
-      <w:r>
-        <w:rPr>
-          <w:rFonts w:ascii="Times New Roman" w:hAnsi="Times New Roman" w:cs="Times New Roman"/>
-        </w:rPr>
-        <w:t>MAVLink</w:t>
-      </w:r>
-      <w:proofErr w:type="spellEnd"/>
-      <w:r>
-        <w:rPr>
-          <w:rFonts w:ascii="Times New Roman" w:hAnsi="Times New Roman" w:cs="Times New Roman"/>
-        </w:rPr>
-        <w:t xml:space="preserve"> и загрузить скетч </w:t>
-      </w:r>
-      <w:proofErr w:type="spellStart"/>
-      <w:r>
-        <w:rPr>
-          <w:rFonts w:ascii="Times New Roman" w:hAnsi="Times New Roman" w:cs="Times New Roman"/>
-        </w:rPr>
-        <w:t>Quadcopter.ino</w:t>
-      </w:r>
-      <w:proofErr w:type="spellEnd"/>
-      <w:r>
-        <w:rPr>
-          <w:rFonts w:ascii="Times New Roman" w:hAnsi="Times New Roman" w:cs="Times New Roman"/>
-        </w:rPr>
-        <w:t xml:space="preserve"> предварительно настроив параметры платы такие как тактовая частота объем </w:t>
-      </w:r>
-      <w:proofErr w:type="spellStart"/>
-      <w:r>
-        <w:rPr>
-          <w:rFonts w:ascii="Times New Roman" w:hAnsi="Times New Roman" w:cs="Times New Roman"/>
-        </w:rPr>
-        <w:t>флеш</w:t>
-      </w:r>
-      <w:proofErr w:type="spellEnd"/>
-      <w:r>
-        <w:rPr>
-          <w:rFonts w:ascii="Times New Roman" w:hAnsi="Times New Roman" w:cs="Times New Roman"/>
-        </w:rPr>
-        <w:t xml:space="preserve"> памяти и скорость загрузки после чего следует физическое подключение модуля к полётному контроллеру согласно строгой схеме </w:t>
-      </w:r>
-      <w:proofErr w:type="spellStart"/>
-      <w:r>
-        <w:rPr>
-          <w:rFonts w:ascii="Times New Roman" w:hAnsi="Times New Roman" w:cs="Times New Roman"/>
-        </w:rPr>
-        <w:t>распиновки</w:t>
-      </w:r>
-      <w:proofErr w:type="spellEnd"/>
-      <w:r>
-        <w:rPr>
-          <w:rFonts w:ascii="Times New Roman" w:hAnsi="Times New Roman" w:cs="Times New Roman"/>
-        </w:rPr>
-        <w:t xml:space="preserve"> где приемный пин RX ESP32 соединяется с передающим пином TX телеметрического порта FC а передающий пин TX ESP32 соответственно с приемным пином RX FC при обязательном объединении общих земель GND обоих устройств для обеспечения корректного уровня логических сигналов и исключения помех а также рекомендуется организовать стабильное питание модуля ESP32 от источника 5 вольт либо непосредственно от балансировочного разъема аккумулятора через понижающий стабилизатор напряжения чтобы избежать перезагрузок модуля в моменты пиковых нагрузок на бортовую сеть далее необходимо настроить сам полётный контроллер подключив его к наземной станции управления </w:t>
-      </w:r>
-      <w:proofErr w:type="spellStart"/>
-      <w:r>
-        <w:rPr>
-          <w:rFonts w:ascii="Times New Roman" w:hAnsi="Times New Roman" w:cs="Times New Roman"/>
-        </w:rPr>
-        <w:t>Mission</w:t>
-      </w:r>
-      <w:proofErr w:type="spellEnd"/>
-      <w:r>
-        <w:rPr>
-          <w:rFonts w:ascii="Times New Roman" w:hAnsi="Times New Roman" w:cs="Times New Roman"/>
-        </w:rPr>
-        <w:t xml:space="preserve"> </w:t>
-      </w:r>
-      <w:proofErr w:type="spellStart"/>
-      <w:r>
-        <w:rPr>
-          <w:rFonts w:ascii="Times New Roman" w:hAnsi="Times New Roman" w:cs="Times New Roman"/>
-        </w:rPr>
-        <w:t>Planner</w:t>
-      </w:r>
-      <w:proofErr w:type="spellEnd"/>
-      <w:r>
-        <w:rPr>
-          <w:rFonts w:ascii="Times New Roman" w:hAnsi="Times New Roman" w:cs="Times New Roman"/>
-        </w:rPr>
-        <w:t xml:space="preserve"> на персональном компьютере и изменить параметры последовательного порта </w:t>
-      </w:r>
-      <w:proofErr w:type="spellStart"/>
-      <w:r>
-        <w:rPr>
-          <w:rFonts w:ascii="Times New Roman" w:hAnsi="Times New Roman" w:cs="Times New Roman"/>
-        </w:rPr>
-        <w:t>SERIALx_PROTOCOL</w:t>
-      </w:r>
-      <w:proofErr w:type="spellEnd"/>
-      <w:r>
-        <w:rPr>
-          <w:rFonts w:ascii="Times New Roman" w:hAnsi="Times New Roman" w:cs="Times New Roman"/>
-        </w:rPr>
-        <w:t xml:space="preserve"> установив значение 2 что соответствует протоколу MAVLink2 и задать скорость обмена данными </w:t>
-      </w:r>
-      <w:proofErr w:type="spellStart"/>
-      <w:r>
-        <w:rPr>
-          <w:rFonts w:ascii="Times New Roman" w:hAnsi="Times New Roman" w:cs="Times New Roman"/>
-        </w:rPr>
-        <w:t>SERIALx_BAUD</w:t>
-      </w:r>
-      <w:proofErr w:type="spellEnd"/>
-      <w:r>
-        <w:rPr>
-          <w:rFonts w:ascii="Times New Roman" w:hAnsi="Times New Roman" w:cs="Times New Roman"/>
-        </w:rPr>
-        <w:t xml:space="preserve"> равной 921600 бит в секунду для обеспечения высокой пропускной способности канала передачи телеметрии после сохранения параметров и перезагрузки контроллера система готова к работе и при включении питания ESP32 автоматически создаст точку доступа WiFi к которой пользователю необходимо подключить свой смартфон используя предустановленный пароль указанный в документации после чего можно запускать мобильное приложение </w:t>
-      </w:r>
-      <w:r>
-        <w:rPr>
-          <w:rFonts w:ascii="Times New Roman" w:hAnsi="Times New Roman" w:cs="Times New Roman"/>
-        </w:rPr>
-        <w:lastRenderedPageBreak/>
-        <w:t xml:space="preserve">которое при первом старте проведет пользователя через процесс </w:t>
-      </w:r>
-      <w:proofErr w:type="spellStart"/>
-      <w:r>
-        <w:rPr>
-          <w:rFonts w:ascii="Times New Roman" w:hAnsi="Times New Roman" w:cs="Times New Roman"/>
-        </w:rPr>
-        <w:t>онбординга</w:t>
-      </w:r>
-      <w:proofErr w:type="spellEnd"/>
-      <w:r>
-        <w:rPr>
-          <w:rFonts w:ascii="Times New Roman" w:hAnsi="Times New Roman" w:cs="Times New Roman"/>
-        </w:rPr>
-        <w:t xml:space="preserve"> включающий ознакомление с лицензионным соглашением обязательным для принятия перед началом использования программного продукта и пошаговые инструкции по настройке оборудования гарантирующие что пользователь обладает необходимыми знаниями для безопасной эксплуатации.</w:t>
+        <w:numPr>
+          <w:ilvl w:val="1"/>
+          <w:numId w:val="36"/>
+        </w:numPr>
+        <w:rPr>
+          <w:rFonts w:ascii="Calibri" w:hAnsi="Calibri" w:cs="Calibri"/>
+        </w:rPr>
+      </w:pPr>
+      <w:r>
+        <w:rPr>
+          <w:rFonts w:ascii="Calibri" w:hAnsi="Calibri" w:cs="Calibri"/>
+        </w:rPr>
+        <w:t>Заряд батареи (если мало — загорится красным!).</w:t>
       </w:r>
     </w:p>
     <w:p>
       <w:pPr>
-        <w:spacing w:line="360" w:lineRule="auto"/>
-        <w:rPr>
-          <w:rFonts w:ascii="Times New Roman" w:hAnsi="Times New Roman" w:cs="Times New Roman"/>
-        </w:rPr>
-      </w:pPr>
+        <w:numPr>
+          <w:ilvl w:val="1"/>
+          <w:numId w:val="36"/>
+        </w:numPr>
+        <w:rPr>
+          <w:rFonts w:ascii="Calibri" w:hAnsi="Calibri" w:cs="Calibri"/>
+        </w:rPr>
+      </w:pPr>
+      <w:r>
+        <w:rPr>
+          <w:rFonts w:ascii="Calibri" w:hAnsi="Calibri" w:cs="Calibri"/>
+        </w:rPr>
+        <w:t>Количество спутников GPS (чем больше, тем точнее позиционирование).</w:t>
+      </w:r>
     </w:p>
     <w:p>
       <w:pPr>
-        <w:spacing w:line="360" w:lineRule="auto"/>
-        <w:rPr>
-          <w:rFonts w:ascii="Times New Roman" w:hAnsi="Times New Roman" w:cs="Times New Roman"/>
-        </w:rPr>
-      </w:pPr>
-      <w:r>
-        <w:rPr>
-          <w:rFonts w:ascii="Times New Roman" w:hAnsi="Times New Roman" w:cs="Times New Roman"/>
-        </w:rPr>
-        <w:t xml:space="preserve">Интерфейс приложения разделен на несколько логических экранов доступных через боковое меню навигации или нижнюю панель переключения где главный экран служит центральной панелью мониторинга отображающей наиболее важную информацию в удобном визуальном формате включая интерактивную трехмерную модель дрона которая вращается в соответствии с реальными углами наклона аппарата получаемыми от датчиков ориентации причем для компенсации возможных неточностей установки датчиков или различий в системах координат реализована уникальная функция умной калибровки позволяющая пользователю в полуавтоматическом режиме определить эталонное положение дрона и последовательно наклоняя его в разные стороны позволить алгоритму вычислить необходимые поправочные коэффициенты и смещения осей что гарантирует идеальное совпадение виртуальной модели с реальным положением аппарата в пространстве даже если датчики установлены с отклонением от стандартных осей координат кроме того главный экран содержит сводные блоки телеметрии показывающие текущие координаты широты и долготы высоту относительно точки взлета горизонтальную скорость заряд аккумуляторной батареи в процентах и вольтах количество захваченных спутников GPS и статус готовности к </w:t>
-      </w:r>
-      <w:proofErr w:type="spellStart"/>
-      <w:r>
-        <w:rPr>
-          <w:rFonts w:ascii="Times New Roman" w:hAnsi="Times New Roman" w:cs="Times New Roman"/>
-        </w:rPr>
-        <w:t>армингу</w:t>
-      </w:r>
-      <w:proofErr w:type="spellEnd"/>
-      <w:r>
-        <w:rPr>
-          <w:rFonts w:ascii="Times New Roman" w:hAnsi="Times New Roman" w:cs="Times New Roman"/>
-        </w:rPr>
-        <w:t xml:space="preserve"> причем пользователь имеет возможность гибко настраивать вид этого экрана скрывая или отображая отдельные блоки информации через меню настроек приложения чтобы оставить только те данные которые необходимы ему в конкретном сценарии полета снижая визуальный шум и повышая читаемость интерфейса.</w:t>
+        <w:numPr>
+          <w:ilvl w:val="1"/>
+          <w:numId w:val="36"/>
+        </w:numPr>
+        <w:rPr>
+          <w:rFonts w:ascii="Calibri" w:hAnsi="Calibri" w:cs="Calibri"/>
+        </w:rPr>
+      </w:pPr>
+      <w:r>
+        <w:rPr>
+          <w:rFonts w:ascii="Calibri" w:hAnsi="Calibri" w:cs="Calibri"/>
+        </w:rPr>
+        <w:t>Расстояние до дома.</w:t>
       </w:r>
     </w:p>
     <w:p>
       <w:pPr>
-        <w:spacing w:line="360" w:lineRule="auto"/>
-        <w:rPr>
-          <w:rFonts w:ascii="Times New Roman" w:hAnsi="Times New Roman" w:cs="Times New Roman"/>
-        </w:rPr>
-      </w:pPr>
+        <w:numPr>
+          <w:ilvl w:val="0"/>
+          <w:numId w:val="36"/>
+        </w:numPr>
+        <w:rPr>
+          <w:rFonts w:ascii="Calibri" w:hAnsi="Calibri" w:cs="Calibri"/>
+        </w:rPr>
+      </w:pPr>
+      <w:r>
+        <w:rPr>
+          <w:rFonts w:ascii="Calibri" w:hAnsi="Calibri" w:cs="Calibri"/>
+        </w:rPr>
+        <w:t>Настройка вида: Вам не нужны все цифры сразу? Зайдите в настройки и отключите лишние блоки, чтобы экран был чистым.</w:t>
+      </w:r>
     </w:p>
     <w:p>
       <w:pPr>
-        <w:spacing w:line="360" w:lineRule="auto"/>
-        <w:rPr>
-          <w:rFonts w:ascii="Times New Roman" w:hAnsi="Times New Roman" w:cs="Times New Roman"/>
-        </w:rPr>
-      </w:pPr>
-      <w:r>
-        <w:rPr>
-          <w:rFonts w:ascii="Times New Roman" w:hAnsi="Times New Roman" w:cs="Times New Roman"/>
-        </w:rPr>
-        <w:t xml:space="preserve">Экран управления предоставляет пользователю полноценный виртуальный пульт дистанционного управления реализованный в виде двух сенсорных джойстиков работающих в стандартном режиме Mode 2 принятом в сообществе пилотов FPV где левый стик отвечает за управление тягой двигателей газом вверх вниз и рысканием поворот вокруг вертикальной оси влево вправо а правый стик управляет тангажом движение вперед назад и креном движение влево вправо причем алгоритмы обработки </w:t>
-      </w:r>
-      <w:r>
-        <w:rPr>
-          <w:rFonts w:ascii="Times New Roman" w:hAnsi="Times New Roman" w:cs="Times New Roman"/>
-        </w:rPr>
-        <w:lastRenderedPageBreak/>
-        <w:t xml:space="preserve">касаний обеспечивают плавность хода и возможность точного дозирования команд а также автоматический возврат стиков в нейтральное положение при отпускании пальца что переводит дрон в режим зависания если он поддерживает данную функцию через полётный контроллер важным элементом этого экрана является большая кнопка </w:t>
-      </w:r>
-      <w:proofErr w:type="spellStart"/>
-      <w:r>
-        <w:rPr>
-          <w:rFonts w:ascii="Times New Roman" w:hAnsi="Times New Roman" w:cs="Times New Roman"/>
-        </w:rPr>
-        <w:t>арминга</w:t>
-      </w:r>
-      <w:proofErr w:type="spellEnd"/>
-      <w:r>
-        <w:rPr>
-          <w:rFonts w:ascii="Times New Roman" w:hAnsi="Times New Roman" w:cs="Times New Roman"/>
-        </w:rPr>
-        <w:t xml:space="preserve"> и </w:t>
-      </w:r>
-      <w:proofErr w:type="spellStart"/>
-      <w:r>
-        <w:rPr>
-          <w:rFonts w:ascii="Times New Roman" w:hAnsi="Times New Roman" w:cs="Times New Roman"/>
-        </w:rPr>
-        <w:t>дизарминга</w:t>
-      </w:r>
-      <w:proofErr w:type="spellEnd"/>
-      <w:r>
-        <w:rPr>
-          <w:rFonts w:ascii="Times New Roman" w:hAnsi="Times New Roman" w:cs="Times New Roman"/>
-        </w:rPr>
-        <w:t xml:space="preserve"> которая активирует или деактивирует силовую установку дрона причем система блокирует возможность начала движения джойстиками до момента успешного </w:t>
-      </w:r>
-      <w:proofErr w:type="spellStart"/>
-      <w:r>
-        <w:rPr>
-          <w:rFonts w:ascii="Times New Roman" w:hAnsi="Times New Roman" w:cs="Times New Roman"/>
-        </w:rPr>
-        <w:t>арминга</w:t>
-      </w:r>
-      <w:proofErr w:type="spellEnd"/>
-      <w:r>
-        <w:rPr>
-          <w:rFonts w:ascii="Times New Roman" w:hAnsi="Times New Roman" w:cs="Times New Roman"/>
-        </w:rPr>
-        <w:t xml:space="preserve"> предотвращая случайное дерганье моторов а также запрашивает подтверждение перед выполнением критических команд таких как автоматический взлет или посадка добавляя дополнительный уровень безопасности исключающий человеческий фактор и ошибочные нажатия в стрессовой ситуации.</w:t>
+        <w:rPr>
+          <w:rFonts w:ascii="Calibri" w:hAnsi="Calibri" w:cs="Calibri"/>
+          <w:b/>
+          <w:bCs/>
+        </w:rPr>
+      </w:pPr>
+      <w:r>
+        <w:rPr>
+          <w:rFonts w:ascii="Calibri" w:hAnsi="Calibri" w:cs="Calibri"/>
+          <w:b/>
+          <w:bCs/>
+        </w:rPr>
+        <w:t>5. Экран управления: Виртуальный пульт</w:t>
       </w:r>
     </w:p>
     <w:p>
       <w:pPr>
-        <w:spacing w:line="360" w:lineRule="auto"/>
-        <w:rPr>
-          <w:rFonts w:ascii="Times New Roman" w:hAnsi="Times New Roman" w:cs="Times New Roman"/>
-        </w:rPr>
-      </w:pPr>
+        <w:rPr>
+          <w:rFonts w:ascii="Calibri" w:hAnsi="Calibri" w:cs="Calibri"/>
+        </w:rPr>
+      </w:pPr>
+      <w:r>
+        <w:rPr>
+          <w:rFonts w:ascii="Calibri" w:hAnsi="Calibri" w:cs="Calibri"/>
+        </w:rPr>
+        <w:t>Здесь находятся два джойстика, как на настоящем пульте радиоуправления.</w:t>
+      </w:r>
     </w:p>
     <w:p>
       <w:pPr>
-        <w:spacing w:line="360" w:lineRule="auto"/>
-        <w:rPr>
-          <w:rFonts w:ascii="Times New Roman" w:hAnsi="Times New Roman" w:cs="Times New Roman"/>
-        </w:rPr>
-      </w:pPr>
-      <w:r>
-        <w:rPr>
-          <w:rFonts w:ascii="Times New Roman" w:hAnsi="Times New Roman" w:cs="Times New Roman"/>
-        </w:rPr>
-        <w:t xml:space="preserve">Раздел настроек полётного контроллера представляет собой мощный инструмент для глубокой конфигурации поведения дрона где пользователь может изменять базовые параметры полета такие как высота автоматического взлета скорость снижения при посадке высота возврата домой в режиме RTL максимальная горизонтальная скорость и базовое значение газа для висения что позволяет адаптировать поведение аппарата под свои предпочтения и условия окружающей среды кроме того здесь доступен запуск процедур аппаратной калибровки встроенных датчиков включая акселерометр гироскоп и компас магнитометр которые должны выполняться на абсолютно ровной неподвижной поверхности для обеспечения точности работы систем стабилизации и навигации причем приложение берет на себя всю процедуру взаимодействия с протоколом </w:t>
-      </w:r>
-      <w:proofErr w:type="spellStart"/>
-      <w:r>
-        <w:rPr>
-          <w:rFonts w:ascii="Times New Roman" w:hAnsi="Times New Roman" w:cs="Times New Roman"/>
-        </w:rPr>
-        <w:t>MAVLink</w:t>
-      </w:r>
-      <w:proofErr w:type="spellEnd"/>
-      <w:r>
-        <w:rPr>
-          <w:rFonts w:ascii="Times New Roman" w:hAnsi="Times New Roman" w:cs="Times New Roman"/>
-        </w:rPr>
-        <w:t xml:space="preserve"> отправляя необходимые команды и ожидая подтверждения успешного завершения калибровки от контроллера уведомляя пользователя о результатах через всплывающие сообщения а для продвинутых пользователей реализован полный доступ к таблице параметров </w:t>
-      </w:r>
-      <w:proofErr w:type="spellStart"/>
-      <w:r>
-        <w:rPr>
-          <w:rFonts w:ascii="Times New Roman" w:hAnsi="Times New Roman" w:cs="Times New Roman"/>
-        </w:rPr>
-        <w:t>MAVLink</w:t>
-      </w:r>
-      <w:proofErr w:type="spellEnd"/>
-      <w:r>
-        <w:rPr>
-          <w:rFonts w:ascii="Times New Roman" w:hAnsi="Times New Roman" w:cs="Times New Roman"/>
-        </w:rPr>
-        <w:t xml:space="preserve"> позволяющий просматривать текущие значения любых переменных полётного контроллера искать их по имени и изменять их в допустимых пределах напрямую из мобильного устройства что ранее было возможно только при подключении к наземной станции через кабель USB обеспечивая беспрецедентную мобильность и автономность процесса настройки.</w:t>
+        <w:numPr>
+          <w:ilvl w:val="0"/>
+          <w:numId w:val="37"/>
+        </w:numPr>
+        <w:rPr>
+          <w:rFonts w:ascii="Calibri" w:hAnsi="Calibri" w:cs="Calibri"/>
+        </w:rPr>
+      </w:pPr>
+      <w:r>
+        <w:rPr>
+          <w:rFonts w:ascii="Calibri" w:hAnsi="Calibri" w:cs="Calibri"/>
+        </w:rPr>
+        <w:t>Левый стик: Газ (вверх/вниз) и поворот вокруг оси (влево/вправо).</w:t>
       </w:r>
     </w:p>
     <w:p>
       <w:pPr>
-        <w:spacing w:line="360" w:lineRule="auto"/>
-        <w:rPr>
-          <w:rFonts w:ascii="Times New Roman" w:hAnsi="Times New Roman" w:cs="Times New Roman"/>
-        </w:rPr>
-      </w:pPr>
+        <w:numPr>
+          <w:ilvl w:val="0"/>
+          <w:numId w:val="37"/>
+        </w:numPr>
+        <w:rPr>
+          <w:rFonts w:ascii="Calibri" w:hAnsi="Calibri" w:cs="Calibri"/>
+        </w:rPr>
+      </w:pPr>
+      <w:r>
+        <w:rPr>
+          <w:rFonts w:ascii="Calibri" w:hAnsi="Calibri" w:cs="Calibri"/>
+        </w:rPr>
+        <w:t>Правый стик: Движение вперед/назад и наклоны влево/вправо.</w:t>
+      </w:r>
     </w:p>
     <w:p>
       <w:pPr>
-        <w:spacing w:line="360" w:lineRule="auto"/>
-        <w:rPr>
-          <w:rFonts w:ascii="Times New Roman" w:hAnsi="Times New Roman" w:cs="Times New Roman"/>
-        </w:rPr>
-      </w:pPr>
-      <w:r>
-        <w:rPr>
-          <w:rFonts w:ascii="Times New Roman" w:hAnsi="Times New Roman" w:cs="Times New Roman"/>
-        </w:rPr>
-        <w:t xml:space="preserve">Одной из ключевых особенностей приложения является развитая система кастомизации пользовательского интерфейса позволяющая каждому пользователю настроить визуальный стиль под свои вкусы или условия освещения благодаря наличию восьми </w:t>
-      </w:r>
-      <w:r>
-        <w:rPr>
-          <w:rFonts w:ascii="Times New Roman" w:hAnsi="Times New Roman" w:cs="Times New Roman"/>
-        </w:rPr>
-        <w:lastRenderedPageBreak/>
-        <w:t xml:space="preserve">заранее подготовленных цветовых пресетов таких как Cyber Blue Ocean Deep </w:t>
-      </w:r>
-      <w:proofErr w:type="spellStart"/>
-      <w:r>
-        <w:rPr>
-          <w:rFonts w:ascii="Times New Roman" w:hAnsi="Times New Roman" w:cs="Times New Roman"/>
-        </w:rPr>
-        <w:t>Forest</w:t>
-      </w:r>
-      <w:proofErr w:type="spellEnd"/>
-      <w:r>
-        <w:rPr>
-          <w:rFonts w:ascii="Times New Roman" w:hAnsi="Times New Roman" w:cs="Times New Roman"/>
-        </w:rPr>
-        <w:t xml:space="preserve"> Night </w:t>
-      </w:r>
-      <w:proofErr w:type="spellStart"/>
-      <w:r>
-        <w:rPr>
-          <w:rFonts w:ascii="Times New Roman" w:hAnsi="Times New Roman" w:cs="Times New Roman"/>
-        </w:rPr>
-        <w:t>Sunset</w:t>
-      </w:r>
-      <w:proofErr w:type="spellEnd"/>
-      <w:r>
-        <w:rPr>
-          <w:rFonts w:ascii="Times New Roman" w:hAnsi="Times New Roman" w:cs="Times New Roman"/>
-        </w:rPr>
-        <w:t xml:space="preserve"> Orange Purple </w:t>
-      </w:r>
-      <w:proofErr w:type="spellStart"/>
-      <w:r>
-        <w:rPr>
-          <w:rFonts w:ascii="Times New Roman" w:hAnsi="Times New Roman" w:cs="Times New Roman"/>
-        </w:rPr>
-        <w:t>Haze</w:t>
-      </w:r>
-      <w:proofErr w:type="spellEnd"/>
-      <w:r>
-        <w:rPr>
-          <w:rFonts w:ascii="Times New Roman" w:hAnsi="Times New Roman" w:cs="Times New Roman"/>
-        </w:rPr>
-        <w:t xml:space="preserve"> Red Dragon </w:t>
-      </w:r>
-      <w:proofErr w:type="spellStart"/>
-      <w:r>
-        <w:rPr>
-          <w:rFonts w:ascii="Times New Roman" w:hAnsi="Times New Roman" w:cs="Times New Roman"/>
-        </w:rPr>
-        <w:t>Monochrome</w:t>
-      </w:r>
-      <w:proofErr w:type="spellEnd"/>
-      <w:r>
-        <w:rPr>
-          <w:rFonts w:ascii="Times New Roman" w:hAnsi="Times New Roman" w:cs="Times New Roman"/>
-        </w:rPr>
-        <w:t xml:space="preserve"> и </w:t>
-      </w:r>
-      <w:proofErr w:type="spellStart"/>
-      <w:r>
-        <w:rPr>
-          <w:rFonts w:ascii="Times New Roman" w:hAnsi="Times New Roman" w:cs="Times New Roman"/>
-        </w:rPr>
-        <w:t>Teal</w:t>
-      </w:r>
-      <w:proofErr w:type="spellEnd"/>
-      <w:r>
-        <w:rPr>
-          <w:rFonts w:ascii="Times New Roman" w:hAnsi="Times New Roman" w:cs="Times New Roman"/>
-        </w:rPr>
-        <w:t xml:space="preserve"> Tech каждый из которых представляет собой тщательно подобранную комбинацию основного акцентного фонового цветов и цвета карточек элементов интерфейса обеспечивающую гармоничный внешний вид и достаточный контраст для комфортного чтения информации причем механизм смены тем реализован таким образом что изменения применяются мгновенно без необходимости перезапуска приложения благодаря реактивной архитектуре </w:t>
-      </w:r>
-      <w:proofErr w:type="spellStart"/>
-      <w:r>
-        <w:rPr>
-          <w:rFonts w:ascii="Times New Roman" w:hAnsi="Times New Roman" w:cs="Times New Roman"/>
-        </w:rPr>
-        <w:t>Flutter</w:t>
-      </w:r>
-      <w:proofErr w:type="spellEnd"/>
-      <w:r>
-        <w:rPr>
-          <w:rFonts w:ascii="Times New Roman" w:hAnsi="Times New Roman" w:cs="Times New Roman"/>
-        </w:rPr>
-        <w:t xml:space="preserve"> и системе глобального управления состоянием темы когда при выборе нового пресета в настройках приложение сохраняет уникальный идентификатор темы в энергонезависимой памяти устройства и рассылает событие обновления всем подписчикам вызывая перерисовку всех виджетов с новыми цветами что создает эффект живого трансформирования интерфейса на глазах у пользователя а при следующем запуске приложения оно автоматически считывает сохраненный идентификатор загружает соответствующие цвета и восстанавливает последний выбранный пользователем внешний вид обеспечивая непрерывность опыта использования.</w:t>
+        <w:rPr>
+          <w:rFonts w:ascii="Calibri" w:hAnsi="Calibri" w:cs="Calibri"/>
+        </w:rPr>
+      </w:pPr>
+      <w:r>
+        <w:rPr>
+          <w:rFonts w:ascii="Calibri" w:hAnsi="Calibri" w:cs="Calibri"/>
+        </w:rPr>
+        <w:t>Важные особенности безопасности:</w:t>
       </w:r>
     </w:p>
     <w:p>
       <w:pPr>
-        <w:spacing w:line="360" w:lineRule="auto"/>
-        <w:rPr>
-          <w:rFonts w:ascii="Times New Roman" w:hAnsi="Times New Roman" w:cs="Times New Roman"/>
-        </w:rPr>
-      </w:pPr>
+        <w:numPr>
+          <w:ilvl w:val="0"/>
+          <w:numId w:val="38"/>
+        </w:numPr>
+        <w:rPr>
+          <w:rFonts w:ascii="Calibri" w:hAnsi="Calibri" w:cs="Calibri"/>
+        </w:rPr>
+      </w:pPr>
+      <w:r>
+        <w:rPr>
+          <w:rFonts w:ascii="Calibri" w:hAnsi="Calibri" w:cs="Calibri"/>
+        </w:rPr>
+        <w:t xml:space="preserve">Кнопка </w:t>
+      </w:r>
+      <w:proofErr w:type="spellStart"/>
+      <w:r>
+        <w:rPr>
+          <w:rFonts w:ascii="Calibri" w:hAnsi="Calibri" w:cs="Calibri"/>
+        </w:rPr>
+        <w:t>Арминга</w:t>
+      </w:r>
+      <w:proofErr w:type="spellEnd"/>
+      <w:r>
+        <w:rPr>
+          <w:rFonts w:ascii="Calibri" w:hAnsi="Calibri" w:cs="Calibri"/>
+        </w:rPr>
+        <w:t>: Дрон не запустит моторы, пока вы не нажмете большую кнопку «</w:t>
+      </w:r>
+      <w:proofErr w:type="spellStart"/>
+      <w:r>
+        <w:rPr>
+          <w:rFonts w:ascii="Calibri" w:hAnsi="Calibri" w:cs="Calibri"/>
+        </w:rPr>
+        <w:t>Армить</w:t>
+      </w:r>
+      <w:proofErr w:type="spellEnd"/>
+      <w:r>
+        <w:rPr>
+          <w:rFonts w:ascii="Calibri" w:hAnsi="Calibri" w:cs="Calibri"/>
+        </w:rPr>
+        <w:t>» (подготовить двигатели). Это защита от случайного старта.</w:t>
+      </w:r>
     </w:p>
     <w:p>
       <w:pPr>
-        <w:spacing w:line="360" w:lineRule="auto"/>
-        <w:rPr>
-          <w:rFonts w:ascii="Times New Roman" w:hAnsi="Times New Roman" w:cs="Times New Roman"/>
-        </w:rPr>
-      </w:pPr>
-      <w:r>
-        <w:rPr>
-          <w:rFonts w:ascii="Times New Roman" w:hAnsi="Times New Roman" w:cs="Times New Roman"/>
-        </w:rPr>
-        <w:t xml:space="preserve">Техническая реализация приложения базируется на использовании современных практик разработки мобильных приложений включая асинхронное программирование для выполнения сетевых запросов и операций ввода вывода без блокировки основного потока отрисовки интерфейса что гарантирует плавность работы даже при интенсивном обмене телеметрическими данными использование потоков Stream для передачи обновлений статуса дрона от сервиса связи ко всем заинтересованным виджетам что обеспечивает минимальную задержку между изменением состояния реального объекта и его отражением на экране применение механизма </w:t>
-      </w:r>
-      <w:proofErr w:type="spellStart"/>
-      <w:r>
-        <w:rPr>
-          <w:rFonts w:ascii="Times New Roman" w:hAnsi="Times New Roman" w:cs="Times New Roman"/>
-        </w:rPr>
-        <w:t>SharedPreferences</w:t>
-      </w:r>
-      <w:proofErr w:type="spellEnd"/>
-      <w:r>
-        <w:rPr>
-          <w:rFonts w:ascii="Times New Roman" w:hAnsi="Times New Roman" w:cs="Times New Roman"/>
-        </w:rPr>
-        <w:t xml:space="preserve"> для надежного хранения пользовательских настроек таких как выбранная тема конфигурация отображения блоков телеметрии и результаты калибровки осей 3D модели а также строгую типизацию данных через классы моделей что предотвращает ошибки времени выполнения связанные с неверным форматом данных получаемых от бортового оборудования вся кодовая база структурирована по принципу разделения ответственности где файл </w:t>
-      </w:r>
-      <w:proofErr w:type="spellStart"/>
-      <w:r>
-        <w:rPr>
-          <w:rFonts w:ascii="Times New Roman" w:hAnsi="Times New Roman" w:cs="Times New Roman"/>
-        </w:rPr>
-        <w:t>main.dart</w:t>
-      </w:r>
-      <w:proofErr w:type="spellEnd"/>
-      <w:r>
-        <w:rPr>
-          <w:rFonts w:ascii="Times New Roman" w:hAnsi="Times New Roman" w:cs="Times New Roman"/>
-        </w:rPr>
-        <w:t xml:space="preserve"> отвечает за инициализацию приложения настройку темы и маршрутизацию между экранами директория </w:t>
-      </w:r>
-      <w:proofErr w:type="spellStart"/>
-      <w:r>
-        <w:rPr>
-          <w:rFonts w:ascii="Times New Roman" w:hAnsi="Times New Roman" w:cs="Times New Roman"/>
-        </w:rPr>
-        <w:t>core</w:t>
-      </w:r>
-      <w:proofErr w:type="spellEnd"/>
-      <w:r>
-        <w:rPr>
-          <w:rFonts w:ascii="Times New Roman" w:hAnsi="Times New Roman" w:cs="Times New Roman"/>
-        </w:rPr>
-        <w:t xml:space="preserve"> содержит глобальные константы версии приложения и реестр цветовых тем папка </w:t>
-      </w:r>
-      <w:proofErr w:type="spellStart"/>
-      <w:r>
-        <w:rPr>
-          <w:rFonts w:ascii="Times New Roman" w:hAnsi="Times New Roman" w:cs="Times New Roman"/>
-        </w:rPr>
-        <w:t>models</w:t>
-      </w:r>
-      <w:proofErr w:type="spellEnd"/>
-      <w:r>
-        <w:rPr>
-          <w:rFonts w:ascii="Times New Roman" w:hAnsi="Times New Roman" w:cs="Times New Roman"/>
-        </w:rPr>
-        <w:t xml:space="preserve"> описывает структуры данных телеметрии сервисы в папке </w:t>
-      </w:r>
-      <w:proofErr w:type="spellStart"/>
-      <w:r>
-        <w:rPr>
-          <w:rFonts w:ascii="Times New Roman" w:hAnsi="Times New Roman" w:cs="Times New Roman"/>
-        </w:rPr>
-        <w:t>services</w:t>
-      </w:r>
-      <w:proofErr w:type="spellEnd"/>
-      <w:r>
-        <w:rPr>
-          <w:rFonts w:ascii="Times New Roman" w:hAnsi="Times New Roman" w:cs="Times New Roman"/>
-        </w:rPr>
-        <w:t xml:space="preserve"> инкапсулируют логику сетевого взаимодействия и парсинга протоколов а экраны в папке </w:t>
-      </w:r>
-      <w:proofErr w:type="spellStart"/>
-      <w:r>
-        <w:rPr>
-          <w:rFonts w:ascii="Times New Roman" w:hAnsi="Times New Roman" w:cs="Times New Roman"/>
-        </w:rPr>
-        <w:t>screens</w:t>
-      </w:r>
-      <w:proofErr w:type="spellEnd"/>
-      <w:r>
-        <w:rPr>
-          <w:rFonts w:ascii="Times New Roman" w:hAnsi="Times New Roman" w:cs="Times New Roman"/>
-        </w:rPr>
-        <w:t xml:space="preserve"> отвечают исключительно за отображение данных и обработку пользовательского </w:t>
-      </w:r>
-      <w:r>
-        <w:rPr>
-          <w:rFonts w:ascii="Times New Roman" w:hAnsi="Times New Roman" w:cs="Times New Roman"/>
-        </w:rPr>
-        <w:lastRenderedPageBreak/>
-        <w:t>ввода что делает код чистым понятным и легким в поддержке для будущих разработчиков которые могут легко добавлять новые функции такие как поддержка дополнительных типов дронов расширение списка настроек или интеграция с облачными сервисами логирования полетов.</w:t>
+        <w:numPr>
+          <w:ilvl w:val="0"/>
+          <w:numId w:val="38"/>
+        </w:numPr>
+        <w:rPr>
+          <w:rFonts w:ascii="Calibri" w:hAnsi="Calibri" w:cs="Calibri"/>
+        </w:rPr>
+      </w:pPr>
+      <w:r>
+        <w:rPr>
+          <w:rFonts w:ascii="Calibri" w:hAnsi="Calibri" w:cs="Calibri"/>
+        </w:rPr>
+        <w:t>Блокировка</w:t>
+      </w:r>
+      <w:r>
+        <w:rPr>
+          <w:rFonts w:ascii="Calibri" w:hAnsi="Calibri" w:cs="Calibri"/>
+        </w:rPr>
+        <w:t>: пока</w:t>
+      </w:r>
+      <w:r>
+        <w:rPr>
+          <w:rFonts w:ascii="Calibri" w:hAnsi="Calibri" w:cs="Calibri"/>
+        </w:rPr>
+        <w:t xml:space="preserve"> двигатели не запущены, стики не реагируют на касания. Вы можете смело тыкать в экран, не боясь, что дрон дернется.</w:t>
       </w:r>
     </w:p>
     <w:p>
       <w:pPr>
-        <w:spacing w:line="360" w:lineRule="auto"/>
-        <w:rPr>
-          <w:rFonts w:ascii="Times New Roman" w:hAnsi="Times New Roman" w:cs="Times New Roman"/>
-        </w:rPr>
-      </w:pPr>
+        <w:numPr>
+          <w:ilvl w:val="0"/>
+          <w:numId w:val="38"/>
+        </w:numPr>
+        <w:rPr>
+          <w:rFonts w:ascii="Calibri" w:hAnsi="Calibri" w:cs="Calibri"/>
+        </w:rPr>
+      </w:pPr>
+      <w:r>
+        <w:rPr>
+          <w:rFonts w:ascii="Calibri" w:hAnsi="Calibri" w:cs="Calibri"/>
+        </w:rPr>
+        <w:t>Подтверждение</w:t>
+      </w:r>
+      <w:r>
+        <w:rPr>
+          <w:rFonts w:ascii="Calibri" w:hAnsi="Calibri" w:cs="Calibri"/>
+        </w:rPr>
+        <w:t>: для</w:t>
+      </w:r>
+      <w:r>
+        <w:rPr>
+          <w:rFonts w:ascii="Calibri" w:hAnsi="Calibri" w:cs="Calibri"/>
+        </w:rPr>
+        <w:t xml:space="preserve"> опасных команд (например, «Автоматический взлет») приложение спросит: «Вы уверены?». Нужно нажать «Да» еще раз.</w:t>
+      </w:r>
     </w:p>
     <w:p>
       <w:pPr>
-        <w:spacing w:line="360" w:lineRule="auto"/>
-        <w:rPr>
-          <w:rFonts w:ascii="Times New Roman" w:hAnsi="Times New Roman" w:cs="Times New Roman"/>
-        </w:rPr>
-      </w:pPr>
-      <w:r>
-        <w:rPr>
-          <w:rFonts w:ascii="Times New Roman" w:hAnsi="Times New Roman" w:cs="Times New Roman"/>
-        </w:rPr>
-        <w:t xml:space="preserve">Важным аспектом документации является описание процедур устранения неполадок так как в условиях реальной эксплуатации могут возникать ситуации требующие вмешательства пользователя например если приложение не видит дрон необходимо проверить физическое подключение WiFi убедиться что телефон не переключился на мобильную сеть и что IP адрес устройства соответствует ожидаемому если телеметрия не обновляется или данные застыли на одном месте следует проверить целостность проводов подключения ESP32 к полётному контроллеру особенно контакт общей земли и соответствие настроек скорости обмена данными </w:t>
-      </w:r>
-      <w:proofErr w:type="spellStart"/>
-      <w:r>
-        <w:rPr>
-          <w:rFonts w:ascii="Times New Roman" w:hAnsi="Times New Roman" w:cs="Times New Roman"/>
-        </w:rPr>
-        <w:t>baud</w:t>
-      </w:r>
-      <w:proofErr w:type="spellEnd"/>
-      <w:r>
-        <w:rPr>
-          <w:rFonts w:ascii="Times New Roman" w:hAnsi="Times New Roman" w:cs="Times New Roman"/>
-        </w:rPr>
-        <w:t xml:space="preserve"> </w:t>
-      </w:r>
-      <w:proofErr w:type="spellStart"/>
-      <w:r>
-        <w:rPr>
-          <w:rFonts w:ascii="Times New Roman" w:hAnsi="Times New Roman" w:cs="Times New Roman"/>
-        </w:rPr>
-        <w:t>rate</w:t>
-      </w:r>
-      <w:proofErr w:type="spellEnd"/>
-      <w:r>
-        <w:rPr>
-          <w:rFonts w:ascii="Times New Roman" w:hAnsi="Times New Roman" w:cs="Times New Roman"/>
-        </w:rPr>
-        <w:t xml:space="preserve"> в прошивке и параметрах контроллера если трехмерная модель ведет себя неадекватно или показывает неверную ориентацию требуется повторить процедуру калибровки уделив особое внимание выбору правильных осей для крена и тангажа через выпадающие списки в меню настроек а в случае проблем со сменой тем когда цвета не сохраняются после перезапуска следует очистить данные приложения в настройках </w:t>
-      </w:r>
-      <w:proofErr w:type="spellStart"/>
-      <w:r>
-        <w:rPr>
-          <w:rFonts w:ascii="Times New Roman" w:hAnsi="Times New Roman" w:cs="Times New Roman"/>
-        </w:rPr>
-        <w:t>Android</w:t>
-      </w:r>
-      <w:proofErr w:type="spellEnd"/>
-      <w:r>
-        <w:rPr>
-          <w:rFonts w:ascii="Times New Roman" w:hAnsi="Times New Roman" w:cs="Times New Roman"/>
-        </w:rPr>
-        <w:t xml:space="preserve"> и провести процедуру выбора темы заново что перезапишет ключи в хранилище корректными значениями идентификаторов пресетов кроме того приложение оснащено системой внутреннего логирования которая выводит отладочную информацию в консоль при подключении через USB что позволяет разработчикам и продвинутым пользователям диагностировать сложные ошибки связанные с потерей пакетов данных или сбоями в протоколе обмена.</w:t>
+        <w:rPr>
+          <w:rFonts w:ascii="Calibri" w:hAnsi="Calibri" w:cs="Calibri"/>
+          <w:b/>
+          <w:bCs/>
+        </w:rPr>
+      </w:pPr>
+      <w:r>
+        <w:rPr>
+          <w:rFonts w:ascii="Calibri" w:hAnsi="Calibri" w:cs="Calibri"/>
+          <w:b/>
+          <w:bCs/>
+        </w:rPr>
+        <w:t xml:space="preserve">6. Настройки </w:t>
+      </w:r>
+      <w:r>
+        <w:rPr>
+          <w:rFonts w:ascii="Calibri" w:hAnsi="Calibri" w:cs="Calibri"/>
+          <w:b/>
+          <w:bCs/>
+          <w:lang w:val="en-US"/>
+        </w:rPr>
+        <w:t>FC</w:t>
       </w:r>
     </w:p>
     <w:p>
       <w:pPr>
-        <w:spacing w:line="360" w:lineRule="auto"/>
-        <w:rPr>
-          <w:rFonts w:ascii="Times New Roman" w:hAnsi="Times New Roman" w:cs="Times New Roman"/>
-        </w:rPr>
-      </w:pPr>
+        <w:rPr>
+          <w:rFonts w:ascii="Calibri" w:hAnsi="Calibri" w:cs="Calibri"/>
+        </w:rPr>
+      </w:pPr>
+      <w:r>
+        <w:rPr>
+          <w:rFonts w:ascii="Calibri" w:hAnsi="Calibri" w:cs="Calibri"/>
+        </w:rPr>
+        <w:t xml:space="preserve">В этом разделе </w:t>
+      </w:r>
+      <w:r>
+        <w:rPr>
+          <w:rFonts w:ascii="Calibri" w:hAnsi="Calibri" w:cs="Calibri"/>
+        </w:rPr>
+        <w:t>вы можете настраивать параметры квадрокоптера</w:t>
+      </w:r>
     </w:p>
     <w:p>
       <w:pPr>
-        <w:spacing w:line="360" w:lineRule="auto"/>
-        <w:rPr>
-          <w:rFonts w:ascii="Times New Roman" w:hAnsi="Times New Roman" w:cs="Times New Roman"/>
-        </w:rPr>
-      </w:pPr>
-      <w:r>
-        <w:rPr>
-          <w:rFonts w:ascii="Times New Roman" w:hAnsi="Times New Roman" w:cs="Times New Roman"/>
-        </w:rPr>
-        <w:t xml:space="preserve">Завершает документацию раздел посвященный вопросам безопасности и юридическим аспектам использования программного продукта напоминающий пользователю что управление беспилотным летательным аппаратом сопряжено с повышенным риском и требует строгого соблюдения правил воздушного кодекса действующего законодательства страны эксплуатации а также мер предосторожности таких как проверка оборудования перед каждым вылетом выбор безопасной площадки для полетов вдали от людей животных аэропортов и стратегических объектов наличие визуального контакта с дроном и готовность немедленно прекратить полет в случае возникновения нештатной ситуации причем разработчики приложения прямо указывают что программное обеспечение </w:t>
-      </w:r>
-      <w:r>
-        <w:rPr>
-          <w:rFonts w:ascii="Times New Roman" w:hAnsi="Times New Roman" w:cs="Times New Roman"/>
+        <w:rPr>
+          <w:rFonts w:ascii="Calibri" w:hAnsi="Calibri" w:cs="Calibri"/>
+          <w:b/>
+          <w:bCs/>
+        </w:rPr>
+      </w:pPr>
+      <w:r>
+        <w:rPr>
+          <w:rFonts w:ascii="Calibri" w:hAnsi="Calibri" w:cs="Calibri"/>
+          <w:b/>
+          <w:bCs/>
+        </w:rPr>
+        <w:t>7. Красота и стиль: Смена тем</w:t>
+      </w:r>
+    </w:p>
+    <w:p>
+      <w:pPr>
+        <w:rPr>
+          <w:rFonts w:ascii="Calibri" w:hAnsi="Calibri" w:cs="Calibri"/>
+        </w:rPr>
+      </w:pPr>
+      <w:r>
+        <w:rPr>
+          <w:rFonts w:ascii="Calibri" w:hAnsi="Calibri" w:cs="Calibri"/>
+        </w:rPr>
+        <w:t>Мы знаем, что пилоты любят персонализацию. В настройках есть раздел «Темы». Там доступно 8 цветовых схем: от спокойного «Океана» до агрессивного «Красного дракона» или строгого «Монохрома».</w:t>
+      </w:r>
+    </w:p>
+    <w:p>
+      <w:pPr>
+        <w:numPr>
+          <w:ilvl w:val="0"/>
+          <w:numId w:val="40"/>
+        </w:numPr>
+        <w:rPr>
+          <w:rFonts w:ascii="Calibri" w:hAnsi="Calibri" w:cs="Calibri"/>
+        </w:rPr>
+      </w:pPr>
+      <w:r>
+        <w:rPr>
+          <w:rFonts w:ascii="Calibri" w:hAnsi="Calibri" w:cs="Calibri"/>
+        </w:rPr>
+        <w:t>Как это работает</w:t>
+      </w:r>
+      <w:r>
+        <w:rPr>
+          <w:rFonts w:ascii="Calibri" w:hAnsi="Calibri" w:cs="Calibri"/>
+        </w:rPr>
+        <w:t>: выбираете</w:t>
+      </w:r>
+      <w:r>
+        <w:rPr>
+          <w:rFonts w:ascii="Calibri" w:hAnsi="Calibri" w:cs="Calibri"/>
+        </w:rPr>
+        <w:t xml:space="preserve"> тему — и приложение мгновенно перекрашивается. Не нужно ничего перезагружать.</w:t>
+      </w:r>
+    </w:p>
+    <w:p>
+      <w:pPr>
+        <w:numPr>
+          <w:ilvl w:val="0"/>
+          <w:numId w:val="40"/>
+        </w:numPr>
+        <w:rPr>
+          <w:rFonts w:ascii="Calibri" w:hAnsi="Calibri" w:cs="Calibri"/>
+        </w:rPr>
+      </w:pPr>
+      <w:r>
+        <w:rPr>
+          <w:rFonts w:ascii="Calibri" w:hAnsi="Calibri" w:cs="Calibri"/>
         </w:rPr>
         <w:lastRenderedPageBreak/>
-        <w:t>предоставляется по принципу как есть без каких либо явных или подразумеваемых гарантий пригодности для конкретных целей и не несут ответственности за любой прямой косвенный случайный или последующий ущерб возникший в результате использования или невозможности использования приложения включая но не ограничиваясь ущербом имуществу травмами людей или штрафами наложенными регулирующими органами что подчеркивает необходимость осознанного и ответственного подхода к пилотированию и пониманию того что приложение является лишь инструментом помогающим оператору управлять дроном но не заменяющим его навыки знания и бдительность.</w:t>
+        <w:t>Память: Приложение запомнит ваш выбор. В следующий раз, когда вы его откроете, оно сразу будет в любимых цветах.</w:t>
+      </w:r>
+    </w:p>
+    <w:p>
+      <w:pPr>
+        <w:rPr>
+          <w:rFonts w:ascii="Calibri" w:hAnsi="Calibri" w:cs="Calibri"/>
+          <w:b/>
+          <w:bCs/>
+        </w:rPr>
+      </w:pPr>
+      <w:r>
+        <w:rPr>
+          <w:rFonts w:ascii="Calibri" w:hAnsi="Calibri" w:cs="Calibri"/>
+          <w:b/>
+          <w:bCs/>
+        </w:rPr>
+        <w:t>8. Если что-то пошло не так (Решение проблем)</w:t>
+      </w:r>
+    </w:p>
+    <w:p>
+      <w:pPr>
+        <w:rPr>
+          <w:rFonts w:ascii="Calibri" w:hAnsi="Calibri" w:cs="Calibri"/>
+        </w:rPr>
+      </w:pPr>
+      <w:r>
+        <w:rPr>
+          <w:rFonts w:ascii="Calibri" w:hAnsi="Calibri" w:cs="Calibri"/>
+        </w:rPr>
+        <w:t>Иногда техника капризничает. Вот простые решения частых проблем:</w:t>
+      </w:r>
+    </w:p>
+    <w:p>
+      <w:pPr>
+        <w:numPr>
+          <w:ilvl w:val="0"/>
+          <w:numId w:val="41"/>
+        </w:numPr>
+        <w:rPr>
+          <w:rFonts w:ascii="Calibri" w:hAnsi="Calibri" w:cs="Calibri"/>
+        </w:rPr>
+      </w:pPr>
+      <w:r>
+        <w:rPr>
+          <w:rFonts w:ascii="Calibri" w:hAnsi="Calibri" w:cs="Calibri"/>
+        </w:rPr>
+        <w:t>Приложение не видит дрон:</w:t>
+      </w:r>
+    </w:p>
+    <w:p>
+      <w:pPr>
+        <w:numPr>
+          <w:ilvl w:val="1"/>
+          <w:numId w:val="41"/>
+        </w:numPr>
+        <w:rPr>
+          <w:rFonts w:ascii="Calibri" w:hAnsi="Calibri" w:cs="Calibri"/>
+        </w:rPr>
+      </w:pPr>
+      <w:r>
+        <w:rPr>
+          <w:rFonts w:ascii="Calibri" w:hAnsi="Calibri" w:cs="Calibri"/>
+        </w:rPr>
+        <w:t xml:space="preserve">Проверьте, подключен ли телефон именно к </w:t>
+      </w:r>
+      <w:proofErr w:type="spellStart"/>
+      <w:r>
+        <w:rPr>
+          <w:rFonts w:ascii="Calibri" w:hAnsi="Calibri" w:cs="Calibri"/>
+        </w:rPr>
+        <w:t>Wi</w:t>
+      </w:r>
+      <w:proofErr w:type="spellEnd"/>
+      <w:r>
+        <w:rPr>
+          <w:rFonts w:ascii="Calibri" w:hAnsi="Calibri" w:cs="Calibri"/>
+        </w:rPr>
+        <w:t>-Fi сети дрона, а не к домашнему интернету.</w:t>
+      </w:r>
+    </w:p>
+    <w:p>
+      <w:pPr>
+        <w:numPr>
+          <w:ilvl w:val="1"/>
+          <w:numId w:val="41"/>
+        </w:numPr>
+        <w:rPr>
+          <w:rFonts w:ascii="Calibri" w:hAnsi="Calibri" w:cs="Calibri"/>
+        </w:rPr>
+      </w:pPr>
+      <w:r>
+        <w:rPr>
+          <w:rFonts w:ascii="Calibri" w:hAnsi="Calibri" w:cs="Calibri"/>
+        </w:rPr>
+        <w:t>Убедитесь, что ESP32 включен (горит светодиод).</w:t>
+      </w:r>
+    </w:p>
+    <w:p>
+      <w:pPr>
+        <w:numPr>
+          <w:ilvl w:val="0"/>
+          <w:numId w:val="41"/>
+        </w:numPr>
+        <w:rPr>
+          <w:rFonts w:ascii="Calibri" w:hAnsi="Calibri" w:cs="Calibri"/>
+        </w:rPr>
+      </w:pPr>
+      <w:r>
+        <w:rPr>
+          <w:rFonts w:ascii="Calibri" w:hAnsi="Calibri" w:cs="Calibri"/>
+        </w:rPr>
+        <w:t>Данные не обновляются (цифры застыли):</w:t>
+      </w:r>
+    </w:p>
+    <w:p>
+      <w:pPr>
+        <w:numPr>
+          <w:ilvl w:val="1"/>
+          <w:numId w:val="41"/>
+        </w:numPr>
+        <w:rPr>
+          <w:rFonts w:ascii="Calibri" w:hAnsi="Calibri" w:cs="Calibri"/>
+        </w:rPr>
+      </w:pPr>
+      <w:r>
+        <w:rPr>
+          <w:rFonts w:ascii="Calibri" w:hAnsi="Calibri" w:cs="Calibri"/>
+        </w:rPr>
+        <w:t>Проверьте провода между ESP32 и дроном. Часто отваливается провод «Земли» (GND).</w:t>
+      </w:r>
+    </w:p>
+    <w:p>
+      <w:pPr>
+        <w:numPr>
+          <w:ilvl w:val="1"/>
+          <w:numId w:val="41"/>
+        </w:numPr>
+        <w:rPr>
+          <w:rFonts w:ascii="Calibri" w:hAnsi="Calibri" w:cs="Calibri"/>
+        </w:rPr>
+      </w:pPr>
+      <w:r>
+        <w:rPr>
+          <w:rFonts w:ascii="Calibri" w:hAnsi="Calibri" w:cs="Calibri"/>
+        </w:rPr>
+        <w:t>Проверьте, совпадает ли скорость передачи (921600) в настройках дрона и в коде прошивки.</w:t>
+      </w:r>
+    </w:p>
+    <w:p>
+      <w:pPr>
+        <w:numPr>
+          <w:ilvl w:val="0"/>
+          <w:numId w:val="41"/>
+        </w:numPr>
+        <w:rPr>
+          <w:rFonts w:ascii="Calibri" w:hAnsi="Calibri" w:cs="Calibri"/>
+        </w:rPr>
+      </w:pPr>
+      <w:r>
+        <w:rPr>
+          <w:rFonts w:ascii="Calibri" w:hAnsi="Calibri" w:cs="Calibri"/>
+        </w:rPr>
+        <w:t>3D-модель врет (висит вверх ногами):</w:t>
+      </w:r>
+    </w:p>
+    <w:p>
+      <w:pPr>
+        <w:numPr>
+          <w:ilvl w:val="1"/>
+          <w:numId w:val="41"/>
+        </w:numPr>
+        <w:rPr>
+          <w:rFonts w:ascii="Calibri" w:hAnsi="Calibri" w:cs="Calibri"/>
+        </w:rPr>
+      </w:pPr>
+      <w:r>
+        <w:rPr>
+          <w:rFonts w:ascii="Calibri" w:hAnsi="Calibri" w:cs="Calibri"/>
+        </w:rPr>
+        <w:t xml:space="preserve">Убедитесь, что у вас настроен полетный контроллер, это можно сделать в </w:t>
+      </w:r>
+      <w:r>
+        <w:rPr>
+          <w:rFonts w:ascii="Calibri" w:hAnsi="Calibri" w:cs="Calibri"/>
+          <w:lang w:val="en-US"/>
+        </w:rPr>
+        <w:t>Mission</w:t>
+      </w:r>
+      <w:r>
+        <w:rPr>
+          <w:rFonts w:ascii="Calibri" w:hAnsi="Calibri" w:cs="Calibri"/>
+        </w:rPr>
+        <w:t xml:space="preserve"> </w:t>
+      </w:r>
+      <w:r>
+        <w:rPr>
+          <w:rFonts w:ascii="Calibri" w:hAnsi="Calibri" w:cs="Calibri"/>
+          <w:lang w:val="en-US"/>
+        </w:rPr>
+        <w:t>Planer</w:t>
+      </w:r>
+    </w:p>
+    <w:p>
+      <w:pPr>
+        <w:numPr>
+          <w:ilvl w:val="0"/>
+          <w:numId w:val="41"/>
+        </w:numPr>
+        <w:rPr>
+          <w:rFonts w:ascii="Calibri" w:hAnsi="Calibri" w:cs="Calibri"/>
+        </w:rPr>
+      </w:pPr>
+      <w:r>
+        <w:rPr>
+          <w:rFonts w:ascii="Calibri" w:hAnsi="Calibri" w:cs="Calibri"/>
+        </w:rPr>
+        <w:t>Тема сбрасывается:</w:t>
+      </w:r>
+    </w:p>
+    <w:p>
+      <w:pPr>
+        <w:numPr>
+          <w:ilvl w:val="1"/>
+          <w:numId w:val="41"/>
+        </w:numPr>
+        <w:rPr>
+          <w:rFonts w:ascii="Calibri" w:hAnsi="Calibri" w:cs="Calibri"/>
+        </w:rPr>
+      </w:pPr>
+      <w:r>
+        <w:rPr>
+          <w:rFonts w:ascii="Calibri" w:hAnsi="Calibri" w:cs="Calibri"/>
+        </w:rPr>
+        <w:t>Попробуйте очистить кэш приложения в настройках телефона и выбрать тему снова.</w:t>
+      </w:r>
+    </w:p>
+    <w:p>
+      <w:pPr>
+        <w:rPr>
+          <w:rFonts w:ascii="Calibri" w:hAnsi="Calibri" w:cs="Calibri"/>
+          <w:b/>
+          <w:bCs/>
+        </w:rPr>
+      </w:pPr>
+      <w:r>
+        <w:rPr>
+          <w:rFonts w:ascii="Calibri" w:hAnsi="Calibri" w:cs="Calibri"/>
+          <w:b/>
+          <w:bCs/>
+        </w:rPr>
+        <w:t>9. Самое главное: Безопасность</w:t>
+      </w:r>
+    </w:p>
+    <w:p>
+      <w:pPr>
+        <w:rPr>
+          <w:rFonts w:ascii="Calibri" w:hAnsi="Calibri" w:cs="Calibri"/>
+        </w:rPr>
+      </w:pPr>
+      <w:r>
+        <w:rPr>
+          <w:rFonts w:ascii="Calibri" w:hAnsi="Calibri" w:cs="Calibri"/>
+        </w:rPr>
+        <w:t>Пожалуйста, прочтите этот раздел внимательно. Дрон — это не игрушка, а серьезное устройство.</w:t>
+      </w:r>
+    </w:p>
+    <w:p>
+      <w:pPr>
+        <w:numPr>
+          <w:ilvl w:val="0"/>
+          <w:numId w:val="42"/>
+        </w:numPr>
+        <w:rPr>
+          <w:rFonts w:ascii="Calibri" w:hAnsi="Calibri" w:cs="Calibri"/>
+        </w:rPr>
+      </w:pPr>
+      <w:r>
+        <w:rPr>
+          <w:rFonts w:ascii="Calibri" w:hAnsi="Calibri" w:cs="Calibri"/>
+        </w:rPr>
+        <w:t>Законодательство</w:t>
+      </w:r>
+      <w:r>
+        <w:rPr>
+          <w:rFonts w:ascii="Calibri" w:hAnsi="Calibri" w:cs="Calibri"/>
+        </w:rPr>
+        <w:t>: изучите</w:t>
+      </w:r>
+      <w:r>
+        <w:rPr>
+          <w:rFonts w:ascii="Calibri" w:hAnsi="Calibri" w:cs="Calibri"/>
+        </w:rPr>
+        <w:t xml:space="preserve"> законы вашей страны о полетах дронов. Не летайте над людьми, аэропортами, тюрьмами и секретными объектами.</w:t>
+      </w:r>
+    </w:p>
+    <w:p>
+      <w:pPr>
+        <w:numPr>
+          <w:ilvl w:val="0"/>
+          <w:numId w:val="42"/>
+        </w:numPr>
+        <w:rPr>
+          <w:rFonts w:ascii="Calibri" w:hAnsi="Calibri" w:cs="Calibri"/>
+        </w:rPr>
+      </w:pPr>
+      <w:r>
+        <w:rPr>
+          <w:rFonts w:ascii="Calibri" w:hAnsi="Calibri" w:cs="Calibri"/>
+        </w:rPr>
+        <w:t>Проверка перед полетом</w:t>
+      </w:r>
+      <w:r>
+        <w:rPr>
+          <w:rFonts w:ascii="Calibri" w:hAnsi="Calibri" w:cs="Calibri"/>
+        </w:rPr>
+        <w:t>: всегда</w:t>
+      </w:r>
+      <w:r>
+        <w:rPr>
+          <w:rFonts w:ascii="Calibri" w:hAnsi="Calibri" w:cs="Calibri"/>
+        </w:rPr>
+        <w:t xml:space="preserve"> осматривайте винты, проверяйте заряд батареи и работу компаса перед каждым взлетом.</w:t>
+      </w:r>
+    </w:p>
+    <w:p>
+      <w:pPr>
+        <w:numPr>
+          <w:ilvl w:val="0"/>
+          <w:numId w:val="42"/>
+        </w:numPr>
+        <w:rPr>
+          <w:rFonts w:ascii="Calibri" w:hAnsi="Calibri" w:cs="Calibri"/>
+        </w:rPr>
+      </w:pPr>
+      <w:r>
+        <w:rPr>
+          <w:rFonts w:ascii="Calibri" w:hAnsi="Calibri" w:cs="Calibri"/>
+        </w:rPr>
+        <w:t>Ответственность: Приложение предоставляется «как есть». Разработчики сделали всё возможное для безопасности, но окончательное решение всегда за пилотом. Если дрон упадет из-за ошибки человека или непредвиденной ситуации, ответственность несете вы.</w:t>
+      </w:r>
+    </w:p>
+    <w:p>
+      <w:pPr>
+        <w:numPr>
+          <w:ilvl w:val="0"/>
+          <w:numId w:val="42"/>
+        </w:numPr>
+        <w:rPr>
+          <w:rFonts w:ascii="Calibri" w:hAnsi="Calibri" w:cs="Calibri"/>
+        </w:rPr>
+      </w:pPr>
+      <w:r>
+        <w:rPr>
+          <w:rFonts w:ascii="Calibri" w:hAnsi="Calibri" w:cs="Calibri"/>
+        </w:rPr>
+        <w:t>Здравый смысл</w:t>
+      </w:r>
+      <w:r>
+        <w:rPr>
+          <w:rFonts w:ascii="Calibri" w:hAnsi="Calibri" w:cs="Calibri"/>
+        </w:rPr>
+        <w:t>: если</w:t>
+      </w:r>
+      <w:r>
+        <w:rPr>
+          <w:rFonts w:ascii="Calibri" w:hAnsi="Calibri" w:cs="Calibri"/>
+        </w:rPr>
+        <w:t xml:space="preserve"> погода плохая, ветер сильный или вы чувствуете неуверенность — отмените полет. Лучше потерять один вечер, чем разбить дрон или причинить вред кому-то.</w:t>
+      </w:r>
+    </w:p>
+    <w:p>
+      <w:pPr>
+        <w:rPr>
+          <w:rFonts w:ascii="Calibri" w:hAnsi="Calibri" w:cs="Calibri"/>
+          <w:b/>
+          <w:bCs/>
+        </w:rPr>
+      </w:pPr>
+      <w:r>
+        <w:rPr>
+          <w:rFonts w:ascii="Calibri" w:hAnsi="Calibri" w:cs="Calibri"/>
+          <w:b/>
+          <w:bCs/>
+        </w:rPr>
+        <w:t>Приятных и безопасных полетов с «</w:t>
+      </w:r>
+      <w:proofErr w:type="spellStart"/>
+      <w:r>
+        <w:rPr>
+          <w:rFonts w:ascii="Calibri" w:hAnsi="Calibri" w:cs="Calibri"/>
+          <w:b/>
+          <w:bCs/>
+        </w:rPr>
+        <w:t>Квадро</w:t>
+      </w:r>
+      <w:proofErr w:type="spellEnd"/>
+      <w:r>
+        <w:rPr>
+          <w:rFonts w:ascii="Calibri" w:hAnsi="Calibri" w:cs="Calibri"/>
+          <w:b/>
+          <w:bCs/>
+        </w:rPr>
+        <w:t xml:space="preserve"> Контрол»!</w:t>
       </w:r>
     </w:p>
     <w:sectPr>
@@ -1086,6 +1819,155 @@
 <file path=word/numbering.xml><?xml version="1.0" encoding="utf-8"?>
 <w:numbering xmlns:wpc="http://schemas.microsoft.com/office/word/2010/wordprocessingCanvas" xmlns:cx="http://schemas.microsoft.com/office/drawing/2014/chartex" xmlns:cx1="http://schemas.microsoft.com/office/drawing/2015/9/8/chartex" xmlns:cx2="http://schemas.microsoft.com/office/drawing/2015/10/21/chartex" xmlns:cx3="http://schemas.microsoft.com/office/drawing/2016/5/9/chartex" xmlns:cx4="http://schemas.microsoft.com/office/drawing/2016/5/10/chartex" xmlns:cx5="http://schemas.microsoft.com/office/drawing/2016/5/11/chartex" xmlns:cx6="http://schemas.microsoft.com/office/drawing/2016/5/12/chartex" xmlns:cx7="http://schemas.microsoft.com/office/drawing/2016/5/13/chartex" xmlns:cx8="http://schemas.microsoft.com/office/drawing/2016/5/14/chartex" xmlns:mc="http://schemas.openxmlformats.org/markup-compatibility/2006" xmlns:aink="http://schemas.microsoft.com/office/drawing/2016/ink" xmlns:am3d="http://schemas.microsoft.com/office/drawing/2017/model3d" xmlns:o="urn:schemas-microsoft-com:office:office" xmlns:oel="http://schemas.microsoft.com/office/2019/extlst" xmlns:r="http://schemas.openxmlformats.org/officeDocument/2006/relationships" xmlns:m="http://schemas.openxmlformats.org/officeDocument/2006/math" xmlns:v="urn:schemas-microsoft-com:vml" xmlns:wp14="http://schemas.microsoft.com/office/word/2010/wordprocessingDrawing" xmlns:wp="http://schemas.openxmlformats.org/drawingml/2006/wordprocessingDrawing" xmlns:w10="urn:schemas-microsoft-com:office:word" xmlns:w="http://schemas.openxmlformats.org/wordprocessingml/2006/main" xmlns:w14="http://schemas.microsoft.com/office/word/2010/wordml" xmlns:w15="http://schemas.microsoft.com/office/word/2012/wordml" xmlns:w16cex="http://schemas.microsoft.com/office/word/2018/wordml/cex" xmlns:w16cid="http://schemas.microsoft.com/office/word/2016/wordml/cid" xmlns:w16="http://schemas.microsoft.com/office/word/2018/wordml" xmlns:w16du="http://schemas.microsoft.com/office/word/2023/wordml/word16du" xmlns:w16sdtdh="http://schemas.microsoft.com/office/word/2020/wordml/sdtdatahash" xmlns:w16sdtfl="http://schemas.microsoft.com/office/word/2024/wordml/sdtformatlock" xmlns:w16se="http://schemas.microsoft.com/office/word/2015/wordml/symex" xmlns:wpg="http://schemas.microsoft.com/office/word/2010/wordprocessingGroup" xmlns:wpi="http://schemas.microsoft.com/office/word/2010/wordprocessingInk" xmlns:wne="http://schemas.microsoft.com/office/word/2006/wordml" xmlns:wps="http://schemas.microsoft.com/office/word/2010/wordprocessingShape" mc:Ignorable="w14 w15 w16se w16cid w16 w16cex w16sdtdh w16sdtfl w16du wp14">
   <w:abstractNum w:abstractNumId="0" w15:restartNumberingAfterBreak="0">
+    <w:nsid w:val="01264622"/>
+    <w:multiLevelType w:val="multilevel"/>
+    <w:tmpl w:val="8AF8C608"/>
+    <w:lvl w:ilvl="0">
+      <w:start w:val="1"/>
+      <w:numFmt w:val="bullet"/>
+      <w:lvlText w:val=""/>
+      <w:lvlJc w:val="left"/>
+      <w:pPr>
+        <w:tabs>
+          <w:tab w:val="num" w:pos="720"/>
+        </w:tabs>
+        <w:ind w:left="720" w:hanging="360"/>
+      </w:pPr>
+      <w:rPr>
+        <w:rFonts w:ascii="Symbol" w:hAnsi="Symbol" w:hint="default"/>
+        <w:sz w:val="20"/>
+      </w:rPr>
+    </w:lvl>
+    <w:lvl w:ilvl="1" w:tentative="1">
+      <w:start w:val="1"/>
+      <w:numFmt w:val="bullet"/>
+      <w:lvlText w:val="o"/>
+      <w:lvlJc w:val="left"/>
+      <w:pPr>
+        <w:tabs>
+          <w:tab w:val="num" w:pos="1440"/>
+        </w:tabs>
+        <w:ind w:left="1440" w:hanging="360"/>
+      </w:pPr>
+      <w:rPr>
+        <w:rFonts w:ascii="Courier New" w:hAnsi="Courier New" w:hint="default"/>
+        <w:sz w:val="20"/>
+      </w:rPr>
+    </w:lvl>
+    <w:lvl w:ilvl="2" w:tentative="1">
+      <w:start w:val="1"/>
+      <w:numFmt w:val="bullet"/>
+      <w:lvlText w:val=""/>
+      <w:lvlJc w:val="left"/>
+      <w:pPr>
+        <w:tabs>
+          <w:tab w:val="num" w:pos="2160"/>
+        </w:tabs>
+        <w:ind w:left="2160" w:hanging="360"/>
+      </w:pPr>
+      <w:rPr>
+        <w:rFonts w:ascii="Wingdings" w:hAnsi="Wingdings" w:hint="default"/>
+        <w:sz w:val="20"/>
+      </w:rPr>
+    </w:lvl>
+    <w:lvl w:ilvl="3" w:tentative="1">
+      <w:start w:val="1"/>
+      <w:numFmt w:val="bullet"/>
+      <w:lvlText w:val=""/>
+      <w:lvlJc w:val="left"/>
+      <w:pPr>
+        <w:tabs>
+          <w:tab w:val="num" w:pos="2880"/>
+        </w:tabs>
+        <w:ind w:left="2880" w:hanging="360"/>
+      </w:pPr>
+      <w:rPr>
+        <w:rFonts w:ascii="Wingdings" w:hAnsi="Wingdings" w:hint="default"/>
+        <w:sz w:val="20"/>
+      </w:rPr>
+    </w:lvl>
+    <w:lvl w:ilvl="4" w:tentative="1">
+      <w:start w:val="1"/>
+      <w:numFmt w:val="bullet"/>
+      <w:lvlText w:val=""/>
+      <w:lvlJc w:val="left"/>
+      <w:pPr>
+        <w:tabs>
+          <w:tab w:val="num" w:pos="3600"/>
+        </w:tabs>
+        <w:ind w:left="3600" w:hanging="360"/>
+      </w:pPr>
+      <w:rPr>
+        <w:rFonts w:ascii="Wingdings" w:hAnsi="Wingdings" w:hint="default"/>
+        <w:sz w:val="20"/>
+      </w:rPr>
+    </w:lvl>
+    <w:lvl w:ilvl="5" w:tentative="1">
+      <w:start w:val="1"/>
+      <w:numFmt w:val="bullet"/>
+      <w:lvlText w:val=""/>
+      <w:lvlJc w:val="left"/>
+      <w:pPr>
+        <w:tabs>
+          <w:tab w:val="num" w:pos="4320"/>
+        </w:tabs>
+        <w:ind w:left="4320" w:hanging="360"/>
+      </w:pPr>
+      <w:rPr>
+        <w:rFonts w:ascii="Wingdings" w:hAnsi="Wingdings" w:hint="default"/>
+        <w:sz w:val="20"/>
+      </w:rPr>
+    </w:lvl>
+    <w:lvl w:ilvl="6" w:tentative="1">
+      <w:start w:val="1"/>
+      <w:numFmt w:val="bullet"/>
+      <w:lvlText w:val=""/>
+      <w:lvlJc w:val="left"/>
+      <w:pPr>
+        <w:tabs>
+          <w:tab w:val="num" w:pos="5040"/>
+        </w:tabs>
+        <w:ind w:left="5040" w:hanging="360"/>
+      </w:pPr>
+      <w:rPr>
+        <w:rFonts w:ascii="Wingdings" w:hAnsi="Wingdings" w:hint="default"/>
+        <w:sz w:val="20"/>
+      </w:rPr>
+    </w:lvl>
+    <w:lvl w:ilvl="7" w:tentative="1">
+      <w:start w:val="1"/>
+      <w:numFmt w:val="bullet"/>
+      <w:lvlText w:val=""/>
+      <w:lvlJc w:val="left"/>
+      <w:pPr>
+        <w:tabs>
+          <w:tab w:val="num" w:pos="5760"/>
+        </w:tabs>
+        <w:ind w:left="5760" w:hanging="360"/>
+      </w:pPr>
+      <w:rPr>
+        <w:rFonts w:ascii="Wingdings" w:hAnsi="Wingdings" w:hint="default"/>
+        <w:sz w:val="20"/>
+      </w:rPr>
+    </w:lvl>
+    <w:lvl w:ilvl="8" w:tentative="1">
+      <w:start w:val="1"/>
+      <w:numFmt w:val="bullet"/>
+      <w:lvlText w:val=""/>
+      <w:lvlJc w:val="left"/>
+      <w:pPr>
+        <w:tabs>
+          <w:tab w:val="num" w:pos="6480"/>
+        </w:tabs>
+        <w:ind w:left="6480" w:hanging="360"/>
+      </w:pPr>
+      <w:rPr>
+        <w:rFonts w:ascii="Wingdings" w:hAnsi="Wingdings" w:hint="default"/>
+        <w:sz w:val="20"/>
+      </w:rPr>
+    </w:lvl>
+  </w:abstractNum>
+  <w:abstractNum w:abstractNumId="1" w15:restartNumberingAfterBreak="0">
     <w:nsid w:val="04D9222C"/>
     <w:multiLevelType w:val="multilevel"/>
     <w:tmpl w:val="3DB817EC"/>
@@ -1234,7 +2116,7 @@
       </w:rPr>
     </w:lvl>
   </w:abstractNum>
-  <w:abstractNum w:abstractNumId="1" w15:restartNumberingAfterBreak="0">
+  <w:abstractNum w:abstractNumId="2" w15:restartNumberingAfterBreak="0">
     <w:nsid w:val="0CAB242F"/>
     <w:multiLevelType w:val="multilevel"/>
     <w:tmpl w:val="CBAAC3B4"/>
@@ -1347,7 +2229,120 @@
       </w:pPr>
     </w:lvl>
   </w:abstractNum>
-  <w:abstractNum w:abstractNumId="2" w15:restartNumberingAfterBreak="0">
+  <w:abstractNum w:abstractNumId="3" w15:restartNumberingAfterBreak="0">
+    <w:nsid w:val="0CE13406"/>
+    <w:multiLevelType w:val="multilevel"/>
+    <w:tmpl w:val="2484257C"/>
+    <w:lvl w:ilvl="0">
+      <w:start w:val="1"/>
+      <w:numFmt w:val="decimal"/>
+      <w:lvlText w:val="%1."/>
+      <w:lvlJc w:val="left"/>
+      <w:pPr>
+        <w:tabs>
+          <w:tab w:val="num" w:pos="720"/>
+        </w:tabs>
+        <w:ind w:left="720" w:hanging="360"/>
+      </w:pPr>
+    </w:lvl>
+    <w:lvl w:ilvl="1" w:tentative="1">
+      <w:start w:val="1"/>
+      <w:numFmt w:val="decimal"/>
+      <w:lvlText w:val="%2."/>
+      <w:lvlJc w:val="left"/>
+      <w:pPr>
+        <w:tabs>
+          <w:tab w:val="num" w:pos="1440"/>
+        </w:tabs>
+        <w:ind w:left="1440" w:hanging="360"/>
+      </w:pPr>
+    </w:lvl>
+    <w:lvl w:ilvl="2" w:tentative="1">
+      <w:start w:val="1"/>
+      <w:numFmt w:val="decimal"/>
+      <w:lvlText w:val="%3."/>
+      <w:lvlJc w:val="left"/>
+      <w:pPr>
+        <w:tabs>
+          <w:tab w:val="num" w:pos="2160"/>
+        </w:tabs>
+        <w:ind w:left="2160" w:hanging="360"/>
+      </w:pPr>
+    </w:lvl>
+    <w:lvl w:ilvl="3" w:tentative="1">
+      <w:start w:val="1"/>
+      <w:numFmt w:val="decimal"/>
+      <w:lvlText w:val="%4."/>
+      <w:lvlJc w:val="left"/>
+      <w:pPr>
+        <w:tabs>
+          <w:tab w:val="num" w:pos="2880"/>
+        </w:tabs>
+        <w:ind w:left="2880" w:hanging="360"/>
+      </w:pPr>
+    </w:lvl>
+    <w:lvl w:ilvl="4" w:tentative="1">
+      <w:start w:val="1"/>
+      <w:numFmt w:val="decimal"/>
+      <w:lvlText w:val="%5."/>
+      <w:lvlJc w:val="left"/>
+      <w:pPr>
+        <w:tabs>
+          <w:tab w:val="num" w:pos="3600"/>
+        </w:tabs>
+        <w:ind w:left="3600" w:hanging="360"/>
+      </w:pPr>
+    </w:lvl>
+    <w:lvl w:ilvl="5" w:tentative="1">
+      <w:start w:val="1"/>
+      <w:numFmt w:val="decimal"/>
+      <w:lvlText w:val="%6."/>
+      <w:lvlJc w:val="left"/>
+      <w:pPr>
+        <w:tabs>
+          <w:tab w:val="num" w:pos="4320"/>
+        </w:tabs>
+        <w:ind w:left="4320" w:hanging="360"/>
+      </w:pPr>
+    </w:lvl>
+    <w:lvl w:ilvl="6" w:tentative="1">
+      <w:start w:val="1"/>
+      <w:numFmt w:val="decimal"/>
+      <w:lvlText w:val="%7."/>
+      <w:lvlJc w:val="left"/>
+      <w:pPr>
+        <w:tabs>
+          <w:tab w:val="num" w:pos="5040"/>
+        </w:tabs>
+        <w:ind w:left="5040" w:hanging="360"/>
+      </w:pPr>
+    </w:lvl>
+    <w:lvl w:ilvl="7" w:tentative="1">
+      <w:start w:val="1"/>
+      <w:numFmt w:val="decimal"/>
+      <w:lvlText w:val="%8."/>
+      <w:lvlJc w:val="left"/>
+      <w:pPr>
+        <w:tabs>
+          <w:tab w:val="num" w:pos="5760"/>
+        </w:tabs>
+        <w:ind w:left="5760" w:hanging="360"/>
+      </w:pPr>
+    </w:lvl>
+    <w:lvl w:ilvl="8" w:tentative="1">
+      <w:start w:val="1"/>
+      <w:numFmt w:val="decimal"/>
+      <w:lvlText w:val="%9."/>
+      <w:lvlJc w:val="left"/>
+      <w:pPr>
+        <w:tabs>
+          <w:tab w:val="num" w:pos="6480"/>
+        </w:tabs>
+        <w:ind w:left="6480" w:hanging="360"/>
+      </w:pPr>
+    </w:lvl>
+  </w:abstractNum>
+  <w:abstractNum w:abstractNumId="4" w15:restartNumberingAfterBreak="0">
     <w:nsid w:val="0E7017A3"/>
     <w:multiLevelType w:val="multilevel"/>
     <w:tmpl w:val="18D2A904"/>
@@ -1496,7 +2491,7 @@
       </w:rPr>
     </w:lvl>
   </w:abstractNum>
-  <w:abstractNum w:abstractNumId="3" w15:restartNumberingAfterBreak="0">
+  <w:abstractNum w:abstractNumId="5" w15:restartNumberingAfterBreak="0">
     <w:nsid w:val="120464AB"/>
     <w:multiLevelType w:val="multilevel"/>
     <w:tmpl w:val="7A14D9D4"/>
@@ -1645,7 +2640,156 @@
       </w:rPr>
     </w:lvl>
   </w:abstractNum>
-  <w:abstractNum w:abstractNumId="4" w15:restartNumberingAfterBreak="0">
+  <w:abstractNum w:abstractNumId="6" w15:restartNumberingAfterBreak="0">
+    <w:nsid w:val="13AA1599"/>
+    <w:multiLevelType w:val="multilevel"/>
+    <w:tmpl w:val="64324864"/>
+    <w:lvl w:ilvl="0">
+      <w:start w:val="1"/>
+      <w:numFmt w:val="bullet"/>
+      <w:lvlText w:val=""/>
+      <w:lvlJc w:val="left"/>
+      <w:pPr>
+        <w:tabs>
+          <w:tab w:val="num" w:pos="720"/>
+        </w:tabs>
+        <w:ind w:left="720" w:hanging="360"/>
+      </w:pPr>
+      <w:rPr>
+        <w:rFonts w:ascii="Symbol" w:hAnsi="Symbol" w:hint="default"/>
+        <w:sz w:val="20"/>
+      </w:rPr>
+    </w:lvl>
+    <w:lvl w:ilvl="1">
+      <w:start w:val="1"/>
+      <w:numFmt w:val="bullet"/>
+      <w:lvlText w:val="o"/>
+      <w:lvlJc w:val="left"/>
+      <w:pPr>
+        <w:tabs>
+          <w:tab w:val="num" w:pos="1440"/>
+        </w:tabs>
+        <w:ind w:left="1440" w:hanging="360"/>
+      </w:pPr>
+      <w:rPr>
+        <w:rFonts w:ascii="Courier New" w:hAnsi="Courier New" w:hint="default"/>
+        <w:sz w:val="20"/>
+      </w:rPr>
+    </w:lvl>
+    <w:lvl w:ilvl="2" w:tentative="1">
+      <w:start w:val="1"/>
+      <w:numFmt w:val="bullet"/>
+      <w:lvlText w:val=""/>
+      <w:lvlJc w:val="left"/>
+      <w:pPr>
+        <w:tabs>
+          <w:tab w:val="num" w:pos="2160"/>
+        </w:tabs>
+        <w:ind w:left="2160" w:hanging="360"/>
+      </w:pPr>
+      <w:rPr>
+        <w:rFonts w:ascii="Wingdings" w:hAnsi="Wingdings" w:hint="default"/>
+        <w:sz w:val="20"/>
+      </w:rPr>
+    </w:lvl>
+    <w:lvl w:ilvl="3" w:tentative="1">
+      <w:start w:val="1"/>
+      <w:numFmt w:val="bullet"/>
+      <w:lvlText w:val=""/>
+      <w:lvlJc w:val="left"/>
+      <w:pPr>
+        <w:tabs>
+          <w:tab w:val="num" w:pos="2880"/>
+        </w:tabs>
+        <w:ind w:left="2880" w:hanging="360"/>
+      </w:pPr>
+      <w:rPr>
+        <w:rFonts w:ascii="Wingdings" w:hAnsi="Wingdings" w:hint="default"/>
+        <w:sz w:val="20"/>
+      </w:rPr>
+    </w:lvl>
+    <w:lvl w:ilvl="4" w:tentative="1">
+      <w:start w:val="1"/>
+      <w:numFmt w:val="bullet"/>
+      <w:lvlText w:val=""/>
+      <w:lvlJc w:val="left"/>
+      <w:pPr>
+        <w:tabs>
+          <w:tab w:val="num" w:pos="3600"/>
+        </w:tabs>
+        <w:ind w:left="3600" w:hanging="360"/>
+      </w:pPr>
+      <w:rPr>
+        <w:rFonts w:ascii="Wingdings" w:hAnsi="Wingdings" w:hint="default"/>
+        <w:sz w:val="20"/>
+      </w:rPr>
+    </w:lvl>
+    <w:lvl w:ilvl="5" w:tentative="1">
+      <w:start w:val="1"/>
+      <w:numFmt w:val="bullet"/>
+      <w:lvlText w:val=""/>
+      <w:lvlJc w:val="left"/>
+      <w:pPr>
+        <w:tabs>
+          <w:tab w:val="num" w:pos="4320"/>
+        </w:tabs>
+        <w:ind w:left="4320" w:hanging="360"/>
+      </w:pPr>
+      <w:rPr>
+        <w:rFonts w:ascii="Wingdings" w:hAnsi="Wingdings" w:hint="default"/>
+        <w:sz w:val="20"/>
+      </w:rPr>
+    </w:lvl>
+    <w:lvl w:ilvl="6" w:tentative="1">
+      <w:start w:val="1"/>
+      <w:numFmt w:val="bullet"/>
+      <w:lvlText w:val=""/>
+      <w:lvlJc w:val="left"/>
+      <w:pPr>
+        <w:tabs>
+          <w:tab w:val="num" w:pos="5040"/>
+        </w:tabs>
+        <w:ind w:left="5040" w:hanging="360"/>
+      </w:pPr>
+      <w:rPr>
+        <w:rFonts w:ascii="Wingdings" w:hAnsi="Wingdings" w:hint="default"/>
+        <w:sz w:val="20"/>
+      </w:rPr>
+    </w:lvl>
+    <w:lvl w:ilvl="7" w:tentative="1">
+      <w:start w:val="1"/>
+      <w:numFmt w:val="bullet"/>
+      <w:lvlText w:val=""/>
+      <w:lvlJc w:val="left"/>
+      <w:pPr>
+        <w:tabs>
+          <w:tab w:val="num" w:pos="5760"/>
+        </w:tabs>
+        <w:ind w:left="5760" w:hanging="360"/>
+      </w:pPr>
+      <w:rPr>
+        <w:rFonts w:ascii="Wingdings" w:hAnsi="Wingdings" w:hint="default"/>
+        <w:sz w:val="20"/>
+      </w:rPr>
+    </w:lvl>
+    <w:lvl w:ilvl="8" w:tentative="1">
+      <w:start w:val="1"/>
+      <w:numFmt w:val="bullet"/>
+      <w:lvlText w:val=""/>
+      <w:lvlJc w:val="left"/>
+      <w:pPr>
+        <w:tabs>
+          <w:tab w:val="num" w:pos="6480"/>
+        </w:tabs>
+        <w:ind w:left="6480" w:hanging="360"/>
+      </w:pPr>
+      <w:rPr>
+        <w:rFonts w:ascii="Wingdings" w:hAnsi="Wingdings" w:hint="default"/>
+        <w:sz w:val="20"/>
+      </w:rPr>
+    </w:lvl>
+  </w:abstractNum>
+  <w:abstractNum w:abstractNumId="7" w15:restartNumberingAfterBreak="0">
     <w:nsid w:val="13DC17C9"/>
     <w:multiLevelType w:val="multilevel"/>
     <w:tmpl w:val="5A36381E"/>
@@ -1758,7 +2902,7 @@
       </w:pPr>
     </w:lvl>
   </w:abstractNum>
-  <w:abstractNum w:abstractNumId="5" w15:restartNumberingAfterBreak="0">
+  <w:abstractNum w:abstractNumId="8" w15:restartNumberingAfterBreak="0">
     <w:nsid w:val="1D393931"/>
     <w:multiLevelType w:val="multilevel"/>
     <w:tmpl w:val="830E4BC4"/>
@@ -1907,7 +3051,7 @@
       </w:rPr>
     </w:lvl>
   </w:abstractNum>
-  <w:abstractNum w:abstractNumId="6" w15:restartNumberingAfterBreak="0">
+  <w:abstractNum w:abstractNumId="9" w15:restartNumberingAfterBreak="0">
     <w:nsid w:val="1DD12017"/>
     <w:multiLevelType w:val="multilevel"/>
     <w:tmpl w:val="B61494E6"/>
@@ -2020,7 +3164,7 @@
       </w:pPr>
     </w:lvl>
   </w:abstractNum>
-  <w:abstractNum w:abstractNumId="7" w15:restartNumberingAfterBreak="0">
+  <w:abstractNum w:abstractNumId="10" w15:restartNumberingAfterBreak="0">
     <w:nsid w:val="23220037"/>
     <w:multiLevelType w:val="multilevel"/>
     <w:tmpl w:val="B7466AF6"/>
@@ -2133,7 +3277,7 @@
       </w:pPr>
     </w:lvl>
   </w:abstractNum>
-  <w:abstractNum w:abstractNumId="8" w15:restartNumberingAfterBreak="0">
+  <w:abstractNum w:abstractNumId="11" w15:restartNumberingAfterBreak="0">
     <w:nsid w:val="247143EB"/>
     <w:multiLevelType w:val="multilevel"/>
     <w:tmpl w:val="C3F8770C"/>
@@ -2282,7 +3426,7 @@
       </w:rPr>
     </w:lvl>
   </w:abstractNum>
-  <w:abstractNum w:abstractNumId="9" w15:restartNumberingAfterBreak="0">
+  <w:abstractNum w:abstractNumId="12" w15:restartNumberingAfterBreak="0">
     <w:nsid w:val="27CB5DBF"/>
     <w:multiLevelType w:val="multilevel"/>
     <w:tmpl w:val="7B223318"/>
@@ -2399,7 +3543,7 @@
       </w:pPr>
     </w:lvl>
   </w:abstractNum>
-  <w:abstractNum w:abstractNumId="10" w15:restartNumberingAfterBreak="0">
+  <w:abstractNum w:abstractNumId="13" w15:restartNumberingAfterBreak="0">
     <w:nsid w:val="28894BF0"/>
     <w:multiLevelType w:val="multilevel"/>
     <w:tmpl w:val="E4FC1AA0"/>
@@ -2548,7 +3692,382 @@
       </w:rPr>
     </w:lvl>
   </w:abstractNum>
-  <w:abstractNum w:abstractNumId="11" w15:restartNumberingAfterBreak="0">
+  <w:abstractNum w:abstractNumId="14" w15:restartNumberingAfterBreak="0">
+    <w:nsid w:val="2B187EA4"/>
+    <w:multiLevelType w:val="multilevel"/>
+    <w:tmpl w:val="3FA62A96"/>
+    <w:lvl w:ilvl="0">
+      <w:start w:val="1"/>
+      <w:numFmt w:val="decimal"/>
+      <w:lvlText w:val="%1."/>
+      <w:lvlJc w:val="left"/>
+      <w:pPr>
+        <w:tabs>
+          <w:tab w:val="num" w:pos="720"/>
+        </w:tabs>
+        <w:ind w:left="720" w:hanging="360"/>
+      </w:pPr>
+    </w:lvl>
+    <w:lvl w:ilvl="1" w:tentative="1">
+      <w:start w:val="1"/>
+      <w:numFmt w:val="decimal"/>
+      <w:lvlText w:val="%2."/>
+      <w:lvlJc w:val="left"/>
+      <w:pPr>
+        <w:tabs>
+          <w:tab w:val="num" w:pos="1440"/>
+        </w:tabs>
+        <w:ind w:left="1440" w:hanging="360"/>
+      </w:pPr>
+    </w:lvl>
+    <w:lvl w:ilvl="2" w:tentative="1">
+      <w:start w:val="1"/>
+      <w:numFmt w:val="decimal"/>
+      <w:lvlText w:val="%3."/>
+      <w:lvlJc w:val="left"/>
+      <w:pPr>
+        <w:tabs>
+          <w:tab w:val="num" w:pos="2160"/>
+        </w:tabs>
+        <w:ind w:left="2160" w:hanging="360"/>
+      </w:pPr>
+    </w:lvl>
+    <w:lvl w:ilvl="3" w:tentative="1">
+      <w:start w:val="1"/>
+      <w:numFmt w:val="decimal"/>
+      <w:lvlText w:val="%4."/>
+      <w:lvlJc w:val="left"/>
+      <w:pPr>
+        <w:tabs>
+          <w:tab w:val="num" w:pos="2880"/>
+        </w:tabs>
+        <w:ind w:left="2880" w:hanging="360"/>
+      </w:pPr>
+    </w:lvl>
+    <w:lvl w:ilvl="4" w:tentative="1">
+      <w:start w:val="1"/>
+      <w:numFmt w:val="decimal"/>
+      <w:lvlText w:val="%5."/>
+      <w:lvlJc w:val="left"/>
+      <w:pPr>
+        <w:tabs>
+          <w:tab w:val="num" w:pos="3600"/>
+        </w:tabs>
+        <w:ind w:left="3600" w:hanging="360"/>
+      </w:pPr>
+    </w:lvl>
+    <w:lvl w:ilvl="5" w:tentative="1">
+      <w:start w:val="1"/>
+      <w:numFmt w:val="decimal"/>
+      <w:lvlText w:val="%6."/>
+      <w:lvlJc w:val="left"/>
+      <w:pPr>
+        <w:tabs>
+          <w:tab w:val="num" w:pos="4320"/>
+        </w:tabs>
+        <w:ind w:left="4320" w:hanging="360"/>
+      </w:pPr>
+    </w:lvl>
+    <w:lvl w:ilvl="6" w:tentative="1">
+      <w:start w:val="1"/>
+      <w:numFmt w:val="decimal"/>
+      <w:lvlText w:val="%7."/>
+      <w:lvlJc w:val="left"/>
+      <w:pPr>
+        <w:tabs>
+          <w:tab w:val="num" w:pos="5040"/>
+        </w:tabs>
+        <w:ind w:left="5040" w:hanging="360"/>
+      </w:pPr>
+    </w:lvl>
+    <w:lvl w:ilvl="7" w:tentative="1">
+      <w:start w:val="1"/>
+      <w:numFmt w:val="decimal"/>
+      <w:lvlText w:val="%8."/>
+      <w:lvlJc w:val="left"/>
+      <w:pPr>
+        <w:tabs>
+          <w:tab w:val="num" w:pos="5760"/>
+        </w:tabs>
+        <w:ind w:left="5760" w:hanging="360"/>
+      </w:pPr>
+    </w:lvl>
+    <w:lvl w:ilvl="8" w:tentative="1">
+      <w:start w:val="1"/>
+      <w:numFmt w:val="decimal"/>
+      <w:lvlText w:val="%9."/>
+      <w:lvlJc w:val="left"/>
+      <w:pPr>
+        <w:tabs>
+          <w:tab w:val="num" w:pos="6480"/>
+        </w:tabs>
+        <w:ind w:left="6480" w:hanging="360"/>
+      </w:pPr>
+    </w:lvl>
+  </w:abstractNum>
+  <w:abstractNum w:abstractNumId="15" w15:restartNumberingAfterBreak="0">
+    <w:nsid w:val="2DE42F4E"/>
+    <w:multiLevelType w:val="multilevel"/>
+    <w:tmpl w:val="22D6F8A6"/>
+    <w:lvl w:ilvl="0">
+      <w:start w:val="1"/>
+      <w:numFmt w:val="decimal"/>
+      <w:lvlText w:val="%1."/>
+      <w:lvlJc w:val="left"/>
+      <w:pPr>
+        <w:tabs>
+          <w:tab w:val="num" w:pos="720"/>
+        </w:tabs>
+        <w:ind w:left="720" w:hanging="360"/>
+      </w:pPr>
+    </w:lvl>
+    <w:lvl w:ilvl="1" w:tentative="1">
+      <w:start w:val="1"/>
+      <w:numFmt w:val="decimal"/>
+      <w:lvlText w:val="%2."/>
+      <w:lvlJc w:val="left"/>
+      <w:pPr>
+        <w:tabs>
+          <w:tab w:val="num" w:pos="1440"/>
+        </w:tabs>
+        <w:ind w:left="1440" w:hanging="360"/>
+      </w:pPr>
+    </w:lvl>
+    <w:lvl w:ilvl="2" w:tentative="1">
+      <w:start w:val="1"/>
+      <w:numFmt w:val="decimal"/>
+      <w:lvlText w:val="%3."/>
+      <w:lvlJc w:val="left"/>
+      <w:pPr>
+        <w:tabs>
+          <w:tab w:val="num" w:pos="2160"/>
+        </w:tabs>
+        <w:ind w:left="2160" w:hanging="360"/>
+      </w:pPr>
+    </w:lvl>
+    <w:lvl w:ilvl="3" w:tentative="1">
+      <w:start w:val="1"/>
+      <w:numFmt w:val="decimal"/>
+      <w:lvlText w:val="%4."/>
+      <w:lvlJc w:val="left"/>
+      <w:pPr>
+        <w:tabs>
+          <w:tab w:val="num" w:pos="2880"/>
+        </w:tabs>
+        <w:ind w:left="2880" w:hanging="360"/>
+      </w:pPr>
+    </w:lvl>
+    <w:lvl w:ilvl="4" w:tentative="1">
+      <w:start w:val="1"/>
+      <w:numFmt w:val="decimal"/>
+      <w:lvlText w:val="%5."/>
+      <w:lvlJc w:val="left"/>
+      <w:pPr>
+        <w:tabs>
+          <w:tab w:val="num" w:pos="3600"/>
+        </w:tabs>
+        <w:ind w:left="3600" w:hanging="360"/>
+      </w:pPr>
+    </w:lvl>
+    <w:lvl w:ilvl="5" w:tentative="1">
+      <w:start w:val="1"/>
+      <w:numFmt w:val="decimal"/>
+      <w:lvlText w:val="%6."/>
+      <w:lvlJc w:val="left"/>
+      <w:pPr>
+        <w:tabs>
+          <w:tab w:val="num" w:pos="4320"/>
+        </w:tabs>
+        <w:ind w:left="4320" w:hanging="360"/>
+      </w:pPr>
+    </w:lvl>
+    <w:lvl w:ilvl="6" w:tentative="1">
+      <w:start w:val="1"/>
+      <w:numFmt w:val="decimal"/>
+      <w:lvlText w:val="%7."/>
+      <w:lvlJc w:val="left"/>
+      <w:pPr>
+        <w:tabs>
+          <w:tab w:val="num" w:pos="5040"/>
+        </w:tabs>
+        <w:ind w:left="5040" w:hanging="360"/>
+      </w:pPr>
+    </w:lvl>
+    <w:lvl w:ilvl="7" w:tentative="1">
+      <w:start w:val="1"/>
+      <w:numFmt w:val="decimal"/>
+      <w:lvlText w:val="%8."/>
+      <w:lvlJc w:val="left"/>
+      <w:pPr>
+        <w:tabs>
+          <w:tab w:val="num" w:pos="5760"/>
+        </w:tabs>
+        <w:ind w:left="5760" w:hanging="360"/>
+      </w:pPr>
+    </w:lvl>
+    <w:lvl w:ilvl="8" w:tentative="1">
+      <w:start w:val="1"/>
+      <w:numFmt w:val="decimal"/>
+      <w:lvlText w:val="%9."/>
+      <w:lvlJc w:val="left"/>
+      <w:pPr>
+        <w:tabs>
+          <w:tab w:val="num" w:pos="6480"/>
+        </w:tabs>
+        <w:ind w:left="6480" w:hanging="360"/>
+      </w:pPr>
+    </w:lvl>
+  </w:abstractNum>
+  <w:abstractNum w:abstractNumId="16" w15:restartNumberingAfterBreak="0">
+    <w:nsid w:val="329A7D28"/>
+    <w:multiLevelType w:val="multilevel"/>
+    <w:tmpl w:val="961EAAEE"/>
+    <w:lvl w:ilvl="0">
+      <w:start w:val="1"/>
+      <w:numFmt w:val="bullet"/>
+      <w:lvlText w:val=""/>
+      <w:lvlJc w:val="left"/>
+      <w:pPr>
+        <w:tabs>
+          <w:tab w:val="num" w:pos="720"/>
+        </w:tabs>
+        <w:ind w:left="720" w:hanging="360"/>
+      </w:pPr>
+      <w:rPr>
+        <w:rFonts w:ascii="Symbol" w:hAnsi="Symbol" w:hint="default"/>
+        <w:sz w:val="20"/>
+      </w:rPr>
+    </w:lvl>
+    <w:lvl w:ilvl="1">
+      <w:start w:val="1"/>
+      <w:numFmt w:val="bullet"/>
+      <w:lvlText w:val="o"/>
+      <w:lvlJc w:val="left"/>
+      <w:pPr>
+        <w:tabs>
+          <w:tab w:val="num" w:pos="1440"/>
+        </w:tabs>
+        <w:ind w:left="1440" w:hanging="360"/>
+      </w:pPr>
+      <w:rPr>
+        <w:rFonts w:ascii="Courier New" w:hAnsi="Courier New" w:hint="default"/>
+        <w:sz w:val="20"/>
+      </w:rPr>
+    </w:lvl>
+    <w:lvl w:ilvl="2" w:tentative="1">
+      <w:start w:val="1"/>
+      <w:numFmt w:val="bullet"/>
+      <w:lvlText w:val=""/>
+      <w:lvlJc w:val="left"/>
+      <w:pPr>
+        <w:tabs>
+          <w:tab w:val="num" w:pos="2160"/>
+        </w:tabs>
+        <w:ind w:left="2160" w:hanging="360"/>
+      </w:pPr>
+      <w:rPr>
+        <w:rFonts w:ascii="Wingdings" w:hAnsi="Wingdings" w:hint="default"/>
+        <w:sz w:val="20"/>
+      </w:rPr>
+    </w:lvl>
+    <w:lvl w:ilvl="3" w:tentative="1">
+      <w:start w:val="1"/>
+      <w:numFmt w:val="bullet"/>
+      <w:lvlText w:val=""/>
+      <w:lvlJc w:val="left"/>
+      <w:pPr>
+        <w:tabs>
+          <w:tab w:val="num" w:pos="2880"/>
+        </w:tabs>
+        <w:ind w:left="2880" w:hanging="360"/>
+      </w:pPr>
+      <w:rPr>
+        <w:rFonts w:ascii="Wingdings" w:hAnsi="Wingdings" w:hint="default"/>
+        <w:sz w:val="20"/>
+      </w:rPr>
+    </w:lvl>
+    <w:lvl w:ilvl="4" w:tentative="1">
+      <w:start w:val="1"/>
+      <w:numFmt w:val="bullet"/>
+      <w:lvlText w:val=""/>
+      <w:lvlJc w:val="left"/>
+      <w:pPr>
+        <w:tabs>
+          <w:tab w:val="num" w:pos="3600"/>
+        </w:tabs>
+        <w:ind w:left="3600" w:hanging="360"/>
+      </w:pPr>
+      <w:rPr>
+        <w:rFonts w:ascii="Wingdings" w:hAnsi="Wingdings" w:hint="default"/>
+        <w:sz w:val="20"/>
+      </w:rPr>
+    </w:lvl>
+    <w:lvl w:ilvl="5" w:tentative="1">
+      <w:start w:val="1"/>
+      <w:numFmt w:val="bullet"/>
+      <w:lvlText w:val=""/>
+      <w:lvlJc w:val="left"/>
+      <w:pPr>
+        <w:tabs>
+          <w:tab w:val="num" w:pos="4320"/>
+        </w:tabs>
+        <w:ind w:left="4320" w:hanging="360"/>
+      </w:pPr>
+      <w:rPr>
+        <w:rFonts w:ascii="Wingdings" w:hAnsi="Wingdings" w:hint="default"/>
+        <w:sz w:val="20"/>
+      </w:rPr>
+    </w:lvl>
+    <w:lvl w:ilvl="6" w:tentative="1">
+      <w:start w:val="1"/>
+      <w:numFmt w:val="bullet"/>
+      <w:lvlText w:val=""/>
+      <w:lvlJc w:val="left"/>
+      <w:pPr>
+        <w:tabs>
+          <w:tab w:val="num" w:pos="5040"/>
+        </w:tabs>
+        <w:ind w:left="5040" w:hanging="360"/>
+      </w:pPr>
+      <w:rPr>
+        <w:rFonts w:ascii="Wingdings" w:hAnsi="Wingdings" w:hint="default"/>
+        <w:sz w:val="20"/>
+      </w:rPr>
+    </w:lvl>
+    <w:lvl w:ilvl="7" w:tentative="1">
+      <w:start w:val="1"/>
+      <w:numFmt w:val="bullet"/>
+      <w:lvlText w:val=""/>
+      <w:lvlJc w:val="left"/>
+      <w:pPr>
+        <w:tabs>
+          <w:tab w:val="num" w:pos="5760"/>
+        </w:tabs>
+        <w:ind w:left="5760" w:hanging="360"/>
+      </w:pPr>
+      <w:rPr>
+        <w:rFonts w:ascii="Wingdings" w:hAnsi="Wingdings" w:hint="default"/>
+        <w:sz w:val="20"/>
+      </w:rPr>
+    </w:lvl>
+    <w:lvl w:ilvl="8" w:tentative="1">
+      <w:start w:val="1"/>
+      <w:numFmt w:val="bullet"/>
+      <w:lvlText w:val=""/>
+      <w:lvlJc w:val="left"/>
+      <w:pPr>
+        <w:tabs>
+          <w:tab w:val="num" w:pos="6480"/>
+        </w:tabs>
+        <w:ind w:left="6480" w:hanging="360"/>
+      </w:pPr>
+      <w:rPr>
+        <w:rFonts w:ascii="Wingdings" w:hAnsi="Wingdings" w:hint="default"/>
+        <w:sz w:val="20"/>
+      </w:rPr>
+    </w:lvl>
+  </w:abstractNum>
+  <w:abstractNum w:abstractNumId="17" w15:restartNumberingAfterBreak="0">
     <w:nsid w:val="37917D7B"/>
     <w:multiLevelType w:val="multilevel"/>
     <w:tmpl w:val="7B82A42A"/>
@@ -2661,7 +4180,156 @@
       </w:pPr>
     </w:lvl>
   </w:abstractNum>
-  <w:abstractNum w:abstractNumId="12" w15:restartNumberingAfterBreak="0">
+  <w:abstractNum w:abstractNumId="18" w15:restartNumberingAfterBreak="0">
+    <w:nsid w:val="39982C9F"/>
+    <w:multiLevelType w:val="multilevel"/>
+    <w:tmpl w:val="FAD43F14"/>
+    <w:lvl w:ilvl="0">
+      <w:start w:val="1"/>
+      <w:numFmt w:val="bullet"/>
+      <w:lvlText w:val=""/>
+      <w:lvlJc w:val="left"/>
+      <w:pPr>
+        <w:tabs>
+          <w:tab w:val="num" w:pos="720"/>
+        </w:tabs>
+        <w:ind w:left="720" w:hanging="360"/>
+      </w:pPr>
+      <w:rPr>
+        <w:rFonts w:ascii="Symbol" w:hAnsi="Symbol" w:hint="default"/>
+        <w:sz w:val="20"/>
+      </w:rPr>
+    </w:lvl>
+    <w:lvl w:ilvl="1" w:tentative="1">
+      <w:start w:val="1"/>
+      <w:numFmt w:val="bullet"/>
+      <w:lvlText w:val="o"/>
+      <w:lvlJc w:val="left"/>
+      <w:pPr>
+        <w:tabs>
+          <w:tab w:val="num" w:pos="1440"/>
+        </w:tabs>
+        <w:ind w:left="1440" w:hanging="360"/>
+      </w:pPr>
+      <w:rPr>
+        <w:rFonts w:ascii="Courier New" w:hAnsi="Courier New" w:hint="default"/>
+        <w:sz w:val="20"/>
+      </w:rPr>
+    </w:lvl>
+    <w:lvl w:ilvl="2" w:tentative="1">
+      <w:start w:val="1"/>
+      <w:numFmt w:val="bullet"/>
+      <w:lvlText w:val=""/>
+      <w:lvlJc w:val="left"/>
+      <w:pPr>
+        <w:tabs>
+          <w:tab w:val="num" w:pos="2160"/>
+        </w:tabs>
+        <w:ind w:left="2160" w:hanging="360"/>
+      </w:pPr>
+      <w:rPr>
+        <w:rFonts w:ascii="Wingdings" w:hAnsi="Wingdings" w:hint="default"/>
+        <w:sz w:val="20"/>
+      </w:rPr>
+    </w:lvl>
+    <w:lvl w:ilvl="3" w:tentative="1">
+      <w:start w:val="1"/>
+      <w:numFmt w:val="bullet"/>
+      <w:lvlText w:val=""/>
+      <w:lvlJc w:val="left"/>
+      <w:pPr>
+        <w:tabs>
+          <w:tab w:val="num" w:pos="2880"/>
+        </w:tabs>
+        <w:ind w:left="2880" w:hanging="360"/>
+      </w:pPr>
+      <w:rPr>
+        <w:rFonts w:ascii="Wingdings" w:hAnsi="Wingdings" w:hint="default"/>
+        <w:sz w:val="20"/>
+      </w:rPr>
+    </w:lvl>
+    <w:lvl w:ilvl="4" w:tentative="1">
+      <w:start w:val="1"/>
+      <w:numFmt w:val="bullet"/>
+      <w:lvlText w:val=""/>
+      <w:lvlJc w:val="left"/>
+      <w:pPr>
+        <w:tabs>
+          <w:tab w:val="num" w:pos="3600"/>
+        </w:tabs>
+        <w:ind w:left="3600" w:hanging="360"/>
+      </w:pPr>
+      <w:rPr>
+        <w:rFonts w:ascii="Wingdings" w:hAnsi="Wingdings" w:hint="default"/>
+        <w:sz w:val="20"/>
+      </w:rPr>
+    </w:lvl>
+    <w:lvl w:ilvl="5" w:tentative="1">
+      <w:start w:val="1"/>
+      <w:numFmt w:val="bullet"/>
+      <w:lvlText w:val=""/>
+      <w:lvlJc w:val="left"/>
+      <w:pPr>
+        <w:tabs>
+          <w:tab w:val="num" w:pos="4320"/>
+        </w:tabs>
+        <w:ind w:left="4320" w:hanging="360"/>
+      </w:pPr>
+      <w:rPr>
+        <w:rFonts w:ascii="Wingdings" w:hAnsi="Wingdings" w:hint="default"/>
+        <w:sz w:val="20"/>
+      </w:rPr>
+    </w:lvl>
+    <w:lvl w:ilvl="6" w:tentative="1">
+      <w:start w:val="1"/>
+      <w:numFmt w:val="bullet"/>
+      <w:lvlText w:val=""/>
+      <w:lvlJc w:val="left"/>
+      <w:pPr>
+        <w:tabs>
+          <w:tab w:val="num" w:pos="5040"/>
+        </w:tabs>
+        <w:ind w:left="5040" w:hanging="360"/>
+      </w:pPr>
+      <w:rPr>
+        <w:rFonts w:ascii="Wingdings" w:hAnsi="Wingdings" w:hint="default"/>
+        <w:sz w:val="20"/>
+      </w:rPr>
+    </w:lvl>
+    <w:lvl w:ilvl="7" w:tentative="1">
+      <w:start w:val="1"/>
+      <w:numFmt w:val="bullet"/>
+      <w:lvlText w:val=""/>
+      <w:lvlJc w:val="left"/>
+      <w:pPr>
+        <w:tabs>
+          <w:tab w:val="num" w:pos="5760"/>
+        </w:tabs>
+        <w:ind w:left="5760" w:hanging="360"/>
+      </w:pPr>
+      <w:rPr>
+        <w:rFonts w:ascii="Wingdings" w:hAnsi="Wingdings" w:hint="default"/>
+        <w:sz w:val="20"/>
+      </w:rPr>
+    </w:lvl>
+    <w:lvl w:ilvl="8" w:tentative="1">
+      <w:start w:val="1"/>
+      <w:numFmt w:val="bullet"/>
+      <w:lvlText w:val=""/>
+      <w:lvlJc w:val="left"/>
+      <w:pPr>
+        <w:tabs>
+          <w:tab w:val="num" w:pos="6480"/>
+        </w:tabs>
+        <w:ind w:left="6480" w:hanging="360"/>
+      </w:pPr>
+      <w:rPr>
+        <w:rFonts w:ascii="Wingdings" w:hAnsi="Wingdings" w:hint="default"/>
+        <w:sz w:val="20"/>
+      </w:rPr>
+    </w:lvl>
+  </w:abstractNum>
+  <w:abstractNum w:abstractNumId="19" w15:restartNumberingAfterBreak="0">
     <w:nsid w:val="39D67A38"/>
     <w:multiLevelType w:val="multilevel"/>
     <w:tmpl w:val="221CE6B4"/>
@@ -2774,7 +4442,7 @@
       </w:pPr>
     </w:lvl>
   </w:abstractNum>
-  <w:abstractNum w:abstractNumId="13" w15:restartNumberingAfterBreak="0">
+  <w:abstractNum w:abstractNumId="20" w15:restartNumberingAfterBreak="0">
     <w:nsid w:val="3CA95D97"/>
     <w:multiLevelType w:val="multilevel"/>
     <w:tmpl w:val="876A70E6"/>
@@ -2923,7 +4591,233 @@
       </w:rPr>
     </w:lvl>
   </w:abstractNum>
-  <w:abstractNum w:abstractNumId="14" w15:restartNumberingAfterBreak="0">
+  <w:abstractNum w:abstractNumId="21" w15:restartNumberingAfterBreak="0">
+    <w:nsid w:val="419776E1"/>
+    <w:multiLevelType w:val="multilevel"/>
+    <w:tmpl w:val="CA1076C2"/>
+    <w:lvl w:ilvl="0">
+      <w:start w:val="1"/>
+      <w:numFmt w:val="decimal"/>
+      <w:lvlText w:val="%1."/>
+      <w:lvlJc w:val="left"/>
+      <w:pPr>
+        <w:tabs>
+          <w:tab w:val="num" w:pos="720"/>
+        </w:tabs>
+        <w:ind w:left="720" w:hanging="360"/>
+      </w:pPr>
+    </w:lvl>
+    <w:lvl w:ilvl="1" w:tentative="1">
+      <w:start w:val="1"/>
+      <w:numFmt w:val="decimal"/>
+      <w:lvlText w:val="%2."/>
+      <w:lvlJc w:val="left"/>
+      <w:pPr>
+        <w:tabs>
+          <w:tab w:val="num" w:pos="1440"/>
+        </w:tabs>
+        <w:ind w:left="1440" w:hanging="360"/>
+      </w:pPr>
+    </w:lvl>
+    <w:lvl w:ilvl="2" w:tentative="1">
+      <w:start w:val="1"/>
+      <w:numFmt w:val="decimal"/>
+      <w:lvlText w:val="%3."/>
+      <w:lvlJc w:val="left"/>
+      <w:pPr>
+        <w:tabs>
+          <w:tab w:val="num" w:pos="2160"/>
+        </w:tabs>
+        <w:ind w:left="2160" w:hanging="360"/>
+      </w:pPr>
+    </w:lvl>
+    <w:lvl w:ilvl="3" w:tentative="1">
+      <w:start w:val="1"/>
+      <w:numFmt w:val="decimal"/>
+      <w:lvlText w:val="%4."/>
+      <w:lvlJc w:val="left"/>
+      <w:pPr>
+        <w:tabs>
+          <w:tab w:val="num" w:pos="2880"/>
+        </w:tabs>
+        <w:ind w:left="2880" w:hanging="360"/>
+      </w:pPr>
+    </w:lvl>
+    <w:lvl w:ilvl="4" w:tentative="1">
+      <w:start w:val="1"/>
+      <w:numFmt w:val="decimal"/>
+      <w:lvlText w:val="%5."/>
+      <w:lvlJc w:val="left"/>
+      <w:pPr>
+        <w:tabs>
+          <w:tab w:val="num" w:pos="3600"/>
+        </w:tabs>
+        <w:ind w:left="3600" w:hanging="360"/>
+      </w:pPr>
+    </w:lvl>
+    <w:lvl w:ilvl="5" w:tentative="1">
+      <w:start w:val="1"/>
+      <w:numFmt w:val="decimal"/>
+      <w:lvlText w:val="%6."/>
+      <w:lvlJc w:val="left"/>
+      <w:pPr>
+        <w:tabs>
+          <w:tab w:val="num" w:pos="4320"/>
+        </w:tabs>
+        <w:ind w:left="4320" w:hanging="360"/>
+      </w:pPr>
+    </w:lvl>
+    <w:lvl w:ilvl="6" w:tentative="1">
+      <w:start w:val="1"/>
+      <w:numFmt w:val="decimal"/>
+      <w:lvlText w:val="%7."/>
+      <w:lvlJc w:val="left"/>
+      <w:pPr>
+        <w:tabs>
+          <w:tab w:val="num" w:pos="5040"/>
+        </w:tabs>
+        <w:ind w:left="5040" w:hanging="360"/>
+      </w:pPr>
+    </w:lvl>
+    <w:lvl w:ilvl="7" w:tentative="1">
+      <w:start w:val="1"/>
+      <w:numFmt w:val="decimal"/>
+      <w:lvlText w:val="%8."/>
+      <w:lvlJc w:val="left"/>
+      <w:pPr>
+        <w:tabs>
+          <w:tab w:val="num" w:pos="5760"/>
+        </w:tabs>
+        <w:ind w:left="5760" w:hanging="360"/>
+      </w:pPr>
+    </w:lvl>
+    <w:lvl w:ilvl="8" w:tentative="1">
+      <w:start w:val="1"/>
+      <w:numFmt w:val="decimal"/>
+      <w:lvlText w:val="%9."/>
+      <w:lvlJc w:val="left"/>
+      <w:pPr>
+        <w:tabs>
+          <w:tab w:val="num" w:pos="6480"/>
+        </w:tabs>
+        <w:ind w:left="6480" w:hanging="360"/>
+      </w:pPr>
+    </w:lvl>
+  </w:abstractNum>
+  <w:abstractNum w:abstractNumId="22" w15:restartNumberingAfterBreak="0">
+    <w:nsid w:val="43B66C7E"/>
+    <w:multiLevelType w:val="multilevel"/>
+    <w:tmpl w:val="CDC8FAD4"/>
+    <w:lvl w:ilvl="0">
+      <w:start w:val="1"/>
+      <w:numFmt w:val="decimal"/>
+      <w:lvlText w:val="%1."/>
+      <w:lvlJc w:val="left"/>
+      <w:pPr>
+        <w:tabs>
+          <w:tab w:val="num" w:pos="720"/>
+        </w:tabs>
+        <w:ind w:left="720" w:hanging="360"/>
+      </w:pPr>
+    </w:lvl>
+    <w:lvl w:ilvl="1" w:tentative="1">
+      <w:start w:val="1"/>
+      <w:numFmt w:val="decimal"/>
+      <w:lvlText w:val="%2."/>
+      <w:lvlJc w:val="left"/>
+      <w:pPr>
+        <w:tabs>
+          <w:tab w:val="num" w:pos="1440"/>
+        </w:tabs>
+        <w:ind w:left="1440" w:hanging="360"/>
+      </w:pPr>
+    </w:lvl>
+    <w:lvl w:ilvl="2" w:tentative="1">
+      <w:start w:val="1"/>
+      <w:numFmt w:val="decimal"/>
+      <w:lvlText w:val="%3."/>
+      <w:lvlJc w:val="left"/>
+      <w:pPr>
+        <w:tabs>
+          <w:tab w:val="num" w:pos="2160"/>
+        </w:tabs>
+        <w:ind w:left="2160" w:hanging="360"/>
+      </w:pPr>
+    </w:lvl>
+    <w:lvl w:ilvl="3" w:tentative="1">
+      <w:start w:val="1"/>
+      <w:numFmt w:val="decimal"/>
+      <w:lvlText w:val="%4."/>
+      <w:lvlJc w:val="left"/>
+      <w:pPr>
+        <w:tabs>
+          <w:tab w:val="num" w:pos="2880"/>
+        </w:tabs>
+        <w:ind w:left="2880" w:hanging="360"/>
+      </w:pPr>
+    </w:lvl>
+    <w:lvl w:ilvl="4" w:tentative="1">
+      <w:start w:val="1"/>
+      <w:numFmt w:val="decimal"/>
+      <w:lvlText w:val="%5."/>
+      <w:lvlJc w:val="left"/>
+      <w:pPr>
+        <w:tabs>
+          <w:tab w:val="num" w:pos="3600"/>
+        </w:tabs>
+        <w:ind w:left="3600" w:hanging="360"/>
+      </w:pPr>
+    </w:lvl>
+    <w:lvl w:ilvl="5" w:tentative="1">
+      <w:start w:val="1"/>
+      <w:numFmt w:val="decimal"/>
+      <w:lvlText w:val="%6."/>
+      <w:lvlJc w:val="left"/>
+      <w:pPr>
+        <w:tabs>
+          <w:tab w:val="num" w:pos="4320"/>
+        </w:tabs>
+        <w:ind w:left="4320" w:hanging="360"/>
+      </w:pPr>
+    </w:lvl>
+    <w:lvl w:ilvl="6" w:tentative="1">
+      <w:start w:val="1"/>
+      <w:numFmt w:val="decimal"/>
+      <w:lvlText w:val="%7."/>
+      <w:lvlJc w:val="left"/>
+      <w:pPr>
+        <w:tabs>
+          <w:tab w:val="num" w:pos="5040"/>
+        </w:tabs>
+        <w:ind w:left="5040" w:hanging="360"/>
+      </w:pPr>
+    </w:lvl>
+    <w:lvl w:ilvl="7" w:tentative="1">
+      <w:start w:val="1"/>
+      <w:numFmt w:val="decimal"/>
+      <w:lvlText w:val="%8."/>
+      <w:lvlJc w:val="left"/>
+      <w:pPr>
+        <w:tabs>
+          <w:tab w:val="num" w:pos="5760"/>
+        </w:tabs>
+        <w:ind w:left="5760" w:hanging="360"/>
+      </w:pPr>
+    </w:lvl>
+    <w:lvl w:ilvl="8" w:tentative="1">
+      <w:start w:val="1"/>
+      <w:numFmt w:val="decimal"/>
+      <w:lvlText w:val="%9."/>
+      <w:lvlJc w:val="left"/>
+      <w:pPr>
+        <w:tabs>
+          <w:tab w:val="num" w:pos="6480"/>
+        </w:tabs>
+        <w:ind w:left="6480" w:hanging="360"/>
+      </w:pPr>
+    </w:lvl>
+  </w:abstractNum>
+  <w:abstractNum w:abstractNumId="23" w15:restartNumberingAfterBreak="0">
     <w:nsid w:val="44B802AA"/>
     <w:multiLevelType w:val="multilevel"/>
     <w:tmpl w:val="BA06FE64"/>
@@ -3072,7 +4966,7 @@
       </w:rPr>
     </w:lvl>
   </w:abstractNum>
-  <w:abstractNum w:abstractNumId="15" w15:restartNumberingAfterBreak="0">
+  <w:abstractNum w:abstractNumId="24" w15:restartNumberingAfterBreak="0">
     <w:nsid w:val="44DA27FC"/>
     <w:multiLevelType w:val="multilevel"/>
     <w:tmpl w:val="50B47CDC"/>
@@ -3221,7 +5115,7 @@
       </w:rPr>
     </w:lvl>
   </w:abstractNum>
-  <w:abstractNum w:abstractNumId="16" w15:restartNumberingAfterBreak="0">
+  <w:abstractNum w:abstractNumId="25" w15:restartNumberingAfterBreak="0">
     <w:nsid w:val="45D12AF6"/>
     <w:multiLevelType w:val="multilevel"/>
     <w:tmpl w:val="A1DAD44A"/>
@@ -3334,7 +5228,7 @@
       </w:pPr>
     </w:lvl>
   </w:abstractNum>
-  <w:abstractNum w:abstractNumId="17" w15:restartNumberingAfterBreak="0">
+  <w:abstractNum w:abstractNumId="26" w15:restartNumberingAfterBreak="0">
     <w:nsid w:val="48564D6A"/>
     <w:multiLevelType w:val="multilevel"/>
     <w:tmpl w:val="49EEA376"/>
@@ -3451,7 +5345,7 @@
       </w:pPr>
     </w:lvl>
   </w:abstractNum>
-  <w:abstractNum w:abstractNumId="18" w15:restartNumberingAfterBreak="0">
+  <w:abstractNum w:abstractNumId="27" w15:restartNumberingAfterBreak="0">
     <w:nsid w:val="4ADC1D77"/>
     <w:multiLevelType w:val="multilevel"/>
     <w:tmpl w:val="3E84C628"/>
@@ -3564,7 +5458,7 @@
       </w:pPr>
     </w:lvl>
   </w:abstractNum>
-  <w:abstractNum w:abstractNumId="19" w15:restartNumberingAfterBreak="0">
+  <w:abstractNum w:abstractNumId="28" w15:restartNumberingAfterBreak="0">
     <w:nsid w:val="4BF94966"/>
     <w:multiLevelType w:val="multilevel"/>
     <w:tmpl w:val="230E2C68"/>
@@ -3713,7 +5607,7 @@
       </w:rPr>
     </w:lvl>
   </w:abstractNum>
-  <w:abstractNum w:abstractNumId="20" w15:restartNumberingAfterBreak="0">
+  <w:abstractNum w:abstractNumId="29" w15:restartNumberingAfterBreak="0">
     <w:nsid w:val="4C617C4E"/>
     <w:multiLevelType w:val="multilevel"/>
     <w:tmpl w:val="1806FEB6"/>
@@ -3862,7 +5756,156 @@
       </w:rPr>
     </w:lvl>
   </w:abstractNum>
-  <w:abstractNum w:abstractNumId="21" w15:restartNumberingAfterBreak="0">
+  <w:abstractNum w:abstractNumId="30" w15:restartNumberingAfterBreak="0">
+    <w:nsid w:val="50F62C88"/>
+    <w:multiLevelType w:val="multilevel"/>
+    <w:tmpl w:val="3D3A4F08"/>
+    <w:lvl w:ilvl="0">
+      <w:start w:val="1"/>
+      <w:numFmt w:val="bullet"/>
+      <w:lvlText w:val=""/>
+      <w:lvlJc w:val="left"/>
+      <w:pPr>
+        <w:tabs>
+          <w:tab w:val="num" w:pos="720"/>
+        </w:tabs>
+        <w:ind w:left="720" w:hanging="360"/>
+      </w:pPr>
+      <w:rPr>
+        <w:rFonts w:ascii="Symbol" w:hAnsi="Symbol" w:hint="default"/>
+        <w:sz w:val="20"/>
+      </w:rPr>
+    </w:lvl>
+    <w:lvl w:ilvl="1">
+      <w:start w:val="1"/>
+      <w:numFmt w:val="bullet"/>
+      <w:lvlText w:val="o"/>
+      <w:lvlJc w:val="left"/>
+      <w:pPr>
+        <w:tabs>
+          <w:tab w:val="num" w:pos="1440"/>
+        </w:tabs>
+        <w:ind w:left="1440" w:hanging="360"/>
+      </w:pPr>
+      <w:rPr>
+        <w:rFonts w:ascii="Courier New" w:hAnsi="Courier New" w:hint="default"/>
+        <w:sz w:val="20"/>
+      </w:rPr>
+    </w:lvl>
+    <w:lvl w:ilvl="2" w:tentative="1">
+      <w:start w:val="1"/>
+      <w:numFmt w:val="bullet"/>
+      <w:lvlText w:val=""/>
+      <w:lvlJc w:val="left"/>
+      <w:pPr>
+        <w:tabs>
+          <w:tab w:val="num" w:pos="2160"/>
+        </w:tabs>
+        <w:ind w:left="2160" w:hanging="360"/>
+      </w:pPr>
+      <w:rPr>
+        <w:rFonts w:ascii="Wingdings" w:hAnsi="Wingdings" w:hint="default"/>
+        <w:sz w:val="20"/>
+      </w:rPr>
+    </w:lvl>
+    <w:lvl w:ilvl="3" w:tentative="1">
+      <w:start w:val="1"/>
+      <w:numFmt w:val="bullet"/>
+      <w:lvlText w:val=""/>
+      <w:lvlJc w:val="left"/>
+      <w:pPr>
+        <w:tabs>
+          <w:tab w:val="num" w:pos="2880"/>
+        </w:tabs>
+        <w:ind w:left="2880" w:hanging="360"/>
+      </w:pPr>
+      <w:rPr>
+        <w:rFonts w:ascii="Wingdings" w:hAnsi="Wingdings" w:hint="default"/>
+        <w:sz w:val="20"/>
+      </w:rPr>
+    </w:lvl>
+    <w:lvl w:ilvl="4" w:tentative="1">
+      <w:start w:val="1"/>
+      <w:numFmt w:val="bullet"/>
+      <w:lvlText w:val=""/>
+      <w:lvlJc w:val="left"/>
+      <w:pPr>
+        <w:tabs>
+          <w:tab w:val="num" w:pos="3600"/>
+        </w:tabs>
+        <w:ind w:left="3600" w:hanging="360"/>
+      </w:pPr>
+      <w:rPr>
+        <w:rFonts w:ascii="Wingdings" w:hAnsi="Wingdings" w:hint="default"/>
+        <w:sz w:val="20"/>
+      </w:rPr>
+    </w:lvl>
+    <w:lvl w:ilvl="5" w:tentative="1">
+      <w:start w:val="1"/>
+      <w:numFmt w:val="bullet"/>
+      <w:lvlText w:val=""/>
+      <w:lvlJc w:val="left"/>
+      <w:pPr>
+        <w:tabs>
+          <w:tab w:val="num" w:pos="4320"/>
+        </w:tabs>
+        <w:ind w:left="4320" w:hanging="360"/>
+      </w:pPr>
+      <w:rPr>
+        <w:rFonts w:ascii="Wingdings" w:hAnsi="Wingdings" w:hint="default"/>
+        <w:sz w:val="20"/>
+      </w:rPr>
+    </w:lvl>
+    <w:lvl w:ilvl="6" w:tentative="1">
+      <w:start w:val="1"/>
+      <w:numFmt w:val="bullet"/>
+      <w:lvlText w:val=""/>
+      <w:lvlJc w:val="left"/>
+      <w:pPr>
+        <w:tabs>
+          <w:tab w:val="num" w:pos="5040"/>
+        </w:tabs>
+        <w:ind w:left="5040" w:hanging="360"/>
+      </w:pPr>
+      <w:rPr>
+        <w:rFonts w:ascii="Wingdings" w:hAnsi="Wingdings" w:hint="default"/>
+        <w:sz w:val="20"/>
+      </w:rPr>
+    </w:lvl>
+    <w:lvl w:ilvl="7" w:tentative="1">
+      <w:start w:val="1"/>
+      <w:numFmt w:val="bullet"/>
+      <w:lvlText w:val=""/>
+      <w:lvlJc w:val="left"/>
+      <w:pPr>
+        <w:tabs>
+          <w:tab w:val="num" w:pos="5760"/>
+        </w:tabs>
+        <w:ind w:left="5760" w:hanging="360"/>
+      </w:pPr>
+      <w:rPr>
+        <w:rFonts w:ascii="Wingdings" w:hAnsi="Wingdings" w:hint="default"/>
+        <w:sz w:val="20"/>
+      </w:rPr>
+    </w:lvl>
+    <w:lvl w:ilvl="8" w:tentative="1">
+      <w:start w:val="1"/>
+      <w:numFmt w:val="bullet"/>
+      <w:lvlText w:val=""/>
+      <w:lvlJc w:val="left"/>
+      <w:pPr>
+        <w:tabs>
+          <w:tab w:val="num" w:pos="6480"/>
+        </w:tabs>
+        <w:ind w:left="6480" w:hanging="360"/>
+      </w:pPr>
+      <w:rPr>
+        <w:rFonts w:ascii="Wingdings" w:hAnsi="Wingdings" w:hint="default"/>
+        <w:sz w:val="20"/>
+      </w:rPr>
+    </w:lvl>
+  </w:abstractNum>
+  <w:abstractNum w:abstractNumId="31" w15:restartNumberingAfterBreak="0">
     <w:nsid w:val="54B31F3C"/>
     <w:multiLevelType w:val="multilevel"/>
     <w:tmpl w:val="F68E53F8"/>
@@ -3975,7 +6018,7 @@
       </w:pPr>
     </w:lvl>
   </w:abstractNum>
-  <w:abstractNum w:abstractNumId="22" w15:restartNumberingAfterBreak="0">
+  <w:abstractNum w:abstractNumId="32" w15:restartNumberingAfterBreak="0">
     <w:nsid w:val="63E4764D"/>
     <w:multiLevelType w:val="multilevel"/>
     <w:tmpl w:val="7F647BF0"/>
@@ -4088,7 +6131,7 @@
       </w:pPr>
     </w:lvl>
   </w:abstractNum>
-  <w:abstractNum w:abstractNumId="23" w15:restartNumberingAfterBreak="0">
+  <w:abstractNum w:abstractNumId="33" w15:restartNumberingAfterBreak="0">
     <w:nsid w:val="6B2418F5"/>
     <w:multiLevelType w:val="multilevel"/>
     <w:tmpl w:val="5EE4A744"/>
@@ -4237,7 +6280,7 @@
       </w:rPr>
     </w:lvl>
   </w:abstractNum>
-  <w:abstractNum w:abstractNumId="24" w15:restartNumberingAfterBreak="0">
+  <w:abstractNum w:abstractNumId="34" w15:restartNumberingAfterBreak="0">
     <w:nsid w:val="6B7A79FC"/>
     <w:multiLevelType w:val="multilevel"/>
     <w:tmpl w:val="2536D46C"/>
@@ -4354,7 +6397,269 @@
       </w:pPr>
     </w:lvl>
   </w:abstractNum>
-  <w:abstractNum w:abstractNumId="25" w15:restartNumberingAfterBreak="0">
+  <w:abstractNum w:abstractNumId="35" w15:restartNumberingAfterBreak="0">
+    <w:nsid w:val="6D412310"/>
+    <w:multiLevelType w:val="multilevel"/>
+    <w:tmpl w:val="9976B28A"/>
+    <w:lvl w:ilvl="0">
+      <w:start w:val="1"/>
+      <w:numFmt w:val="decimal"/>
+      <w:lvlText w:val="%1."/>
+      <w:lvlJc w:val="left"/>
+      <w:pPr>
+        <w:tabs>
+          <w:tab w:val="num" w:pos="720"/>
+        </w:tabs>
+        <w:ind w:left="720" w:hanging="360"/>
+      </w:pPr>
+    </w:lvl>
+    <w:lvl w:ilvl="1" w:tentative="1">
+      <w:start w:val="1"/>
+      <w:numFmt w:val="decimal"/>
+      <w:lvlText w:val="%2."/>
+      <w:lvlJc w:val="left"/>
+      <w:pPr>
+        <w:tabs>
+          <w:tab w:val="num" w:pos="1440"/>
+        </w:tabs>
+        <w:ind w:left="1440" w:hanging="360"/>
+      </w:pPr>
+    </w:lvl>
+    <w:lvl w:ilvl="2" w:tentative="1">
+      <w:start w:val="1"/>
+      <w:numFmt w:val="decimal"/>
+      <w:lvlText w:val="%3."/>
+      <w:lvlJc w:val="left"/>
+      <w:pPr>
+        <w:tabs>
+          <w:tab w:val="num" w:pos="2160"/>
+        </w:tabs>
+        <w:ind w:left="2160" w:hanging="360"/>
+      </w:pPr>
+    </w:lvl>
+    <w:lvl w:ilvl="3" w:tentative="1">
+      <w:start w:val="1"/>
+      <w:numFmt w:val="decimal"/>
+      <w:lvlText w:val="%4."/>
+      <w:lvlJc w:val="left"/>
+      <w:pPr>
+        <w:tabs>
+          <w:tab w:val="num" w:pos="2880"/>
+        </w:tabs>
+        <w:ind w:left="2880" w:hanging="360"/>
+      </w:pPr>
+    </w:lvl>
+    <w:lvl w:ilvl="4" w:tentative="1">
+      <w:start w:val="1"/>
+      <w:numFmt w:val="decimal"/>
+      <w:lvlText w:val="%5."/>
+      <w:lvlJc w:val="left"/>
+      <w:pPr>
+        <w:tabs>
+          <w:tab w:val="num" w:pos="3600"/>
+        </w:tabs>
+        <w:ind w:left="3600" w:hanging="360"/>
+      </w:pPr>
+    </w:lvl>
+    <w:lvl w:ilvl="5" w:tentative="1">
+      <w:start w:val="1"/>
+      <w:numFmt w:val="decimal"/>
+      <w:lvlText w:val="%6."/>
+      <w:lvlJc w:val="left"/>
+      <w:pPr>
+        <w:tabs>
+          <w:tab w:val="num" w:pos="4320"/>
+        </w:tabs>
+        <w:ind w:left="4320" w:hanging="360"/>
+      </w:pPr>
+    </w:lvl>
+    <w:lvl w:ilvl="6" w:tentative="1">
+      <w:start w:val="1"/>
+      <w:numFmt w:val="decimal"/>
+      <w:lvlText w:val="%7."/>
+      <w:lvlJc w:val="left"/>
+      <w:pPr>
+        <w:tabs>
+          <w:tab w:val="num" w:pos="5040"/>
+        </w:tabs>
+        <w:ind w:left="5040" w:hanging="360"/>
+      </w:pPr>
+    </w:lvl>
+    <w:lvl w:ilvl="7" w:tentative="1">
+      <w:start w:val="1"/>
+      <w:numFmt w:val="decimal"/>
+      <w:lvlText w:val="%8."/>
+      <w:lvlJc w:val="left"/>
+      <w:pPr>
+        <w:tabs>
+          <w:tab w:val="num" w:pos="5760"/>
+        </w:tabs>
+        <w:ind w:left="5760" w:hanging="360"/>
+      </w:pPr>
+    </w:lvl>
+    <w:lvl w:ilvl="8" w:tentative="1">
+      <w:start w:val="1"/>
+      <w:numFmt w:val="decimal"/>
+      <w:lvlText w:val="%9."/>
+      <w:lvlJc w:val="left"/>
+      <w:pPr>
+        <w:tabs>
+          <w:tab w:val="num" w:pos="6480"/>
+        </w:tabs>
+        <w:ind w:left="6480" w:hanging="360"/>
+      </w:pPr>
+    </w:lvl>
+  </w:abstractNum>
+  <w:abstractNum w:abstractNumId="36" w15:restartNumberingAfterBreak="0">
+    <w:nsid w:val="6E6558B0"/>
+    <w:multiLevelType w:val="multilevel"/>
+    <w:tmpl w:val="3D183656"/>
+    <w:lvl w:ilvl="0">
+      <w:start w:val="1"/>
+      <w:numFmt w:val="bullet"/>
+      <w:lvlText w:val=""/>
+      <w:lvlJc w:val="left"/>
+      <w:pPr>
+        <w:tabs>
+          <w:tab w:val="num" w:pos="720"/>
+        </w:tabs>
+        <w:ind w:left="720" w:hanging="360"/>
+      </w:pPr>
+      <w:rPr>
+        <w:rFonts w:ascii="Symbol" w:hAnsi="Symbol" w:hint="default"/>
+        <w:sz w:val="20"/>
+      </w:rPr>
+    </w:lvl>
+    <w:lvl w:ilvl="1" w:tentative="1">
+      <w:start w:val="1"/>
+      <w:numFmt w:val="bullet"/>
+      <w:lvlText w:val="o"/>
+      <w:lvlJc w:val="left"/>
+      <w:pPr>
+        <w:tabs>
+          <w:tab w:val="num" w:pos="1440"/>
+        </w:tabs>
+        <w:ind w:left="1440" w:hanging="360"/>
+      </w:pPr>
+      <w:rPr>
+        <w:rFonts w:ascii="Courier New" w:hAnsi="Courier New" w:hint="default"/>
+        <w:sz w:val="20"/>
+      </w:rPr>
+    </w:lvl>
+    <w:lvl w:ilvl="2" w:tentative="1">
+      <w:start w:val="1"/>
+      <w:numFmt w:val="bullet"/>
+      <w:lvlText w:val=""/>
+      <w:lvlJc w:val="left"/>
+      <w:pPr>
+        <w:tabs>
+          <w:tab w:val="num" w:pos="2160"/>
+        </w:tabs>
+        <w:ind w:left="2160" w:hanging="360"/>
+      </w:pPr>
+      <w:rPr>
+        <w:rFonts w:ascii="Wingdings" w:hAnsi="Wingdings" w:hint="default"/>
+        <w:sz w:val="20"/>
+      </w:rPr>
+    </w:lvl>
+    <w:lvl w:ilvl="3" w:tentative="1">
+      <w:start w:val="1"/>
+      <w:numFmt w:val="bullet"/>
+      <w:lvlText w:val=""/>
+      <w:lvlJc w:val="left"/>
+      <w:pPr>
+        <w:tabs>
+          <w:tab w:val="num" w:pos="2880"/>
+        </w:tabs>
+        <w:ind w:left="2880" w:hanging="360"/>
+      </w:pPr>
+      <w:rPr>
+        <w:rFonts w:ascii="Wingdings" w:hAnsi="Wingdings" w:hint="default"/>
+        <w:sz w:val="20"/>
+      </w:rPr>
+    </w:lvl>
+    <w:lvl w:ilvl="4" w:tentative="1">
+      <w:start w:val="1"/>
+      <w:numFmt w:val="bullet"/>
+      <w:lvlText w:val=""/>
+      <w:lvlJc w:val="left"/>
+      <w:pPr>
+        <w:tabs>
+          <w:tab w:val="num" w:pos="3600"/>
+        </w:tabs>
+        <w:ind w:left="3600" w:hanging="360"/>
+      </w:pPr>
+      <w:rPr>
+        <w:rFonts w:ascii="Wingdings" w:hAnsi="Wingdings" w:hint="default"/>
+        <w:sz w:val="20"/>
+      </w:rPr>
+    </w:lvl>
+    <w:lvl w:ilvl="5" w:tentative="1">
+      <w:start w:val="1"/>
+      <w:numFmt w:val="bullet"/>
+      <w:lvlText w:val=""/>
+      <w:lvlJc w:val="left"/>
+      <w:pPr>
+        <w:tabs>
+          <w:tab w:val="num" w:pos="4320"/>
+        </w:tabs>
+        <w:ind w:left="4320" w:hanging="360"/>
+      </w:pPr>
+      <w:rPr>
+        <w:rFonts w:ascii="Wingdings" w:hAnsi="Wingdings" w:hint="default"/>
+        <w:sz w:val="20"/>
+      </w:rPr>
+    </w:lvl>
+    <w:lvl w:ilvl="6" w:tentative="1">
+      <w:start w:val="1"/>
+      <w:numFmt w:val="bullet"/>
+      <w:lvlText w:val=""/>
+      <w:lvlJc w:val="left"/>
+      <w:pPr>
+        <w:tabs>
+          <w:tab w:val="num" w:pos="5040"/>
+        </w:tabs>
+        <w:ind w:left="5040" w:hanging="360"/>
+      </w:pPr>
+      <w:rPr>
+        <w:rFonts w:ascii="Wingdings" w:hAnsi="Wingdings" w:hint="default"/>
+        <w:sz w:val="20"/>
+      </w:rPr>
+    </w:lvl>
+    <w:lvl w:ilvl="7" w:tentative="1">
+      <w:start w:val="1"/>
+      <w:numFmt w:val="bullet"/>
+      <w:lvlText w:val=""/>
+      <w:lvlJc w:val="left"/>
+      <w:pPr>
+        <w:tabs>
+          <w:tab w:val="num" w:pos="5760"/>
+        </w:tabs>
+        <w:ind w:left="5760" w:hanging="360"/>
+      </w:pPr>
+      <w:rPr>
+        <w:rFonts w:ascii="Wingdings" w:hAnsi="Wingdings" w:hint="default"/>
+        <w:sz w:val="20"/>
+      </w:rPr>
+    </w:lvl>
+    <w:lvl w:ilvl="8" w:tentative="1">
+      <w:start w:val="1"/>
+      <w:numFmt w:val="bullet"/>
+      <w:lvlText w:val=""/>
+      <w:lvlJc w:val="left"/>
+      <w:pPr>
+        <w:tabs>
+          <w:tab w:val="num" w:pos="6480"/>
+        </w:tabs>
+        <w:ind w:left="6480" w:hanging="360"/>
+      </w:pPr>
+      <w:rPr>
+        <w:rFonts w:ascii="Wingdings" w:hAnsi="Wingdings" w:hint="default"/>
+        <w:sz w:val="20"/>
+      </w:rPr>
+    </w:lvl>
+  </w:abstractNum>
+  <w:abstractNum w:abstractNumId="37" w15:restartNumberingAfterBreak="0">
     <w:nsid w:val="6FBE2837"/>
     <w:multiLevelType w:val="multilevel"/>
     <w:tmpl w:val="0E540EAC"/>
@@ -4471,7 +6776,7 @@
       </w:pPr>
     </w:lvl>
   </w:abstractNum>
-  <w:abstractNum w:abstractNumId="26" w15:restartNumberingAfterBreak="0">
+  <w:abstractNum w:abstractNumId="38" w15:restartNumberingAfterBreak="0">
     <w:nsid w:val="706A6297"/>
     <w:multiLevelType w:val="multilevel"/>
     <w:tmpl w:val="2C7E558A"/>
@@ -4620,7 +6925,7 @@
       </w:rPr>
     </w:lvl>
   </w:abstractNum>
-  <w:abstractNum w:abstractNumId="27" w15:restartNumberingAfterBreak="0">
+  <w:abstractNum w:abstractNumId="39" w15:restartNumberingAfterBreak="0">
     <w:nsid w:val="743F617A"/>
     <w:multiLevelType w:val="multilevel"/>
     <w:tmpl w:val="900EE2D0"/>
@@ -4769,7 +7074,7 @@
       </w:rPr>
     </w:lvl>
   </w:abstractNum>
-  <w:abstractNum w:abstractNumId="28" w15:restartNumberingAfterBreak="0">
+  <w:abstractNum w:abstractNumId="40" w15:restartNumberingAfterBreak="0">
     <w:nsid w:val="78EE13B1"/>
     <w:multiLevelType w:val="multilevel"/>
     <w:tmpl w:val="4162A638"/>
@@ -4918,7 +7223,7 @@
       </w:rPr>
     </w:lvl>
   </w:abstractNum>
-  <w:abstractNum w:abstractNumId="29" w15:restartNumberingAfterBreak="0">
+  <w:abstractNum w:abstractNumId="41" w15:restartNumberingAfterBreak="0">
     <w:nsid w:val="7D725BE0"/>
     <w:multiLevelType w:val="multilevel"/>
     <w:tmpl w:val="E04E9A66"/>
@@ -5068,94 +7373,130 @@
     </w:lvl>
   </w:abstractNum>
   <w:num w:numId="1" w16cid:durableId="2055109421">
+    <w:abstractNumId w:val="34"/>
+  </w:num>
+  <w:num w:numId="2" w16cid:durableId="1352999484">
     <w:abstractNumId w:val="24"/>
   </w:num>
-  <w:num w:numId="2" w16cid:durableId="1352999484">
+  <w:num w:numId="3" w16cid:durableId="1746754393">
+    <w:abstractNumId w:val="41"/>
+  </w:num>
+  <w:num w:numId="4" w16cid:durableId="1671713439">
+    <w:abstractNumId w:val="13"/>
+  </w:num>
+  <w:num w:numId="5" w16cid:durableId="1257589570">
+    <w:abstractNumId w:val="25"/>
+  </w:num>
+  <w:num w:numId="6" w16cid:durableId="319701583">
+    <w:abstractNumId w:val="32"/>
+  </w:num>
+  <w:num w:numId="7" w16cid:durableId="701054550">
+    <w:abstractNumId w:val="7"/>
+  </w:num>
+  <w:num w:numId="8" w16cid:durableId="1555968970">
+    <w:abstractNumId w:val="9"/>
+  </w:num>
+  <w:num w:numId="9" w16cid:durableId="400061554">
+    <w:abstractNumId w:val="5"/>
+  </w:num>
+  <w:num w:numId="10" w16cid:durableId="534123097">
+    <w:abstractNumId w:val="40"/>
+  </w:num>
+  <w:num w:numId="11" w16cid:durableId="1168252949">
+    <w:abstractNumId w:val="11"/>
+  </w:num>
+  <w:num w:numId="12" w16cid:durableId="770785199">
+    <w:abstractNumId w:val="37"/>
+  </w:num>
+  <w:num w:numId="13" w16cid:durableId="1416246347">
+    <w:abstractNumId w:val="27"/>
+  </w:num>
+  <w:num w:numId="14" w16cid:durableId="271595135">
+    <w:abstractNumId w:val="28"/>
+  </w:num>
+  <w:num w:numId="15" w16cid:durableId="204758605">
+    <w:abstractNumId w:val="1"/>
+  </w:num>
+  <w:num w:numId="16" w16cid:durableId="1279679710">
+    <w:abstractNumId w:val="12"/>
+  </w:num>
+  <w:num w:numId="17" w16cid:durableId="572937514">
+    <w:abstractNumId w:val="33"/>
+  </w:num>
+  <w:num w:numId="18" w16cid:durableId="39912008">
+    <w:abstractNumId w:val="39"/>
+  </w:num>
+  <w:num w:numId="19" w16cid:durableId="2034500331">
+    <w:abstractNumId w:val="23"/>
+  </w:num>
+  <w:num w:numId="20" w16cid:durableId="566955659">
+    <w:abstractNumId w:val="19"/>
+  </w:num>
+  <w:num w:numId="21" w16cid:durableId="1826242072">
+    <w:abstractNumId w:val="10"/>
+  </w:num>
+  <w:num w:numId="22" w16cid:durableId="1487236677">
+    <w:abstractNumId w:val="31"/>
+  </w:num>
+  <w:num w:numId="23" w16cid:durableId="644941544">
+    <w:abstractNumId w:val="2"/>
+  </w:num>
+  <w:num w:numId="24" w16cid:durableId="267734897">
+    <w:abstractNumId w:val="8"/>
+  </w:num>
+  <w:num w:numId="25" w16cid:durableId="161430812">
+    <w:abstractNumId w:val="38"/>
+  </w:num>
+  <w:num w:numId="26" w16cid:durableId="1216546303">
+    <w:abstractNumId w:val="4"/>
+  </w:num>
+  <w:num w:numId="27" w16cid:durableId="650400824">
+    <w:abstractNumId w:val="26"/>
+  </w:num>
+  <w:num w:numId="28" w16cid:durableId="724262613">
+    <w:abstractNumId w:val="17"/>
+  </w:num>
+  <w:num w:numId="29" w16cid:durableId="237908169">
+    <w:abstractNumId w:val="29"/>
+  </w:num>
+  <w:num w:numId="30" w16cid:durableId="1218394755">
+    <w:abstractNumId w:val="20"/>
+  </w:num>
+  <w:num w:numId="31" w16cid:durableId="832139667">
+    <w:abstractNumId w:val="22"/>
+  </w:num>
+  <w:num w:numId="32" w16cid:durableId="58133186">
+    <w:abstractNumId w:val="35"/>
+  </w:num>
+  <w:num w:numId="33" w16cid:durableId="119495026">
+    <w:abstractNumId w:val="36"/>
+  </w:num>
+  <w:num w:numId="34" w16cid:durableId="16660928">
+    <w:abstractNumId w:val="14"/>
+  </w:num>
+  <w:num w:numId="35" w16cid:durableId="1037506458">
     <w:abstractNumId w:val="15"/>
   </w:num>
-  <w:num w:numId="3" w16cid:durableId="1746754393">
-    <w:abstractNumId w:val="29"/>
-  </w:num>
-  <w:num w:numId="4" w16cid:durableId="1671713439">
-    <w:abstractNumId w:val="10"/>
-  </w:num>
-  <w:num w:numId="5" w16cid:durableId="1257589570">
+  <w:num w:numId="36" w16cid:durableId="2118403316">
     <w:abstractNumId w:val="16"/>
   </w:num>
-  <w:num w:numId="6" w16cid:durableId="319701583">
-    <w:abstractNumId w:val="22"/>
+  <w:num w:numId="37" w16cid:durableId="1767800069">
+    <w:abstractNumId w:val="0"/>
   </w:num>
-  <w:num w:numId="7" w16cid:durableId="701054550">
-    <w:abstractNumId w:val="4"/>
+  <w:num w:numId="38" w16cid:durableId="988944343">
+    <w:abstractNumId w:val="3"/>
   </w:num>
-  <w:num w:numId="8" w16cid:durableId="1555968970">
+  <w:num w:numId="39" w16cid:durableId="911622232">
+    <w:abstractNumId w:val="30"/>
+  </w:num>
+  <w:num w:numId="40" w16cid:durableId="516233020">
+    <w:abstractNumId w:val="18"/>
+  </w:num>
+  <w:num w:numId="41" w16cid:durableId="1201625512">
     <w:abstractNumId w:val="6"/>
   </w:num>
-  <w:num w:numId="9" w16cid:durableId="400061554">
-    <w:abstractNumId w:val="3"/>
-  </w:num>
-  <w:num w:numId="10" w16cid:durableId="534123097">
-    <w:abstractNumId w:val="28"/>
-  </w:num>
-  <w:num w:numId="11" w16cid:durableId="1168252949">
-    <w:abstractNumId w:val="8"/>
-  </w:num>
-  <w:num w:numId="12" w16cid:durableId="770785199">
-    <w:abstractNumId w:val="25"/>
-  </w:num>
-  <w:num w:numId="13" w16cid:durableId="1416246347">
-    <w:abstractNumId w:val="18"/>
-  </w:num>
-  <w:num w:numId="14" w16cid:durableId="271595135">
-    <w:abstractNumId w:val="19"/>
-  </w:num>
-  <w:num w:numId="15" w16cid:durableId="204758605">
-    <w:abstractNumId w:val="0"/>
-  </w:num>
-  <w:num w:numId="16" w16cid:durableId="1279679710">
-    <w:abstractNumId w:val="9"/>
-  </w:num>
-  <w:num w:numId="17" w16cid:durableId="572937514">
-    <w:abstractNumId w:val="23"/>
-  </w:num>
-  <w:num w:numId="18" w16cid:durableId="39912008">
-    <w:abstractNumId w:val="27"/>
-  </w:num>
-  <w:num w:numId="19" w16cid:durableId="2034500331">
-    <w:abstractNumId w:val="14"/>
-  </w:num>
-  <w:num w:numId="20" w16cid:durableId="566955659">
-    <w:abstractNumId w:val="12"/>
-  </w:num>
-  <w:num w:numId="21" w16cid:durableId="1826242072">
-    <w:abstractNumId w:val="7"/>
-  </w:num>
-  <w:num w:numId="22" w16cid:durableId="1487236677">
+  <w:num w:numId="42" w16cid:durableId="1245991412">
     <w:abstractNumId w:val="21"/>
-  </w:num>
-  <w:num w:numId="23" w16cid:durableId="644941544">
-    <w:abstractNumId w:val="1"/>
-  </w:num>
-  <w:num w:numId="24" w16cid:durableId="267734897">
-    <w:abstractNumId w:val="5"/>
-  </w:num>
-  <w:num w:numId="25" w16cid:durableId="161430812">
-    <w:abstractNumId w:val="26"/>
-  </w:num>
-  <w:num w:numId="26" w16cid:durableId="1216546303">
-    <w:abstractNumId w:val="2"/>
-  </w:num>
-  <w:num w:numId="27" w16cid:durableId="650400824">
-    <w:abstractNumId w:val="17"/>
-  </w:num>
-  <w:num w:numId="28" w16cid:durableId="724262613">
-    <w:abstractNumId w:val="11"/>
-  </w:num>
-  <w:num w:numId="29" w16cid:durableId="237908169">
-    <w:abstractNumId w:val="20"/>
-  </w:num>
-  <w:num w:numId="30" w16cid:durableId="1218394755">
-    <w:abstractNumId w:val="13"/>
   </w:num>
 </w:numbering>
 </file>
@@ -5763,7 +8104,6 @@
   <w:style w:type="character" w:default="1" w:styleId="a0">
     <w:name w:val="Default Paragraph Font"/>
     <w:uiPriority w:val="1"/>
-    <w:semiHidden/>
     <w:unhideWhenUsed/>
   </w:style>
   <w:style w:type="table" w:default="1" w:styleId="a1">

--- a/Документация.docx
+++ b/Документация.docx
@@ -58,15 +58,11 @@
       <w:pPr>
         <w:rPr>
           <w:rFonts w:ascii="Calibri" w:hAnsi="Calibri" w:cs="Calibri"/>
-          <w:b/>
-          <w:bCs/>
-        </w:rPr>
-      </w:pPr>
-      <w:r>
-        <w:rPr>
-          <w:rFonts w:ascii="Calibri" w:hAnsi="Calibri" w:cs="Calibri"/>
-          <w:b/>
-          <w:bCs/>
+        </w:rPr>
+      </w:pPr>
+      <w:r>
+        <w:rPr>
+          <w:rFonts w:ascii="Calibri" w:hAnsi="Calibri" w:cs="Calibri"/>
         </w:rPr>
         <w:t>Добро пожаловать в мир умного пилотирования! Это руководство поможет вам разобраться, как работает наше приложение, как собрать систему из частей и как безопасно управлять вашим дроном. Мы убрали сложные технические термины там, где это возможно, чтобы вы могли сосредоточиться на полетах, а не на чтении инструкций.</w:t>
       </w:r>
@@ -450,7 +446,6 @@
         <w:rPr>
           <w:rFonts w:ascii="Calibri" w:hAnsi="Calibri" w:cs="Calibri"/>
         </w:rPr>
-        <w:lastRenderedPageBreak/>
         <w:t xml:space="preserve">В настройках загрузки выберите правильную плату (обычно ESP32 </w:t>
       </w:r>
       <w:proofErr w:type="spellStart"/>
@@ -496,6 +491,7 @@
         <w:rPr>
           <w:rFonts w:ascii="Calibri" w:hAnsi="Calibri" w:cs="Calibri"/>
         </w:rPr>
+        <w:lastRenderedPageBreak/>
         <w:t>Нажмите кнопку «Загрузить». Готово! Теперь чип умеет общаться с дроном.</w:t>
       </w:r>
     </w:p>
@@ -948,7 +944,6 @@
         <w:rPr>
           <w:rFonts w:ascii="Calibri" w:hAnsi="Calibri" w:cs="Calibri"/>
         </w:rPr>
-        <w:lastRenderedPageBreak/>
         <w:t>3D-модель дрона: В центре экрана крутится виртуальный дрон. Он повторяет движения реального аппарата один в один. Если дрон накренился влево — модель тоже наклонится.</w:t>
       </w:r>
     </w:p>
@@ -968,6 +963,7 @@
           <w:i/>
           <w:iCs/>
         </w:rPr>
+        <w:lastRenderedPageBreak/>
         <w:t>Фишка</w:t>
       </w:r>
       <w:proofErr w:type="gramStart"/>
@@ -1370,19 +1366,7 @@
         <w:rPr>
           <w:rFonts w:ascii="Calibri" w:hAnsi="Calibri" w:cs="Calibri"/>
         </w:rPr>
-        <w:t>Как это работает</w:t>
-      </w:r>
-      <w:r>
-        <w:rPr>
-          <w:rFonts w:ascii="Calibri" w:hAnsi="Calibri" w:cs="Calibri"/>
-        </w:rPr>
-        <w:t>: выбираете</w:t>
-      </w:r>
-      <w:r>
-        <w:rPr>
-          <w:rFonts w:ascii="Calibri" w:hAnsi="Calibri" w:cs="Calibri"/>
-        </w:rPr>
-        <w:t xml:space="preserve"> тему — и приложение мгновенно перекрашивается. Не нужно ничего перезагружать.</w:t>
+        <w:t>Как это работает: выбираете тему — и приложение мгновенно перекрашивается. Не нужно ничего перезагружать.</w:t>
       </w:r>
     </w:p>
     <w:p>
@@ -1399,7 +1383,6 @@
         <w:rPr>
           <w:rFonts w:ascii="Calibri" w:hAnsi="Calibri" w:cs="Calibri"/>
         </w:rPr>
-        <w:lastRenderedPageBreak/>
         <w:t>Память: Приложение запомнит ваш выбор. В следующий раз, когда вы его откроете, оно сразу будет в любимых цветах.</w:t>
       </w:r>
     </w:p>
@@ -1430,6 +1413,7 @@
         <w:rPr>
           <w:rFonts w:ascii="Calibri" w:hAnsi="Calibri" w:cs="Calibri"/>
         </w:rPr>
+        <w:lastRenderedPageBreak/>
         <w:t>Иногда техника капризничает. Вот простые решения частых проблем:</w:t>
       </w:r>
     </w:p>
@@ -8104,6 +8088,7 @@
   <w:style w:type="character" w:default="1" w:styleId="a0">
     <w:name w:val="Default Paragraph Font"/>
     <w:uiPriority w:val="1"/>
+    <w:semiHidden/>
     <w:unhideWhenUsed/>
   </w:style>
   <w:style w:type="table" w:default="1" w:styleId="a1">
